--- a/Отчет_Python_ЛР1-3_Бурундуков.docx
+++ b/Отчет_Python_ЛР1-3_Бурундуков.docx
@@ -2303,6 +2303,6576 @@
           <w:szCs w:val="28"/>
         </w:rPr>
         <w:t>Предметная область описана иерархией классов. Новый вид транспорта добавляется наследником Vehicle без изменения класса Fleet.</w:t>
+      </w:r>
+    </w:p>
+    <w:p>
+      <w:pPr>
+        <w:pageBreakBefore/>
+        <w:spacing w:line="360" w:lineRule="auto"/>
+      </w:pPr>
+      <w:r>
+        <w:rPr>
+          <w:rFonts w:ascii="Times New Roman" w:hAnsi="Times New Roman"/>
+          <w:b/>
+          <w:sz w:val="28"/>
+          <w:szCs w:val="28"/>
+        </w:rPr>
+        <w:t xml:space="preserve">ЛАБОРАТОРНАЯ РАБОТА №4</w:t>
+      </w:r>
+    </w:p>
+    <w:p>
+      <w:pPr>
+        <w:spacing w:after="240" w:line="360" w:lineRule="auto"/>
+      </w:pPr>
+      <w:r>
+        <w:rPr>
+          <w:rFonts w:ascii="Times New Roman" w:hAnsi="Times New Roman"/>
+          <w:b/>
+          <w:sz w:val="28"/>
+          <w:szCs w:val="28"/>
+        </w:rPr>
+        <w:t xml:space="preserve">Тема: «Модули, исключения, файлы и сериализация данных в Python»</w:t>
+      </w:r>
+    </w:p>
+    <w:p>
+      <w:pPr>
+        <w:keepNext/>
+        <w:spacing w:before="120" w:line="360" w:lineRule="auto"/>
+        <w:ind w:firstLine="709"/>
+        <w:jc w:val="both"/>
+      </w:pPr>
+      <w:r>
+        <w:rPr>
+          <w:rFonts w:ascii="Times New Roman" w:hAnsi="Times New Roman"/>
+          <w:b/>
+          <w:sz w:val="28"/>
+          <w:szCs w:val="28"/>
+        </w:rPr>
+        <w:t xml:space="preserve">1. Цель работы</w:t>
+      </w:r>
+    </w:p>
+    <w:p>
+      <w:pPr>
+        <w:spacing w:line="360" w:lineRule="auto"/>
+        <w:ind w:firstLine="709"/>
+        <w:jc w:val="both"/>
+      </w:pPr>
+      <w:r>
+        <w:rPr>
+          <w:rFonts w:ascii="Times New Roman" w:hAnsi="Times New Roman"/>
+          <w:sz w:val="28"/>
+          <w:szCs w:val="28"/>
+        </w:rPr>
+        <w:t xml:space="preserve">Научиться разбивать программу на модули, создавать собственные исключения, работать с текстовыми файлами и сериализовать данные в JSON и CSV.</w:t>
+      </w:r>
+    </w:p>
+    <w:p>
+      <w:pPr>
+        <w:keepNext/>
+        <w:spacing w:before="120" w:line="360" w:lineRule="auto"/>
+        <w:ind w:firstLine="709"/>
+        <w:jc w:val="both"/>
+      </w:pPr>
+      <w:r>
+        <w:rPr>
+          <w:rFonts w:ascii="Times New Roman" w:hAnsi="Times New Roman"/>
+          <w:b/>
+          <w:sz w:val="28"/>
+          <w:szCs w:val="28"/>
+        </w:rPr>
+        <w:t xml:space="preserve">2. Индивидуальное задание (вариант 5)</w:t>
+      </w:r>
+    </w:p>
+    <w:p>
+      <w:pPr>
+        <w:spacing w:line="360" w:lineRule="auto"/>
+        <w:ind w:firstLine="709"/>
+        <w:jc w:val="both"/>
+      </w:pPr>
+      <w:r>
+        <w:rPr>
+          <w:rFonts w:ascii="Times New Roman" w:hAnsi="Times New Roman"/>
+          <w:sz w:val="28"/>
+          <w:szCs w:val="28"/>
+        </w:rPr>
+        <w:t xml:space="preserve">«Каталог фильмов». Хранение фильмов в файлах JSON и CSV, поиск, фильтрация и статистика, проверка данных собственными исключениями.</w:t>
+      </w:r>
+    </w:p>
+    <w:p>
+      <w:pPr>
+        <w:keepNext/>
+        <w:spacing w:line="360" w:lineRule="auto"/>
+        <w:ind w:firstLine="709"/>
+        <w:jc w:val="both"/>
+      </w:pPr>
+      <w:r>
+        <w:rPr>
+          <w:rFonts w:ascii="Times New Roman" w:hAnsi="Times New Roman"/>
+          <w:sz w:val="28"/>
+          <w:szCs w:val="28"/>
+        </w:rPr>
+        <w:t xml:space="preserve">Реализовано:</w:t>
+      </w:r>
+    </w:p>
+    <w:p>
+      <w:pPr>
+        <w:spacing w:line="360" w:lineRule="auto"/>
+        <w:ind w:left="1009" w:hanging="300"/>
+        <w:jc w:val="both"/>
+      </w:pPr>
+      <w:r>
+        <w:rPr>
+          <w:rFonts w:ascii="Times New Roman" w:hAnsi="Times New Roman"/>
+          <w:sz w:val="28"/>
+          <w:szCs w:val="28"/>
+        </w:rPr>
+        <w:t xml:space="preserve">– пакет из модулей models, exceptions, storage, services и main;</w:t>
+      </w:r>
+    </w:p>
+    <w:p>
+      <w:pPr>
+        <w:spacing w:line="360" w:lineRule="auto"/>
+        <w:ind w:left="1009" w:hanging="300"/>
+        <w:jc w:val="both"/>
+      </w:pPr>
+      <w:r>
+        <w:rPr>
+          <w:rFonts w:ascii="Times New Roman" w:hAnsi="Times New Roman"/>
+          <w:sz w:val="28"/>
+          <w:szCs w:val="28"/>
+        </w:rPr>
+        <w:t xml:space="preserve">– иерархия исключений (InvalidRatingError, MovieNotFoundError и др.), ошибки ввода не прерывают программу;</w:t>
+      </w:r>
+    </w:p>
+    <w:p>
+      <w:pPr>
+        <w:spacing w:line="360" w:lineRule="auto"/>
+        <w:ind w:left="1009" w:hanging="300"/>
+        <w:jc w:val="both"/>
+      </w:pPr>
+      <w:r>
+        <w:rPr>
+          <w:rFonts w:ascii="Times New Roman" w:hAnsi="Times New Roman"/>
+          <w:sz w:val="28"/>
+          <w:szCs w:val="28"/>
+        </w:rPr>
+        <w:t xml:space="preserve">– сохранение и загрузка каталога в JSON и CSV, восстановление объектов через classmethod from_dict.</w:t>
+      </w:r>
+    </w:p>
+    <w:p>
+      <w:pPr>
+        <w:keepNext/>
+        <w:spacing w:before="120" w:line="360" w:lineRule="auto"/>
+        <w:ind w:firstLine="709"/>
+        <w:jc w:val="both"/>
+      </w:pPr>
+      <w:r>
+        <w:rPr>
+          <w:rFonts w:ascii="Times New Roman" w:hAnsi="Times New Roman"/>
+          <w:b/>
+          <w:sz w:val="28"/>
+          <w:szCs w:val="28"/>
+        </w:rPr>
+        <w:t xml:space="preserve">3. Исходный код</w:t>
+      </w:r>
+    </w:p>
+    <w:p>
+      <w:pPr>
+        <w:spacing w:line="360" w:lineRule="auto"/>
+        <w:ind w:firstLine="709"/>
+        <w:jc w:val="left"/>
+      </w:pPr>
+      <w:r>
+        <w:rPr>
+          <w:rFonts w:ascii="Times New Roman" w:hAnsi="Times New Roman"/>
+          <w:sz w:val="28"/>
+          <w:szCs w:val="28"/>
+        </w:rPr>
+        <w:t xml:space="preserve">Код программы: </w:t>
+      </w:r>
+      <w:hyperlink r:id="rId100" w:history="1">
+        <w:r>
+          <w:rPr>
+            <w:rFonts w:ascii="Times New Roman" w:hAnsi="Times New Roman"/>
+            <w:color w:val="0563C1"/>
+            <w:u w:val="single"/>
+          </w:rPr>
+          <w:t>https://github.com/chelchelikov/PYTHON/tree/claude/python-lab-work-variant-5-wkie26/lab4_Burund</w:t>
+        </w:r>
+      </w:hyperlink>
+    </w:p>
+    <w:p>
+      <w:pPr>
+        <w:keepNext/>
+        <w:spacing w:before="120" w:line="360" w:lineRule="auto"/>
+        <w:ind w:firstLine="709"/>
+        <w:jc w:val="both"/>
+      </w:pPr>
+      <w:r>
+        <w:rPr>
+          <w:rFonts w:ascii="Times New Roman" w:hAnsi="Times New Roman"/>
+          <w:b/>
+          <w:sz w:val="28"/>
+          <w:szCs w:val="28"/>
+        </w:rPr>
+        <w:t xml:space="preserve">4. Результаты работы программы</w:t>
+      </w:r>
+    </w:p>
+    <w:p>
+      <w:pPr>
+        <w:keepNext/>
+        <w:spacing w:before="120" w:line="360" w:lineRule="auto"/>
+      </w:pPr>
+      <w:r>
+        <w:rPr>
+          <w:noProof/>
+          <w:lang w:eastAsia="ru-RU"/>
+        </w:rPr>
+        <w:drawing>
+          <wp:inline distT="0" distB="0" distL="0" distR="0">
+            <wp:extent cx="3513900" cy="7900000"/>
+            <wp:effectExtent l="0" t="0" r="0" b="0"/>
+            <wp:docPr id="100" name="Рисунок 100"/>
+            <wp:cNvGraphicFramePr>
+              <a:graphicFrameLocks xmlns:a="http://schemas.openxmlformats.org/drawingml/2006/main" noChangeAspect="1"/>
+            </wp:cNvGraphicFramePr>
+            <a:graphic xmlns:a="http://schemas.openxmlformats.org/drawingml/2006/main">
+              <a:graphicData uri="http://schemas.openxmlformats.org/drawingml/2006/picture">
+                <pic:pic xmlns:pic="http://schemas.openxmlformats.org/drawingml/2006/picture">
+                  <pic:nvPicPr>
+                    <pic:cNvPr id="100" name="image7.png"/>
+                    <pic:cNvPicPr/>
+                  </pic:nvPicPr>
+                  <pic:blipFill>
+                    <a:blip r:embed="rId101"/>
+                    <a:stretch>
+                      <a:fillRect/>
+                    </a:stretch>
+                  </pic:blipFill>
+                  <pic:spPr>
+                    <a:xfrm>
+                      <a:off x="0" y="0"/>
+                      <a:ext cx="3513900" cy="7900000"/>
+                    </a:xfrm>
+                    <a:prstGeom prst="rect">
+                      <a:avLst/>
+                    </a:prstGeom>
+                  </pic:spPr>
+                </pic:pic>
+              </a:graphicData>
+            </a:graphic>
+          </wp:inline>
+        </w:drawing>
+      </w:r>
+    </w:p>
+    <w:p>
+      <w:pPr>
+        <w:spacing w:after="120" w:line="360" w:lineRule="auto"/>
+      </w:pPr>
+      <w:r>
+        <w:rPr>
+          <w:rFonts w:ascii="Times New Roman" w:hAnsi="Times New Roman"/>
+          <w:sz w:val="24"/>
+          <w:szCs w:val="24"/>
+        </w:rPr>
+        <w:t xml:space="preserve">Рисунок 4.1 – Работа с каталогом и обработка ошибок</w:t>
+      </w:r>
+    </w:p>
+    <w:p>
+      <w:pPr>
+        <w:keepNext/>
+        <w:spacing w:before="120" w:line="360" w:lineRule="auto"/>
+      </w:pPr>
+      <w:r>
+        <w:rPr>
+          <w:noProof/>
+          <w:lang w:eastAsia="ru-RU"/>
+        </w:rPr>
+        <w:drawing>
+          <wp:inline distT="0" distB="0" distL="0" distR="0">
+            <wp:extent cx="4686441" cy="7900000"/>
+            <wp:effectExtent l="0" t="0" r="0" b="0"/>
+            <wp:docPr id="101" name="Рисунок 101"/>
+            <wp:cNvGraphicFramePr>
+              <a:graphicFrameLocks xmlns:a="http://schemas.openxmlformats.org/drawingml/2006/main" noChangeAspect="1"/>
+            </wp:cNvGraphicFramePr>
+            <a:graphic xmlns:a="http://schemas.openxmlformats.org/drawingml/2006/main">
+              <a:graphicData uri="http://schemas.openxmlformats.org/drawingml/2006/picture">
+                <pic:pic xmlns:pic="http://schemas.openxmlformats.org/drawingml/2006/picture">
+                  <pic:nvPicPr>
+                    <pic:cNvPr id="101" name="image8.png"/>
+                    <pic:cNvPicPr/>
+                  </pic:nvPicPr>
+                  <pic:blipFill>
+                    <a:blip r:embed="rId102"/>
+                    <a:stretch>
+                      <a:fillRect/>
+                    </a:stretch>
+                  </pic:blipFill>
+                  <pic:spPr>
+                    <a:xfrm>
+                      <a:off x="0" y="0"/>
+                      <a:ext cx="4686441" cy="7900000"/>
+                    </a:xfrm>
+                    <a:prstGeom prst="rect">
+                      <a:avLst/>
+                    </a:prstGeom>
+                  </pic:spPr>
+                </pic:pic>
+              </a:graphicData>
+            </a:graphic>
+          </wp:inline>
+        </w:drawing>
+      </w:r>
+    </w:p>
+    <w:p>
+      <w:pPr>
+        <w:spacing w:after="120" w:line="360" w:lineRule="auto"/>
+      </w:pPr>
+      <w:r>
+        <w:rPr>
+          <w:rFonts w:ascii="Times New Roman" w:hAnsi="Times New Roman"/>
+          <w:sz w:val="24"/>
+          <w:szCs w:val="24"/>
+        </w:rPr>
+        <w:t xml:space="preserve">Рисунок 4.2 – Повторный запуск: данные загружены из JSON и CSV</w:t>
+      </w:r>
+    </w:p>
+    <w:p>
+      <w:pPr>
+        <w:keepNext/>
+        <w:spacing w:before="120" w:line="360" w:lineRule="auto"/>
+        <w:ind w:firstLine="709"/>
+        <w:jc w:val="both"/>
+      </w:pPr>
+      <w:r>
+        <w:rPr>
+          <w:rFonts w:ascii="Times New Roman" w:hAnsi="Times New Roman"/>
+          <w:b/>
+          <w:sz w:val="28"/>
+          <w:szCs w:val="28"/>
+        </w:rPr>
+        <w:t xml:space="preserve">5. Вывод</w:t>
+      </w:r>
+    </w:p>
+    <w:p>
+      <w:pPr>
+        <w:spacing w:line="360" w:lineRule="auto"/>
+        <w:ind w:firstLine="709"/>
+        <w:jc w:val="both"/>
+      </w:pPr>
+      <w:r>
+        <w:rPr>
+          <w:rFonts w:ascii="Times New Roman" w:hAnsi="Times New Roman"/>
+          <w:sz w:val="28"/>
+          <w:szCs w:val="28"/>
+        </w:rPr>
+        <w:t xml:space="preserve">Разделение на модули упростило код, собственные исключения сделали обработку ошибок явной, а сериализация сохраняет каталог между запусками.</w:t>
+      </w:r>
+    </w:p>
+    <w:p>
+      <w:pPr>
+        <w:pageBreakBefore/>
+        <w:spacing w:line="360" w:lineRule="auto"/>
+      </w:pPr>
+      <w:r>
+        <w:rPr>
+          <w:rFonts w:ascii="Times New Roman" w:hAnsi="Times New Roman"/>
+          <w:b/>
+          <w:sz w:val="28"/>
+          <w:szCs w:val="28"/>
+        </w:rPr>
+        <w:t xml:space="preserve">ЛАБОРАТОРНАЯ РАБОТА №5</w:t>
+      </w:r>
+    </w:p>
+    <w:p>
+      <w:pPr>
+        <w:spacing w:after="240" w:line="360" w:lineRule="auto"/>
+      </w:pPr>
+      <w:r>
+        <w:rPr>
+          <w:rFonts w:ascii="Times New Roman" w:hAnsi="Times New Roman"/>
+          <w:b/>
+          <w:sz w:val="28"/>
+          <w:szCs w:val="28"/>
+        </w:rPr>
+        <w:t xml:space="preserve">Тема: «Функциональные возможности Python: функции высшего порядка, итераторы и генераторы»</w:t>
+      </w:r>
+    </w:p>
+    <w:p>
+      <w:pPr>
+        <w:keepNext/>
+        <w:spacing w:before="120" w:line="360" w:lineRule="auto"/>
+        <w:ind w:firstLine="709"/>
+        <w:jc w:val="both"/>
+      </w:pPr>
+      <w:r>
+        <w:rPr>
+          <w:rFonts w:ascii="Times New Roman" w:hAnsi="Times New Roman"/>
+          <w:b/>
+          <w:sz w:val="28"/>
+          <w:szCs w:val="28"/>
+        </w:rPr>
+        <w:t xml:space="preserve">1. Цель работы</w:t>
+      </w:r>
+    </w:p>
+    <w:p>
+      <w:pPr>
+        <w:spacing w:line="360" w:lineRule="auto"/>
+        <w:ind w:firstLine="709"/>
+        <w:jc w:val="both"/>
+      </w:pPr>
+      <w:r>
+        <w:rPr>
+          <w:rFonts w:ascii="Times New Roman" w:hAnsi="Times New Roman"/>
+          <w:sz w:val="28"/>
+          <w:szCs w:val="28"/>
+        </w:rPr>
+        <w:t xml:space="preserve">Освоить функции высшего порядка, lambda, map/filter/reduce, замыкания, итераторы и генераторы.</w:t>
+      </w:r>
+    </w:p>
+    <w:p>
+      <w:pPr>
+        <w:keepNext/>
+        <w:spacing w:before="120" w:line="360" w:lineRule="auto"/>
+        <w:ind w:firstLine="709"/>
+        <w:jc w:val="both"/>
+      </w:pPr>
+      <w:r>
+        <w:rPr>
+          <w:rFonts w:ascii="Times New Roman" w:hAnsi="Times New Roman"/>
+          <w:b/>
+          <w:sz w:val="28"/>
+          <w:szCs w:val="28"/>
+        </w:rPr>
+        <w:t xml:space="preserve">2. Индивидуальное задание (вариант 5)</w:t>
+      </w:r>
+    </w:p>
+    <w:p>
+      <w:pPr>
+        <w:spacing w:line="360" w:lineRule="auto"/>
+        <w:ind w:firstLine="709"/>
+        <w:jc w:val="both"/>
+      </w:pPr>
+      <w:r>
+        <w:rPr>
+          <w:rFonts w:ascii="Times New Roman" w:hAnsi="Times New Roman"/>
+          <w:sz w:val="28"/>
+          <w:szCs w:val="28"/>
+        </w:rPr>
+        <w:t xml:space="preserve">«Фильмы». Обработка коллекции фильмов в функциональном стиле: отбор, преобразование, агрегирование и ленивая обработка.</w:t>
+      </w:r>
+    </w:p>
+    <w:p>
+      <w:pPr>
+        <w:keepNext/>
+        <w:spacing w:line="360" w:lineRule="auto"/>
+        <w:ind w:firstLine="709"/>
+        <w:jc w:val="both"/>
+      </w:pPr>
+      <w:r>
+        <w:rPr>
+          <w:rFonts w:ascii="Times New Roman" w:hAnsi="Times New Roman"/>
+          <w:sz w:val="28"/>
+          <w:szCs w:val="28"/>
+        </w:rPr>
+        <w:t xml:space="preserve">Реализовано:</w:t>
+      </w:r>
+    </w:p>
+    <w:p>
+      <w:pPr>
+        <w:spacing w:line="360" w:lineRule="auto"/>
+        <w:ind w:left="1009" w:hanging="300"/>
+        <w:jc w:val="both"/>
+      </w:pPr>
+      <w:r>
+        <w:rPr>
+          <w:rFonts w:ascii="Times New Roman" w:hAnsi="Times New Roman"/>
+          <w:sz w:val="28"/>
+          <w:szCs w:val="28"/>
+        </w:rPr>
+        <w:t xml:space="preserve">– выборки и преобразования через filter, map, sorted с key и functools.reduce;</w:t>
+      </w:r>
+    </w:p>
+    <w:p>
+      <w:pPr>
+        <w:spacing w:line="360" w:lineRule="auto"/>
+        <w:ind w:left="1009" w:hanging="300"/>
+        <w:jc w:val="both"/>
+      </w:pPr>
+      <w:r>
+        <w:rPr>
+          <w:rFonts w:ascii="Times New Roman" w:hAnsi="Times New Roman"/>
+          <w:sz w:val="28"/>
+          <w:szCs w:val="28"/>
+        </w:rPr>
+        <w:t xml:space="preserve">– генератор фильмов по условию и собственный итератор с протоколом __iter__/__next__;</w:t>
+      </w:r>
+    </w:p>
+    <w:p>
+      <w:pPr>
+        <w:spacing w:line="360" w:lineRule="auto"/>
+        <w:ind w:left="1009" w:hanging="300"/>
+        <w:jc w:val="both"/>
+      </w:pPr>
+      <w:r>
+        <w:rPr>
+          <w:rFonts w:ascii="Times New Roman" w:hAnsi="Times New Roman"/>
+          <w:sz w:val="28"/>
+          <w:szCs w:val="28"/>
+        </w:rPr>
+        <w:t xml:space="preserve">– проверки any/all и конвейер обработки из композиции функций.</w:t>
+      </w:r>
+    </w:p>
+    <w:p>
+      <w:pPr>
+        <w:keepNext/>
+        <w:spacing w:before="120" w:line="360" w:lineRule="auto"/>
+        <w:ind w:firstLine="709"/>
+        <w:jc w:val="both"/>
+      </w:pPr>
+      <w:r>
+        <w:rPr>
+          <w:rFonts w:ascii="Times New Roman" w:hAnsi="Times New Roman"/>
+          <w:b/>
+          <w:sz w:val="28"/>
+          <w:szCs w:val="28"/>
+        </w:rPr>
+        <w:t xml:space="preserve">3. Исходный код</w:t>
+      </w:r>
+    </w:p>
+    <w:p>
+      <w:pPr>
+        <w:spacing w:line="360" w:lineRule="auto"/>
+        <w:ind w:firstLine="709"/>
+        <w:jc w:val="left"/>
+      </w:pPr>
+      <w:r>
+        <w:rPr>
+          <w:rFonts w:ascii="Times New Roman" w:hAnsi="Times New Roman"/>
+          <w:sz w:val="28"/>
+          <w:szCs w:val="28"/>
+        </w:rPr>
+        <w:t xml:space="preserve">Код программы: </w:t>
+      </w:r>
+      <w:hyperlink r:id="rId103" w:history="1">
+        <w:r>
+          <w:rPr>
+            <w:rFonts w:ascii="Times New Roman" w:hAnsi="Times New Roman"/>
+            <w:color w:val="0563C1"/>
+            <w:u w:val="single"/>
+          </w:rPr>
+          <w:t>https://github.com/chelchelikov/PYTHON/tree/claude/python-lab-work-variant-5-wkie26/lab5_Burund</w:t>
+        </w:r>
+      </w:hyperlink>
+    </w:p>
+    <w:p>
+      <w:pPr>
+        <w:keepNext/>
+        <w:spacing w:before="120" w:line="360" w:lineRule="auto"/>
+        <w:ind w:firstLine="709"/>
+        <w:jc w:val="both"/>
+      </w:pPr>
+      <w:r>
+        <w:rPr>
+          <w:rFonts w:ascii="Times New Roman" w:hAnsi="Times New Roman"/>
+          <w:b/>
+          <w:sz w:val="28"/>
+          <w:szCs w:val="28"/>
+        </w:rPr>
+        <w:t xml:space="preserve">4. Результаты работы программы</w:t>
+      </w:r>
+    </w:p>
+    <w:p>
+      <w:pPr>
+        <w:keepNext/>
+        <w:spacing w:before="120" w:line="360" w:lineRule="auto"/>
+      </w:pPr>
+      <w:r>
+        <w:rPr>
+          <w:noProof/>
+          <w:lang w:eastAsia="ru-RU"/>
+        </w:rPr>
+        <w:drawing>
+          <wp:inline distT="0" distB="0" distL="0" distR="0">
+            <wp:extent cx="5921577" cy="7900000"/>
+            <wp:effectExtent l="0" t="0" r="0" b="0"/>
+            <wp:docPr id="102" name="Рисунок 102"/>
+            <wp:cNvGraphicFramePr>
+              <a:graphicFrameLocks xmlns:a="http://schemas.openxmlformats.org/drawingml/2006/main" noChangeAspect="1"/>
+            </wp:cNvGraphicFramePr>
+            <a:graphic xmlns:a="http://schemas.openxmlformats.org/drawingml/2006/main">
+              <a:graphicData uri="http://schemas.openxmlformats.org/drawingml/2006/picture">
+                <pic:pic xmlns:pic="http://schemas.openxmlformats.org/drawingml/2006/picture">
+                  <pic:nvPicPr>
+                    <pic:cNvPr id="102" name="image9.png"/>
+                    <pic:cNvPicPr/>
+                  </pic:nvPicPr>
+                  <pic:blipFill>
+                    <a:blip r:embed="rId104"/>
+                    <a:stretch>
+                      <a:fillRect/>
+                    </a:stretch>
+                  </pic:blipFill>
+                  <pic:spPr>
+                    <a:xfrm>
+                      <a:off x="0" y="0"/>
+                      <a:ext cx="5921577" cy="7900000"/>
+                    </a:xfrm>
+                    <a:prstGeom prst="rect">
+                      <a:avLst/>
+                    </a:prstGeom>
+                  </pic:spPr>
+                </pic:pic>
+              </a:graphicData>
+            </a:graphic>
+          </wp:inline>
+        </w:drawing>
+      </w:r>
+    </w:p>
+    <w:p>
+      <w:pPr>
+        <w:spacing w:after="120" w:line="360" w:lineRule="auto"/>
+      </w:pPr>
+      <w:r>
+        <w:rPr>
+          <w:rFonts w:ascii="Times New Roman" w:hAnsi="Times New Roman"/>
+          <w:sz w:val="24"/>
+          <w:szCs w:val="24"/>
+        </w:rPr>
+        <w:t xml:space="preserve">Рисунок 5.1 – Функции filter, map, sorted и reduce</w:t>
+      </w:r>
+    </w:p>
+    <w:p>
+      <w:pPr>
+        <w:keepNext/>
+        <w:spacing w:before="120" w:line="360" w:lineRule="auto"/>
+      </w:pPr>
+      <w:r>
+        <w:rPr>
+          <w:noProof/>
+          <w:lang w:eastAsia="ru-RU"/>
+        </w:rPr>
+        <w:drawing>
+          <wp:inline distT="0" distB="0" distL="0" distR="0">
+            <wp:extent cx="5940000" cy="7510438"/>
+            <wp:effectExtent l="0" t="0" r="0" b="0"/>
+            <wp:docPr id="103" name="Рисунок 103"/>
+            <wp:cNvGraphicFramePr>
+              <a:graphicFrameLocks xmlns:a="http://schemas.openxmlformats.org/drawingml/2006/main" noChangeAspect="1"/>
+            </wp:cNvGraphicFramePr>
+            <a:graphic xmlns:a="http://schemas.openxmlformats.org/drawingml/2006/main">
+              <a:graphicData uri="http://schemas.openxmlformats.org/drawingml/2006/picture">
+                <pic:pic xmlns:pic="http://schemas.openxmlformats.org/drawingml/2006/picture">
+                  <pic:nvPicPr>
+                    <pic:cNvPr id="103" name="image10.png"/>
+                    <pic:cNvPicPr/>
+                  </pic:nvPicPr>
+                  <pic:blipFill>
+                    <a:blip r:embed="rId105"/>
+                    <a:stretch>
+                      <a:fillRect/>
+                    </a:stretch>
+                  </pic:blipFill>
+                  <pic:spPr>
+                    <a:xfrm>
+                      <a:off x="0" y="0"/>
+                      <a:ext cx="5940000" cy="7510438"/>
+                    </a:xfrm>
+                    <a:prstGeom prst="rect">
+                      <a:avLst/>
+                    </a:prstGeom>
+                  </pic:spPr>
+                </pic:pic>
+              </a:graphicData>
+            </a:graphic>
+          </wp:inline>
+        </w:drawing>
+      </w:r>
+    </w:p>
+    <w:p>
+      <w:pPr>
+        <w:spacing w:after="120" w:line="360" w:lineRule="auto"/>
+      </w:pPr>
+      <w:r>
+        <w:rPr>
+          <w:rFonts w:ascii="Times New Roman" w:hAnsi="Times New Roman"/>
+          <w:sz w:val="24"/>
+          <w:szCs w:val="24"/>
+        </w:rPr>
+        <w:t xml:space="preserve">Рисунок 5.2 – Генератор, итератор, any/all и конвейер</w:t>
+      </w:r>
+    </w:p>
+    <w:p>
+      <w:pPr>
+        <w:keepNext/>
+        <w:spacing w:before="120" w:line="360" w:lineRule="auto"/>
+        <w:ind w:firstLine="709"/>
+        <w:jc w:val="both"/>
+      </w:pPr>
+      <w:r>
+        <w:rPr>
+          <w:rFonts w:ascii="Times New Roman" w:hAnsi="Times New Roman"/>
+          <w:b/>
+          <w:sz w:val="28"/>
+          <w:szCs w:val="28"/>
+        </w:rPr>
+        <w:t xml:space="preserve">5. Вывод</w:t>
+      </w:r>
+    </w:p>
+    <w:p>
+      <w:pPr>
+        <w:spacing w:line="360" w:lineRule="auto"/>
+        <w:ind w:firstLine="709"/>
+        <w:jc w:val="both"/>
+      </w:pPr>
+      <w:r>
+        <w:rPr>
+          <w:rFonts w:ascii="Times New Roman" w:hAnsi="Times New Roman"/>
+          <w:sz w:val="28"/>
+          <w:szCs w:val="28"/>
+        </w:rPr>
+        <w:t xml:space="preserve">Функциональный подход сократил код обработки коллекций, а генераторы позволяют обрабатывать данные лениво, не создавая промежуточных списков.</w:t>
+      </w:r>
+    </w:p>
+    <w:p>
+      <w:pPr>
+        <w:pageBreakBefore/>
+        <w:spacing w:line="360" w:lineRule="auto"/>
+      </w:pPr>
+      <w:r>
+        <w:rPr>
+          <w:rFonts w:ascii="Times New Roman" w:hAnsi="Times New Roman"/>
+          <w:b/>
+          <w:sz w:val="28"/>
+          <w:szCs w:val="28"/>
+        </w:rPr>
+        <w:t xml:space="preserve">ЛАБОРАТОРНАЯ РАБОТА №6</w:t>
+      </w:r>
+    </w:p>
+    <w:p>
+      <w:pPr>
+        <w:spacing w:after="240" w:line="360" w:lineRule="auto"/>
+      </w:pPr>
+      <w:r>
+        <w:rPr>
+          <w:rFonts w:ascii="Times New Roman" w:hAnsi="Times New Roman"/>
+          <w:b/>
+          <w:sz w:val="28"/>
+          <w:szCs w:val="28"/>
+        </w:rPr>
+        <w:t xml:space="preserve">Тема: «Декораторы, контекстные менеджеры и расширенные возможности Python»</w:t>
+      </w:r>
+    </w:p>
+    <w:p>
+      <w:pPr>
+        <w:keepNext/>
+        <w:spacing w:before="120" w:line="360" w:lineRule="auto"/>
+        <w:ind w:firstLine="709"/>
+        <w:jc w:val="both"/>
+      </w:pPr>
+      <w:r>
+        <w:rPr>
+          <w:rFonts w:ascii="Times New Roman" w:hAnsi="Times New Roman"/>
+          <w:b/>
+          <w:sz w:val="28"/>
+          <w:szCs w:val="28"/>
+        </w:rPr>
+        <w:t xml:space="preserve">1. Цель работы</w:t>
+      </w:r>
+    </w:p>
+    <w:p>
+      <w:pPr>
+        <w:spacing w:line="360" w:lineRule="auto"/>
+        <w:ind w:firstLine="709"/>
+        <w:jc w:val="both"/>
+      </w:pPr>
+      <w:r>
+        <w:rPr>
+          <w:rFonts w:ascii="Times New Roman" w:hAnsi="Times New Roman"/>
+          <w:sz w:val="28"/>
+          <w:szCs w:val="28"/>
+        </w:rPr>
+        <w:t xml:space="preserve">Освоить декораторы (в том числе с параметрами), контекстные менеджеры, dataclass, Enum, Protocol и интроспекцию.</w:t>
+      </w:r>
+    </w:p>
+    <w:p>
+      <w:pPr>
+        <w:keepNext/>
+        <w:spacing w:before="120" w:line="360" w:lineRule="auto"/>
+        <w:ind w:firstLine="709"/>
+        <w:jc w:val="both"/>
+      </w:pPr>
+      <w:r>
+        <w:rPr>
+          <w:rFonts w:ascii="Times New Roman" w:hAnsi="Times New Roman"/>
+          <w:b/>
+          <w:sz w:val="28"/>
+          <w:szCs w:val="28"/>
+        </w:rPr>
+        <w:t xml:space="preserve">2. Индивидуальное задание (вариант 5)</w:t>
+      </w:r>
+    </w:p>
+    <w:p>
+      <w:pPr>
+        <w:spacing w:line="360" w:lineRule="auto"/>
+        <w:ind w:firstLine="709"/>
+        <w:jc w:val="both"/>
+      </w:pPr>
+      <w:r>
+        <w:rPr>
+          <w:rFonts w:ascii="Times New Roman" w:hAnsi="Times New Roman"/>
+          <w:sz w:val="28"/>
+          <w:szCs w:val="28"/>
+        </w:rPr>
+        <w:t xml:space="preserve">«Гостиница». Бронирование, заселение и выезд гостей, расчёт стоимости проживания и статистика.</w:t>
+      </w:r>
+    </w:p>
+    <w:p>
+      <w:pPr>
+        <w:keepNext/>
+        <w:spacing w:line="360" w:lineRule="auto"/>
+        <w:ind w:firstLine="709"/>
+        <w:jc w:val="both"/>
+      </w:pPr>
+      <w:r>
+        <w:rPr>
+          <w:rFonts w:ascii="Times New Roman" w:hAnsi="Times New Roman"/>
+          <w:sz w:val="28"/>
+          <w:szCs w:val="28"/>
+        </w:rPr>
+        <w:t xml:space="preserve">Реализовано:</w:t>
+      </w:r>
+    </w:p>
+    <w:p>
+      <w:pPr>
+        <w:spacing w:line="360" w:lineRule="auto"/>
+        <w:ind w:left="1009" w:hanging="300"/>
+        <w:jc w:val="both"/>
+      </w:pPr>
+      <w:r>
+        <w:rPr>
+          <w:rFonts w:ascii="Times New Roman" w:hAnsi="Times New Roman"/>
+          <w:sz w:val="28"/>
+          <w:szCs w:val="28"/>
+        </w:rPr>
+        <w:t xml:space="preserve">– декораторы log_call, timed, require_status и limit_calls;</w:t>
+      </w:r>
+    </w:p>
+    <w:p>
+      <w:pPr>
+        <w:spacing w:line="360" w:lineRule="auto"/>
+        <w:ind w:left="1009" w:hanging="300"/>
+        <w:jc w:val="both"/>
+      </w:pPr>
+      <w:r>
+        <w:rPr>
+          <w:rFonts w:ascii="Times New Roman" w:hAnsi="Times New Roman"/>
+          <w:sz w:val="28"/>
+          <w:szCs w:val="28"/>
+        </w:rPr>
+        <w:t xml:space="preserve">– контекстный менеджер HotelTransaction откатывает изменения при ошибке;</w:t>
+      </w:r>
+    </w:p>
+    <w:p>
+      <w:pPr>
+        <w:spacing w:line="360" w:lineRule="auto"/>
+        <w:ind w:left="1009" w:hanging="300"/>
+        <w:jc w:val="both"/>
+      </w:pPr>
+      <w:r>
+        <w:rPr>
+          <w:rFonts w:ascii="Times New Roman" w:hAnsi="Times New Roman"/>
+          <w:sz w:val="28"/>
+          <w:szCs w:val="28"/>
+        </w:rPr>
+        <w:t xml:space="preserve">– модели на dataclass и Enum, протокол Reportable, интроспекция объектов.</w:t>
+      </w:r>
+    </w:p>
+    <w:p>
+      <w:pPr>
+        <w:keepNext/>
+        <w:spacing w:before="120" w:line="360" w:lineRule="auto"/>
+        <w:ind w:firstLine="709"/>
+        <w:jc w:val="both"/>
+      </w:pPr>
+      <w:r>
+        <w:rPr>
+          <w:rFonts w:ascii="Times New Roman" w:hAnsi="Times New Roman"/>
+          <w:b/>
+          <w:sz w:val="28"/>
+          <w:szCs w:val="28"/>
+        </w:rPr>
+        <w:t xml:space="preserve">3. Исходный код</w:t>
+      </w:r>
+    </w:p>
+    <w:p>
+      <w:pPr>
+        <w:spacing w:line="360" w:lineRule="auto"/>
+        <w:ind w:firstLine="709"/>
+        <w:jc w:val="left"/>
+      </w:pPr>
+      <w:r>
+        <w:rPr>
+          <w:rFonts w:ascii="Times New Roman" w:hAnsi="Times New Roman"/>
+          <w:sz w:val="28"/>
+          <w:szCs w:val="28"/>
+        </w:rPr>
+        <w:t xml:space="preserve">Код программы: </w:t>
+      </w:r>
+      <w:hyperlink r:id="rId106" w:history="1">
+        <w:r>
+          <w:rPr>
+            <w:rFonts w:ascii="Times New Roman" w:hAnsi="Times New Roman"/>
+            <w:color w:val="0563C1"/>
+            <w:u w:val="single"/>
+          </w:rPr>
+          <w:t>https://github.com/chelchelikov/PYTHON/tree/claude/python-lab-work-variant-5-wkie26/lab6_Burund</w:t>
+        </w:r>
+      </w:hyperlink>
+    </w:p>
+    <w:p>
+      <w:pPr>
+        <w:keepNext/>
+        <w:spacing w:before="120" w:line="360" w:lineRule="auto"/>
+        <w:ind w:firstLine="709"/>
+        <w:jc w:val="both"/>
+      </w:pPr>
+      <w:r>
+        <w:rPr>
+          <w:rFonts w:ascii="Times New Roman" w:hAnsi="Times New Roman"/>
+          <w:b/>
+          <w:sz w:val="28"/>
+          <w:szCs w:val="28"/>
+        </w:rPr>
+        <w:t xml:space="preserve">4. Результаты работы программы</w:t>
+      </w:r>
+    </w:p>
+    <w:p>
+      <w:pPr>
+        <w:keepNext/>
+        <w:spacing w:before="120" w:line="360" w:lineRule="auto"/>
+      </w:pPr>
+      <w:r>
+        <w:rPr>
+          <w:noProof/>
+          <w:lang w:eastAsia="ru-RU"/>
+        </w:rPr>
+        <w:drawing>
+          <wp:inline distT="0" distB="0" distL="0" distR="0">
+            <wp:extent cx="4424655" cy="7900000"/>
+            <wp:effectExtent l="0" t="0" r="0" b="0"/>
+            <wp:docPr id="104" name="Рисунок 104"/>
+            <wp:cNvGraphicFramePr>
+              <a:graphicFrameLocks xmlns:a="http://schemas.openxmlformats.org/drawingml/2006/main" noChangeAspect="1"/>
+            </wp:cNvGraphicFramePr>
+            <a:graphic xmlns:a="http://schemas.openxmlformats.org/drawingml/2006/main">
+              <a:graphicData uri="http://schemas.openxmlformats.org/drawingml/2006/picture">
+                <pic:pic xmlns:pic="http://schemas.openxmlformats.org/drawingml/2006/picture">
+                  <pic:nvPicPr>
+                    <pic:cNvPr id="104" name="image11.png"/>
+                    <pic:cNvPicPr/>
+                  </pic:nvPicPr>
+                  <pic:blipFill>
+                    <a:blip r:embed="rId107"/>
+                    <a:stretch>
+                      <a:fillRect/>
+                    </a:stretch>
+                  </pic:blipFill>
+                  <pic:spPr>
+                    <a:xfrm>
+                      <a:off x="0" y="0"/>
+                      <a:ext cx="4424655" cy="7900000"/>
+                    </a:xfrm>
+                    <a:prstGeom prst="rect">
+                      <a:avLst/>
+                    </a:prstGeom>
+                  </pic:spPr>
+                </pic:pic>
+              </a:graphicData>
+            </a:graphic>
+          </wp:inline>
+        </w:drawing>
+      </w:r>
+    </w:p>
+    <w:p>
+      <w:pPr>
+        <w:spacing w:after="120" w:line="360" w:lineRule="auto"/>
+      </w:pPr>
+      <w:r>
+        <w:rPr>
+          <w:rFonts w:ascii="Times New Roman" w:hAnsi="Times New Roman"/>
+          <w:sz w:val="24"/>
+          <w:szCs w:val="24"/>
+        </w:rPr>
+        <w:t xml:space="preserve">Рисунок 6.1 – Бронирование, заселение, расчёт стоимости и статистика</w:t>
+      </w:r>
+    </w:p>
+    <w:p>
+      <w:pPr>
+        <w:keepNext/>
+        <w:spacing w:before="120" w:line="360" w:lineRule="auto"/>
+      </w:pPr>
+      <w:r>
+        <w:rPr>
+          <w:noProof/>
+          <w:lang w:eastAsia="ru-RU"/>
+        </w:rPr>
+        <w:drawing>
+          <wp:inline distT="0" distB="0" distL="0" distR="0">
+            <wp:extent cx="5087942" cy="7900000"/>
+            <wp:effectExtent l="0" t="0" r="0" b="0"/>
+            <wp:docPr id="105" name="Рисунок 105"/>
+            <wp:cNvGraphicFramePr>
+              <a:graphicFrameLocks xmlns:a="http://schemas.openxmlformats.org/drawingml/2006/main" noChangeAspect="1"/>
+            </wp:cNvGraphicFramePr>
+            <a:graphic xmlns:a="http://schemas.openxmlformats.org/drawingml/2006/main">
+              <a:graphicData uri="http://schemas.openxmlformats.org/drawingml/2006/picture">
+                <pic:pic xmlns:pic="http://schemas.openxmlformats.org/drawingml/2006/picture">
+                  <pic:nvPicPr>
+                    <pic:cNvPr id="105" name="image12.png"/>
+                    <pic:cNvPicPr/>
+                  </pic:nvPicPr>
+                  <pic:blipFill>
+                    <a:blip r:embed="rId108"/>
+                    <a:stretch>
+                      <a:fillRect/>
+                    </a:stretch>
+                  </pic:blipFill>
+                  <pic:spPr>
+                    <a:xfrm>
+                      <a:off x="0" y="0"/>
+                      <a:ext cx="5087942" cy="7900000"/>
+                    </a:xfrm>
+                    <a:prstGeom prst="rect">
+                      <a:avLst/>
+                    </a:prstGeom>
+                  </pic:spPr>
+                </pic:pic>
+              </a:graphicData>
+            </a:graphic>
+          </wp:inline>
+        </w:drawing>
+      </w:r>
+    </w:p>
+    <w:p>
+      <w:pPr>
+        <w:spacing w:after="120" w:line="360" w:lineRule="auto"/>
+      </w:pPr>
+      <w:r>
+        <w:rPr>
+          <w:rFonts w:ascii="Times New Roman" w:hAnsi="Times New Roman"/>
+          <w:sz w:val="24"/>
+          <w:szCs w:val="24"/>
+        </w:rPr>
+        <w:t xml:space="preserve">Рисунок 6.2 – Декораторы, контекстный менеджер, Protocol и интроспекция</w:t>
+      </w:r>
+    </w:p>
+    <w:p>
+      <w:pPr>
+        <w:keepNext/>
+        <w:spacing w:before="120" w:line="360" w:lineRule="auto"/>
+        <w:ind w:firstLine="709"/>
+        <w:jc w:val="both"/>
+      </w:pPr>
+      <w:r>
+        <w:rPr>
+          <w:rFonts w:ascii="Times New Roman" w:hAnsi="Times New Roman"/>
+          <w:b/>
+          <w:sz w:val="28"/>
+          <w:szCs w:val="28"/>
+        </w:rPr>
+        <w:t xml:space="preserve">5. Вывод</w:t>
+      </w:r>
+    </w:p>
+    <w:p>
+      <w:pPr>
+        <w:spacing w:line="360" w:lineRule="auto"/>
+        <w:ind w:firstLine="709"/>
+        <w:jc w:val="both"/>
+      </w:pPr>
+      <w:r>
+        <w:rPr>
+          <w:rFonts w:ascii="Times New Roman" w:hAnsi="Times New Roman"/>
+          <w:sz w:val="28"/>
+          <w:szCs w:val="28"/>
+        </w:rPr>
+        <w:t xml:space="preserve">Декораторы вынесли журналирование, замер времени и проверки из бизнес-логики, а контекстный менеджер гарантирует целостность данных при ошибках.</w:t>
+      </w:r>
+    </w:p>
+    <w:p>
+      <w:pPr>
+        <w:pageBreakBefore/>
+        <w:spacing w:line="360" w:lineRule="auto"/>
+      </w:pPr>
+      <w:r>
+        <w:rPr>
+          <w:rFonts w:ascii="Times New Roman" w:hAnsi="Times New Roman"/>
+          <w:b/>
+          <w:sz w:val="28"/>
+          <w:szCs w:val="28"/>
+        </w:rPr>
+        <w:t xml:space="preserve">ЛАБОРАТОРНАЯ РАБОТА №7</w:t>
+      </w:r>
+    </w:p>
+    <w:p>
+      <w:pPr>
+        <w:spacing w:after="240" w:line="360" w:lineRule="auto"/>
+      </w:pPr>
+      <w:r>
+        <w:rPr>
+          <w:rFonts w:ascii="Times New Roman" w:hAnsi="Times New Roman"/>
+          <w:b/>
+          <w:sz w:val="28"/>
+          <w:szCs w:val="28"/>
+        </w:rPr>
+        <w:t xml:space="preserve">Тема: «Принципы SOLID и рефакторинг архитектуры Python-приложения»</w:t>
+      </w:r>
+    </w:p>
+    <w:p>
+      <w:pPr>
+        <w:keepNext/>
+        <w:spacing w:before="120" w:line="360" w:lineRule="auto"/>
+        <w:ind w:firstLine="709"/>
+        <w:jc w:val="both"/>
+      </w:pPr>
+      <w:r>
+        <w:rPr>
+          <w:rFonts w:ascii="Times New Roman" w:hAnsi="Times New Roman"/>
+          <w:b/>
+          <w:sz w:val="28"/>
+          <w:szCs w:val="28"/>
+        </w:rPr>
+        <w:t xml:space="preserve">1. Цель работы</w:t>
+      </w:r>
+    </w:p>
+    <w:p>
+      <w:pPr>
+        <w:spacing w:line="360" w:lineRule="auto"/>
+        <w:ind w:firstLine="709"/>
+        <w:jc w:val="both"/>
+      </w:pPr>
+      <w:r>
+        <w:rPr>
+          <w:rFonts w:ascii="Times New Roman" w:hAnsi="Times New Roman"/>
+          <w:sz w:val="28"/>
+          <w:szCs w:val="28"/>
+        </w:rPr>
+        <w:t xml:space="preserve">Научиться находить нарушения принципов SOLID и устранять их рефакторингом.</w:t>
+      </w:r>
+    </w:p>
+    <w:p>
+      <w:pPr>
+        <w:keepNext/>
+        <w:spacing w:before="120" w:line="360" w:lineRule="auto"/>
+        <w:ind w:firstLine="709"/>
+        <w:jc w:val="both"/>
+      </w:pPr>
+      <w:r>
+        <w:rPr>
+          <w:rFonts w:ascii="Times New Roman" w:hAnsi="Times New Roman"/>
+          <w:b/>
+          <w:sz w:val="28"/>
+          <w:szCs w:val="28"/>
+        </w:rPr>
+        <w:t xml:space="preserve">2. Индивидуальное задание (вариант 5)</w:t>
+      </w:r>
+    </w:p>
+    <w:p>
+      <w:pPr>
+        <w:spacing w:line="360" w:lineRule="auto"/>
+        <w:ind w:firstLine="709"/>
+        <w:jc w:val="both"/>
+      </w:pPr>
+      <w:r>
+        <w:rPr>
+          <w:rFonts w:ascii="Times New Roman" w:hAnsi="Times New Roman"/>
+          <w:sz w:val="28"/>
+          <w:szCs w:val="28"/>
+        </w:rPr>
+        <w:t xml:space="preserve">«Гостиница». Исходная монолитная версия системы бронирования и её рефакторинг по принципам SOLID.</w:t>
+      </w:r>
+    </w:p>
+    <w:p>
+      <w:pPr>
+        <w:keepNext/>
+        <w:spacing w:line="360" w:lineRule="auto"/>
+        <w:ind w:firstLine="709"/>
+        <w:jc w:val="both"/>
+      </w:pPr>
+      <w:r>
+        <w:rPr>
+          <w:rFonts w:ascii="Times New Roman" w:hAnsi="Times New Roman"/>
+          <w:sz w:val="28"/>
+          <w:szCs w:val="28"/>
+        </w:rPr>
+        <w:t xml:space="preserve">Реализовано:</w:t>
+      </w:r>
+    </w:p>
+    <w:p>
+      <w:pPr>
+        <w:spacing w:line="360" w:lineRule="auto"/>
+        <w:ind w:left="1009" w:hanging="300"/>
+        <w:jc w:val="both"/>
+      </w:pPr>
+      <w:r>
+        <w:rPr>
+          <w:rFonts w:ascii="Times New Roman" w:hAnsi="Times New Roman"/>
+          <w:sz w:val="28"/>
+          <w:szCs w:val="28"/>
+        </w:rPr>
+        <w:t xml:space="preserve">– v1_problem/hotel_bad.py — класс HotelManager совмещает хранение, расчёт, уведомления, отчёты и вывод (нарушены SRP, OCP, LSP, ISP, DIP);</w:t>
+      </w:r>
+    </w:p>
+    <w:p>
+      <w:pPr>
+        <w:spacing w:line="360" w:lineRule="auto"/>
+        <w:ind w:left="1009" w:hanging="300"/>
+        <w:jc w:val="both"/>
+      </w:pPr>
+      <w:r>
+        <w:rPr>
+          <w:rFonts w:ascii="Times New Roman" w:hAnsi="Times New Roman"/>
+          <w:sz w:val="28"/>
+          <w:szCs w:val="28"/>
+        </w:rPr>
+        <w:t xml:space="preserve">– v2_refactored — сервисы RoomService, BookingService, ReportService, узкие интерфейсы хранилища и уведомлений, внедрение зависимостей в main.py;</w:t>
+      </w:r>
+    </w:p>
+    <w:p>
+      <w:pPr>
+        <w:spacing w:line="360" w:lineRule="auto"/>
+        <w:ind w:left="1009" w:hanging="300"/>
+        <w:jc w:val="both"/>
+      </w:pPr>
+      <w:r>
+        <w:rPr>
+          <w:rFonts w:ascii="Times New Roman" w:hAnsi="Times New Roman"/>
+          <w:sz w:val="28"/>
+          <w:szCs w:val="28"/>
+        </w:rPr>
+        <w:t xml:space="preserve">– 8 модульных тестов отрефакторенной версии.</w:t>
+      </w:r>
+    </w:p>
+    <w:p>
+      <w:pPr>
+        <w:keepNext/>
+        <w:spacing w:before="120" w:line="360" w:lineRule="auto"/>
+        <w:ind w:firstLine="709"/>
+        <w:jc w:val="both"/>
+      </w:pPr>
+      <w:r>
+        <w:rPr>
+          <w:rFonts w:ascii="Times New Roman" w:hAnsi="Times New Roman"/>
+          <w:b/>
+          <w:sz w:val="28"/>
+          <w:szCs w:val="28"/>
+        </w:rPr>
+        <w:t xml:space="preserve">3. Исходный код</w:t>
+      </w:r>
+    </w:p>
+    <w:p>
+      <w:pPr>
+        <w:spacing w:line="360" w:lineRule="auto"/>
+        <w:ind w:firstLine="709"/>
+        <w:jc w:val="left"/>
+      </w:pPr>
+      <w:r>
+        <w:rPr>
+          <w:rFonts w:ascii="Times New Roman" w:hAnsi="Times New Roman"/>
+          <w:sz w:val="28"/>
+          <w:szCs w:val="28"/>
+        </w:rPr>
+        <w:t xml:space="preserve">Код программы: </w:t>
+      </w:r>
+      <w:hyperlink r:id="rId109" w:history="1">
+        <w:r>
+          <w:rPr>
+            <w:rFonts w:ascii="Times New Roman" w:hAnsi="Times New Roman"/>
+            <w:color w:val="0563C1"/>
+            <w:u w:val="single"/>
+          </w:rPr>
+          <w:t>https://github.com/chelchelikov/PYTHON/tree/claude/python-lab-work-variant-5-wkie26/lab7_Burund</w:t>
+        </w:r>
+      </w:hyperlink>
+    </w:p>
+    <w:p>
+      <w:pPr>
+        <w:keepNext/>
+        <w:spacing w:before="120" w:line="360" w:lineRule="auto"/>
+        <w:ind w:firstLine="709"/>
+        <w:jc w:val="both"/>
+      </w:pPr>
+      <w:r>
+        <w:rPr>
+          <w:rFonts w:ascii="Times New Roman" w:hAnsi="Times New Roman"/>
+          <w:b/>
+          <w:sz w:val="28"/>
+          <w:szCs w:val="28"/>
+        </w:rPr>
+        <w:t xml:space="preserve">4. Результаты работы программы</w:t>
+      </w:r>
+    </w:p>
+    <w:p>
+      <w:pPr>
+        <w:keepNext/>
+        <w:spacing w:before="120" w:line="360" w:lineRule="auto"/>
+      </w:pPr>
+      <w:r>
+        <w:rPr>
+          <w:noProof/>
+          <w:lang w:eastAsia="ru-RU"/>
+        </w:rPr>
+        <w:drawing>
+          <wp:inline distT="0" distB="0" distL="0" distR="0">
+            <wp:extent cx="4471913" cy="7900000"/>
+            <wp:effectExtent l="0" t="0" r="0" b="0"/>
+            <wp:docPr id="106" name="Рисунок 106"/>
+            <wp:cNvGraphicFramePr>
+              <a:graphicFrameLocks xmlns:a="http://schemas.openxmlformats.org/drawingml/2006/main" noChangeAspect="1"/>
+            </wp:cNvGraphicFramePr>
+            <a:graphic xmlns:a="http://schemas.openxmlformats.org/drawingml/2006/main">
+              <a:graphicData uri="http://schemas.openxmlformats.org/drawingml/2006/picture">
+                <pic:pic xmlns:pic="http://schemas.openxmlformats.org/drawingml/2006/picture">
+                  <pic:nvPicPr>
+                    <pic:cNvPr id="106" name="image13.png"/>
+                    <pic:cNvPicPr/>
+                  </pic:nvPicPr>
+                  <pic:blipFill>
+                    <a:blip r:embed="rId110"/>
+                    <a:stretch>
+                      <a:fillRect/>
+                    </a:stretch>
+                  </pic:blipFill>
+                  <pic:spPr>
+                    <a:xfrm>
+                      <a:off x="0" y="0"/>
+                      <a:ext cx="4471913" cy="7900000"/>
+                    </a:xfrm>
+                    <a:prstGeom prst="rect">
+                      <a:avLst/>
+                    </a:prstGeom>
+                  </pic:spPr>
+                </pic:pic>
+              </a:graphicData>
+            </a:graphic>
+          </wp:inline>
+        </w:drawing>
+      </w:r>
+    </w:p>
+    <w:p>
+      <w:pPr>
+        <w:spacing w:after="120" w:line="360" w:lineRule="auto"/>
+      </w:pPr>
+      <w:r>
+        <w:rPr>
+          <w:rFonts w:ascii="Times New Roman" w:hAnsi="Times New Roman"/>
+          <w:sz w:val="24"/>
+          <w:szCs w:val="24"/>
+        </w:rPr>
+        <w:t xml:space="preserve">Рисунок 7.1 – Консольный интерфейс после рефакторинга</w:t>
+      </w:r>
+    </w:p>
+    <w:p>
+      <w:pPr>
+        <w:keepNext/>
+        <w:spacing w:before="120" w:line="360" w:lineRule="auto"/>
+      </w:pPr>
+      <w:r>
+        <w:rPr>
+          <w:noProof/>
+          <w:lang w:eastAsia="ru-RU"/>
+        </w:rPr>
+        <w:drawing>
+          <wp:inline distT="0" distB="0" distL="0" distR="0">
+            <wp:extent cx="5940000" cy="7194802"/>
+            <wp:effectExtent l="0" t="0" r="0" b="0"/>
+            <wp:docPr id="107" name="Рисунок 107"/>
+            <wp:cNvGraphicFramePr>
+              <a:graphicFrameLocks xmlns:a="http://schemas.openxmlformats.org/drawingml/2006/main" noChangeAspect="1"/>
+            </wp:cNvGraphicFramePr>
+            <a:graphic xmlns:a="http://schemas.openxmlformats.org/drawingml/2006/main">
+              <a:graphicData uri="http://schemas.openxmlformats.org/drawingml/2006/picture">
+                <pic:pic xmlns:pic="http://schemas.openxmlformats.org/drawingml/2006/picture">
+                  <pic:nvPicPr>
+                    <pic:cNvPr id="107" name="image14.png"/>
+                    <pic:cNvPicPr/>
+                  </pic:nvPicPr>
+                  <pic:blipFill>
+                    <a:blip r:embed="rId111"/>
+                    <a:stretch>
+                      <a:fillRect/>
+                    </a:stretch>
+                  </pic:blipFill>
+                  <pic:spPr>
+                    <a:xfrm>
+                      <a:off x="0" y="0"/>
+                      <a:ext cx="5940000" cy="7194802"/>
+                    </a:xfrm>
+                    <a:prstGeom prst="rect">
+                      <a:avLst/>
+                    </a:prstGeom>
+                  </pic:spPr>
+                </pic:pic>
+              </a:graphicData>
+            </a:graphic>
+          </wp:inline>
+        </w:drawing>
+      </w:r>
+    </w:p>
+    <w:p>
+      <w:pPr>
+        <w:spacing w:after="120" w:line="360" w:lineRule="auto"/>
+      </w:pPr>
+      <w:r>
+        <w:rPr>
+          <w:rFonts w:ascii="Times New Roman" w:hAnsi="Times New Roman"/>
+          <w:sz w:val="24"/>
+          <w:szCs w:val="24"/>
+        </w:rPr>
+        <w:t xml:space="preserve">Рисунок 7.2 – Проблемная версия и тесты отрефакторенной</w:t>
+      </w:r>
+    </w:p>
+    <w:p>
+      <w:pPr>
+        <w:keepNext/>
+        <w:spacing w:before="120" w:line="360" w:lineRule="auto"/>
+        <w:ind w:firstLine="709"/>
+        <w:jc w:val="both"/>
+      </w:pPr>
+      <w:r>
+        <w:rPr>
+          <w:rFonts w:ascii="Times New Roman" w:hAnsi="Times New Roman"/>
+          <w:b/>
+          <w:sz w:val="28"/>
+          <w:szCs w:val="28"/>
+        </w:rPr>
+        <w:t xml:space="preserve">5. Вывод</w:t>
+      </w:r>
+    </w:p>
+    <w:p>
+      <w:pPr>
+        <w:spacing w:line="360" w:lineRule="auto"/>
+        <w:ind w:firstLine="709"/>
+        <w:jc w:val="both"/>
+      </w:pPr>
+      <w:r>
+        <w:rPr>
+          <w:rFonts w:ascii="Times New Roman" w:hAnsi="Times New Roman"/>
+          <w:sz w:val="28"/>
+          <w:szCs w:val="28"/>
+        </w:rPr>
+        <w:t xml:space="preserve">После рефакторинга каждый класс отвечает за одну задачу, новые типы номеров, хранилища и способы уведомлений добавляются без изменения существующего кода.</w:t>
+      </w:r>
+    </w:p>
+    <w:p>
+      <w:pPr>
+        <w:pageBreakBefore/>
+        <w:spacing w:line="360" w:lineRule="auto"/>
+      </w:pPr>
+      <w:r>
+        <w:rPr>
+          <w:rFonts w:ascii="Times New Roman" w:hAnsi="Times New Roman"/>
+          <w:b/>
+          <w:sz w:val="28"/>
+          <w:szCs w:val="28"/>
+        </w:rPr>
+        <w:t xml:space="preserve">ЛАБОРАТОРНАЯ РАБОТА №8</w:t>
+      </w:r>
+    </w:p>
+    <w:p>
+      <w:pPr>
+        <w:spacing w:after="240" w:line="360" w:lineRule="auto"/>
+      </w:pPr>
+      <w:r>
+        <w:rPr>
+          <w:rFonts w:ascii="Times New Roman" w:hAnsi="Times New Roman"/>
+          <w:b/>
+          <w:sz w:val="28"/>
+          <w:szCs w:val="28"/>
+        </w:rPr>
+        <w:t xml:space="preserve">Тема: «Паттерны проектирования в Python»</w:t>
+      </w:r>
+    </w:p>
+    <w:p>
+      <w:pPr>
+        <w:keepNext/>
+        <w:spacing w:before="120" w:line="360" w:lineRule="auto"/>
+        <w:ind w:firstLine="709"/>
+        <w:jc w:val="both"/>
+      </w:pPr>
+      <w:r>
+        <w:rPr>
+          <w:rFonts w:ascii="Times New Roman" w:hAnsi="Times New Roman"/>
+          <w:b/>
+          <w:sz w:val="28"/>
+          <w:szCs w:val="28"/>
+        </w:rPr>
+        <w:t xml:space="preserve">1. Цель работы</w:t>
+      </w:r>
+    </w:p>
+    <w:p>
+      <w:pPr>
+        <w:spacing w:line="360" w:lineRule="auto"/>
+        <w:ind w:firstLine="709"/>
+        <w:jc w:val="both"/>
+      </w:pPr>
+      <w:r>
+        <w:rPr>
+          <w:rFonts w:ascii="Times New Roman" w:hAnsi="Times New Roman"/>
+          <w:sz w:val="28"/>
+          <w:szCs w:val="28"/>
+        </w:rPr>
+        <w:t xml:space="preserve">Изучить порождающие, структурные и поведенческие паттерны и применить их в приложении.</w:t>
+      </w:r>
+    </w:p>
+    <w:p>
+      <w:pPr>
+        <w:keepNext/>
+        <w:spacing w:before="120" w:line="360" w:lineRule="auto"/>
+        <w:ind w:firstLine="709"/>
+        <w:jc w:val="both"/>
+      </w:pPr>
+      <w:r>
+        <w:rPr>
+          <w:rFonts w:ascii="Times New Roman" w:hAnsi="Times New Roman"/>
+          <w:b/>
+          <w:sz w:val="28"/>
+          <w:szCs w:val="28"/>
+        </w:rPr>
+        <w:t xml:space="preserve">2. Индивидуальное задание (вариант 5)</w:t>
+      </w:r>
+    </w:p>
+    <w:p>
+      <w:pPr>
+        <w:spacing w:line="360" w:lineRule="auto"/>
+        <w:ind w:firstLine="709"/>
+        <w:jc w:val="both"/>
+      </w:pPr>
+      <w:r>
+        <w:rPr>
+          <w:rFonts w:ascii="Times New Roman" w:hAnsi="Times New Roman"/>
+          <w:sz w:val="28"/>
+          <w:szCs w:val="28"/>
+        </w:rPr>
+        <w:t xml:space="preserve">«Гостиница». Создание номеров, расчёт тарифов и оповещение о событиях бронирования.</w:t>
+      </w:r>
+    </w:p>
+    <w:p>
+      <w:pPr>
+        <w:keepNext/>
+        <w:spacing w:line="360" w:lineRule="auto"/>
+        <w:ind w:firstLine="709"/>
+        <w:jc w:val="both"/>
+      </w:pPr>
+      <w:r>
+        <w:rPr>
+          <w:rFonts w:ascii="Times New Roman" w:hAnsi="Times New Roman"/>
+          <w:sz w:val="28"/>
+          <w:szCs w:val="28"/>
+        </w:rPr>
+        <w:t xml:space="preserve">Реализовано:</w:t>
+      </w:r>
+    </w:p>
+    <w:p>
+      <w:pPr>
+        <w:spacing w:line="360" w:lineRule="auto"/>
+        <w:ind w:left="1009" w:hanging="300"/>
+        <w:jc w:val="both"/>
+      </w:pPr>
+      <w:r>
+        <w:rPr>
+          <w:rFonts w:ascii="Times New Roman" w:hAnsi="Times New Roman"/>
+          <w:sz w:val="28"/>
+          <w:szCs w:val="28"/>
+        </w:rPr>
+        <w:t xml:space="preserve">– Factory — создание номеров разных типов;</w:t>
+      </w:r>
+    </w:p>
+    <w:p>
+      <w:pPr>
+        <w:spacing w:line="360" w:lineRule="auto"/>
+        <w:ind w:left="1009" w:hanging="300"/>
+        <w:jc w:val="both"/>
+      </w:pPr>
+      <w:r>
+        <w:rPr>
+          <w:rFonts w:ascii="Times New Roman" w:hAnsi="Times New Roman"/>
+          <w:sz w:val="28"/>
+          <w:szCs w:val="28"/>
+        </w:rPr>
+        <w:t xml:space="preserve">– Strategy — тарифы: обычный, сезонный, выходного дня; Observer — журнал, уведомления, статистика;</w:t>
+      </w:r>
+    </w:p>
+    <w:p>
+      <w:pPr>
+        <w:spacing w:line="360" w:lineRule="auto"/>
+        <w:ind w:left="1009" w:hanging="300"/>
+        <w:jc w:val="both"/>
+      </w:pPr>
+      <w:r>
+        <w:rPr>
+          <w:rFonts w:ascii="Times New Roman" w:hAnsi="Times New Roman"/>
+          <w:sz w:val="28"/>
+          <w:szCs w:val="28"/>
+        </w:rPr>
+        <w:t xml:space="preserve">– Repository для хранения данных, сравнение с наивной версией, 8 тестов.</w:t>
+      </w:r>
+    </w:p>
+    <w:p>
+      <w:pPr>
+        <w:keepNext/>
+        <w:spacing w:before="120" w:line="360" w:lineRule="auto"/>
+        <w:ind w:firstLine="709"/>
+        <w:jc w:val="both"/>
+      </w:pPr>
+      <w:r>
+        <w:rPr>
+          <w:rFonts w:ascii="Times New Roman" w:hAnsi="Times New Roman"/>
+          <w:b/>
+          <w:sz w:val="28"/>
+          <w:szCs w:val="28"/>
+        </w:rPr>
+        <w:t xml:space="preserve">3. Исходный код</w:t>
+      </w:r>
+    </w:p>
+    <w:p>
+      <w:pPr>
+        <w:spacing w:line="360" w:lineRule="auto"/>
+        <w:ind w:firstLine="709"/>
+        <w:jc w:val="left"/>
+      </w:pPr>
+      <w:r>
+        <w:rPr>
+          <w:rFonts w:ascii="Times New Roman" w:hAnsi="Times New Roman"/>
+          <w:sz w:val="28"/>
+          <w:szCs w:val="28"/>
+        </w:rPr>
+        <w:t xml:space="preserve">Код программы: </w:t>
+      </w:r>
+      <w:hyperlink r:id="rId112" w:history="1">
+        <w:r>
+          <w:rPr>
+            <w:rFonts w:ascii="Times New Roman" w:hAnsi="Times New Roman"/>
+            <w:color w:val="0563C1"/>
+            <w:u w:val="single"/>
+          </w:rPr>
+          <w:t>https://github.com/chelchelikov/PYTHON/tree/claude/python-lab-work-variant-5-wkie26/lab8_Burund</w:t>
+        </w:r>
+      </w:hyperlink>
+    </w:p>
+    <w:p>
+      <w:pPr>
+        <w:keepNext/>
+        <w:spacing w:before="120" w:line="360" w:lineRule="auto"/>
+        <w:ind w:firstLine="709"/>
+        <w:jc w:val="both"/>
+      </w:pPr>
+      <w:r>
+        <w:rPr>
+          <w:rFonts w:ascii="Times New Roman" w:hAnsi="Times New Roman"/>
+          <w:b/>
+          <w:sz w:val="28"/>
+          <w:szCs w:val="28"/>
+        </w:rPr>
+        <w:t xml:space="preserve">4. Результаты работы программы</w:t>
+      </w:r>
+    </w:p>
+    <w:p>
+      <w:pPr>
+        <w:keepNext/>
+        <w:spacing w:before="120" w:line="360" w:lineRule="auto"/>
+      </w:pPr>
+      <w:r>
+        <w:rPr>
+          <w:noProof/>
+          <w:lang w:eastAsia="ru-RU"/>
+        </w:rPr>
+        <w:drawing>
+          <wp:inline distT="0" distB="0" distL="0" distR="0">
+            <wp:extent cx="4717647" cy="7900000"/>
+            <wp:effectExtent l="0" t="0" r="0" b="0"/>
+            <wp:docPr id="108" name="Рисунок 108"/>
+            <wp:cNvGraphicFramePr>
+              <a:graphicFrameLocks xmlns:a="http://schemas.openxmlformats.org/drawingml/2006/main" noChangeAspect="1"/>
+            </wp:cNvGraphicFramePr>
+            <a:graphic xmlns:a="http://schemas.openxmlformats.org/drawingml/2006/main">
+              <a:graphicData uri="http://schemas.openxmlformats.org/drawingml/2006/picture">
+                <pic:pic xmlns:pic="http://schemas.openxmlformats.org/drawingml/2006/picture">
+                  <pic:nvPicPr>
+                    <pic:cNvPr id="108" name="image15.png"/>
+                    <pic:cNvPicPr/>
+                  </pic:nvPicPr>
+                  <pic:blipFill>
+                    <a:blip r:embed="rId113"/>
+                    <a:stretch>
+                      <a:fillRect/>
+                    </a:stretch>
+                  </pic:blipFill>
+                  <pic:spPr>
+                    <a:xfrm>
+                      <a:off x="0" y="0"/>
+                      <a:ext cx="4717647" cy="7900000"/>
+                    </a:xfrm>
+                    <a:prstGeom prst="rect">
+                      <a:avLst/>
+                    </a:prstGeom>
+                  </pic:spPr>
+                </pic:pic>
+              </a:graphicData>
+            </a:graphic>
+          </wp:inline>
+        </w:drawing>
+      </w:r>
+    </w:p>
+    <w:p>
+      <w:pPr>
+        <w:spacing w:after="120" w:line="360" w:lineRule="auto"/>
+      </w:pPr>
+      <w:r>
+        <w:rPr>
+          <w:rFonts w:ascii="Times New Roman" w:hAnsi="Times New Roman"/>
+          <w:sz w:val="24"/>
+          <w:szCs w:val="24"/>
+        </w:rPr>
+        <w:t xml:space="preserve">Рисунок 8.1 – Паттерны Factory, Strategy и Observer</w:t>
+      </w:r>
+    </w:p>
+    <w:p>
+      <w:pPr>
+        <w:keepNext/>
+        <w:spacing w:before="120" w:line="360" w:lineRule="auto"/>
+      </w:pPr>
+      <w:r>
+        <w:rPr>
+          <w:noProof/>
+          <w:lang w:eastAsia="ru-RU"/>
+        </w:rPr>
+        <w:drawing>
+          <wp:inline distT="0" distB="0" distL="0" distR="0">
+            <wp:extent cx="5940000" cy="4351185"/>
+            <wp:effectExtent l="0" t="0" r="0" b="0"/>
+            <wp:docPr id="109" name="Рисунок 109"/>
+            <wp:cNvGraphicFramePr>
+              <a:graphicFrameLocks xmlns:a="http://schemas.openxmlformats.org/drawingml/2006/main" noChangeAspect="1"/>
+            </wp:cNvGraphicFramePr>
+            <a:graphic xmlns:a="http://schemas.openxmlformats.org/drawingml/2006/main">
+              <a:graphicData uri="http://schemas.openxmlformats.org/drawingml/2006/picture">
+                <pic:pic xmlns:pic="http://schemas.openxmlformats.org/drawingml/2006/picture">
+                  <pic:nvPicPr>
+                    <pic:cNvPr id="109" name="image16.png"/>
+                    <pic:cNvPicPr/>
+                  </pic:nvPicPr>
+                  <pic:blipFill>
+                    <a:blip r:embed="rId114"/>
+                    <a:stretch>
+                      <a:fillRect/>
+                    </a:stretch>
+                  </pic:blipFill>
+                  <pic:spPr>
+                    <a:xfrm>
+                      <a:off x="0" y="0"/>
+                      <a:ext cx="5940000" cy="4351185"/>
+                    </a:xfrm>
+                    <a:prstGeom prst="rect">
+                      <a:avLst/>
+                    </a:prstGeom>
+                  </pic:spPr>
+                </pic:pic>
+              </a:graphicData>
+            </a:graphic>
+          </wp:inline>
+        </w:drawing>
+      </w:r>
+    </w:p>
+    <w:p>
+      <w:pPr>
+        <w:spacing w:after="120" w:line="360" w:lineRule="auto"/>
+      </w:pPr>
+      <w:r>
+        <w:rPr>
+          <w:rFonts w:ascii="Times New Roman" w:hAnsi="Times New Roman"/>
+          <w:sz w:val="24"/>
+          <w:szCs w:val="24"/>
+        </w:rPr>
+        <w:t xml:space="preserve">Рисунок 8.2 – Наивная версия и тесты паттернов</w:t>
+      </w:r>
+    </w:p>
+    <w:p>
+      <w:pPr>
+        <w:keepNext/>
+        <w:spacing w:before="120" w:line="360" w:lineRule="auto"/>
+        <w:ind w:firstLine="709"/>
+        <w:jc w:val="both"/>
+      </w:pPr>
+      <w:r>
+        <w:rPr>
+          <w:rFonts w:ascii="Times New Roman" w:hAnsi="Times New Roman"/>
+          <w:b/>
+          <w:sz w:val="28"/>
+          <w:szCs w:val="28"/>
+        </w:rPr>
+        <w:t xml:space="preserve">5. Вывод</w:t>
+      </w:r>
+    </w:p>
+    <w:p>
+      <w:pPr>
+        <w:spacing w:line="360" w:lineRule="auto"/>
+        <w:ind w:firstLine="709"/>
+        <w:jc w:val="both"/>
+      </w:pPr>
+      <w:r>
+        <w:rPr>
+          <w:rFonts w:ascii="Times New Roman" w:hAnsi="Times New Roman"/>
+          <w:sz w:val="28"/>
+          <w:szCs w:val="28"/>
+        </w:rPr>
+        <w:t xml:space="preserve">Паттерны убрали цепочки if/else: новый тип номера или тариф добавляется отдельным классом, а подписчики событий не зависят от сервиса бронирования.</w:t>
+      </w:r>
+    </w:p>
+    <w:p>
+      <w:pPr>
+        <w:pageBreakBefore/>
+        <w:spacing w:line="360" w:lineRule="auto"/>
+      </w:pPr>
+      <w:r>
+        <w:rPr>
+          <w:rFonts w:ascii="Times New Roman" w:hAnsi="Times New Roman"/>
+          <w:b/>
+          <w:sz w:val="28"/>
+          <w:szCs w:val="28"/>
+        </w:rPr>
+        <w:t xml:space="preserve">ЛАБОРАТОРНАЯ РАБОТА №9</w:t>
+      </w:r>
+    </w:p>
+    <w:p>
+      <w:pPr>
+        <w:spacing w:after="240" w:line="360" w:lineRule="auto"/>
+      </w:pPr>
+      <w:r>
+        <w:rPr>
+          <w:rFonts w:ascii="Times New Roman" w:hAnsi="Times New Roman"/>
+          <w:b/>
+          <w:sz w:val="28"/>
+          <w:szCs w:val="28"/>
+        </w:rPr>
+        <w:t xml:space="preserve">Тема: «Сетевое взаимодействие в Python: TCP/UDP, клиент-серверная архитектура и прикладные протоколы»</w:t>
+      </w:r>
+    </w:p>
+    <w:p>
+      <w:pPr>
+        <w:keepNext/>
+        <w:spacing w:before="120" w:line="360" w:lineRule="auto"/>
+        <w:ind w:firstLine="709"/>
+        <w:jc w:val="both"/>
+      </w:pPr>
+      <w:r>
+        <w:rPr>
+          <w:rFonts w:ascii="Times New Roman" w:hAnsi="Times New Roman"/>
+          <w:b/>
+          <w:sz w:val="28"/>
+          <w:szCs w:val="28"/>
+        </w:rPr>
+        <w:t xml:space="preserve">1. Цель работы</w:t>
+      </w:r>
+    </w:p>
+    <w:p>
+      <w:pPr>
+        <w:spacing w:line="360" w:lineRule="auto"/>
+        <w:ind w:firstLine="709"/>
+        <w:jc w:val="both"/>
+      </w:pPr>
+      <w:r>
+        <w:rPr>
+          <w:rFonts w:ascii="Times New Roman" w:hAnsi="Times New Roman"/>
+          <w:sz w:val="28"/>
+          <w:szCs w:val="28"/>
+        </w:rPr>
+        <w:t xml:space="preserve">Освоить сокеты TCP и UDP, разработать клиент-серверное приложение со своим прикладным протоколом.</w:t>
+      </w:r>
+    </w:p>
+    <w:p>
+      <w:pPr>
+        <w:keepNext/>
+        <w:spacing w:before="120" w:line="360" w:lineRule="auto"/>
+        <w:ind w:firstLine="709"/>
+        <w:jc w:val="both"/>
+      </w:pPr>
+      <w:r>
+        <w:rPr>
+          <w:rFonts w:ascii="Times New Roman" w:hAnsi="Times New Roman"/>
+          <w:b/>
+          <w:sz w:val="28"/>
+          <w:szCs w:val="28"/>
+        </w:rPr>
+        <w:t xml:space="preserve">2. Индивидуальное задание (вариант 5)</w:t>
+      </w:r>
+    </w:p>
+    <w:p>
+      <w:pPr>
+        <w:spacing w:line="360" w:lineRule="auto"/>
+        <w:ind w:firstLine="709"/>
+        <w:jc w:val="both"/>
+      </w:pPr>
+      <w:r>
+        <w:rPr>
+          <w:rFonts w:ascii="Times New Roman" w:hAnsi="Times New Roman"/>
+          <w:sz w:val="28"/>
+          <w:szCs w:val="28"/>
+        </w:rPr>
+        <w:t xml:space="preserve">«Учебные задачи». Сервер хранит задачи, клиент добавляет, просматривает, изменяет и фильтрует их по приоритету.</w:t>
+      </w:r>
+    </w:p>
+    <w:p>
+      <w:pPr>
+        <w:keepNext/>
+        <w:spacing w:line="360" w:lineRule="auto"/>
+        <w:ind w:firstLine="709"/>
+        <w:jc w:val="both"/>
+      </w:pPr>
+      <w:r>
+        <w:rPr>
+          <w:rFonts w:ascii="Times New Roman" w:hAnsi="Times New Roman"/>
+          <w:sz w:val="28"/>
+          <w:szCs w:val="28"/>
+        </w:rPr>
+        <w:t xml:space="preserve">Реализовано:</w:t>
+      </w:r>
+    </w:p>
+    <w:p>
+      <w:pPr>
+        <w:spacing w:line="360" w:lineRule="auto"/>
+        <w:ind w:left="1009" w:hanging="300"/>
+        <w:jc w:val="both"/>
+      </w:pPr>
+      <w:r>
+        <w:rPr>
+          <w:rFonts w:ascii="Times New Roman" w:hAnsi="Times New Roman"/>
+          <w:sz w:val="28"/>
+          <w:szCs w:val="28"/>
+        </w:rPr>
+        <w:t xml:space="preserve">– многопоточный TCP-сервер и UDP-сервис, протокол JSON Lines (одна команда — одна строка JSON);</w:t>
+      </w:r>
+    </w:p>
+    <w:p>
+      <w:pPr>
+        <w:spacing w:line="360" w:lineRule="auto"/>
+        <w:ind w:left="1009" w:hanging="300"/>
+        <w:jc w:val="both"/>
+      </w:pPr>
+      <w:r>
+        <w:rPr>
+          <w:rFonts w:ascii="Times New Roman" w:hAnsi="Times New Roman"/>
+          <w:sz w:val="28"/>
+          <w:szCs w:val="28"/>
+        </w:rPr>
+        <w:t xml:space="preserve">– команды add, list, update, delete и filter_by_priority, коды ошибок в ответах;</w:t>
+      </w:r>
+    </w:p>
+    <w:p>
+      <w:pPr>
+        <w:spacing w:line="360" w:lineRule="auto"/>
+        <w:ind w:left="1009" w:hanging="300"/>
+        <w:jc w:val="both"/>
+      </w:pPr>
+      <w:r>
+        <w:rPr>
+          <w:rFonts w:ascii="Times New Roman" w:hAnsi="Times New Roman"/>
+          <w:sz w:val="28"/>
+          <w:szCs w:val="28"/>
+        </w:rPr>
+        <w:t xml:space="preserve">– журнал сервера и 12 тестов.</w:t>
+      </w:r>
+    </w:p>
+    <w:p>
+      <w:pPr>
+        <w:keepNext/>
+        <w:spacing w:before="120" w:line="360" w:lineRule="auto"/>
+        <w:ind w:firstLine="709"/>
+        <w:jc w:val="both"/>
+      </w:pPr>
+      <w:r>
+        <w:rPr>
+          <w:rFonts w:ascii="Times New Roman" w:hAnsi="Times New Roman"/>
+          <w:b/>
+          <w:sz w:val="28"/>
+          <w:szCs w:val="28"/>
+        </w:rPr>
+        <w:t xml:space="preserve">3. Исходный код</w:t>
+      </w:r>
+    </w:p>
+    <w:p>
+      <w:pPr>
+        <w:spacing w:line="360" w:lineRule="auto"/>
+        <w:ind w:firstLine="709"/>
+        <w:jc w:val="left"/>
+      </w:pPr>
+      <w:r>
+        <w:rPr>
+          <w:rFonts w:ascii="Times New Roman" w:hAnsi="Times New Roman"/>
+          <w:sz w:val="28"/>
+          <w:szCs w:val="28"/>
+        </w:rPr>
+        <w:t xml:space="preserve">Код программы: </w:t>
+      </w:r>
+      <w:hyperlink r:id="rId115" w:history="1">
+        <w:r>
+          <w:rPr>
+            <w:rFonts w:ascii="Times New Roman" w:hAnsi="Times New Roman"/>
+            <w:color w:val="0563C1"/>
+            <w:u w:val="single"/>
+          </w:rPr>
+          <w:t>https://github.com/chelchelikov/PYTHON/tree/claude/python-lab-work-variant-5-wkie26/lab9_Burund</w:t>
+        </w:r>
+      </w:hyperlink>
+    </w:p>
+    <w:p>
+      <w:pPr>
+        <w:keepNext/>
+        <w:spacing w:before="120" w:line="360" w:lineRule="auto"/>
+        <w:ind w:firstLine="709"/>
+        <w:jc w:val="both"/>
+      </w:pPr>
+      <w:r>
+        <w:rPr>
+          <w:rFonts w:ascii="Times New Roman" w:hAnsi="Times New Roman"/>
+          <w:b/>
+          <w:sz w:val="28"/>
+          <w:szCs w:val="28"/>
+        </w:rPr>
+        <w:t xml:space="preserve">4. Результаты работы программы</w:t>
+      </w:r>
+    </w:p>
+    <w:p>
+      <w:pPr>
+        <w:keepNext/>
+        <w:spacing w:before="120" w:line="360" w:lineRule="auto"/>
+      </w:pPr>
+      <w:r>
+        <w:rPr>
+          <w:noProof/>
+          <w:lang w:eastAsia="ru-RU"/>
+        </w:rPr>
+        <w:drawing>
+          <wp:inline distT="0" distB="0" distL="0" distR="0">
+            <wp:extent cx="4957771" cy="7900000"/>
+            <wp:effectExtent l="0" t="0" r="0" b="0"/>
+            <wp:docPr id="110" name="Рисунок 110"/>
+            <wp:cNvGraphicFramePr>
+              <a:graphicFrameLocks xmlns:a="http://schemas.openxmlformats.org/drawingml/2006/main" noChangeAspect="1"/>
+            </wp:cNvGraphicFramePr>
+            <a:graphic xmlns:a="http://schemas.openxmlformats.org/drawingml/2006/main">
+              <a:graphicData uri="http://schemas.openxmlformats.org/drawingml/2006/picture">
+                <pic:pic xmlns:pic="http://schemas.openxmlformats.org/drawingml/2006/picture">
+                  <pic:nvPicPr>
+                    <pic:cNvPr id="110" name="image17.png"/>
+                    <pic:cNvPicPr/>
+                  </pic:nvPicPr>
+                  <pic:blipFill>
+                    <a:blip r:embed="rId116"/>
+                    <a:stretch>
+                      <a:fillRect/>
+                    </a:stretch>
+                  </pic:blipFill>
+                  <pic:spPr>
+                    <a:xfrm>
+                      <a:off x="0" y="0"/>
+                      <a:ext cx="4957771" cy="7900000"/>
+                    </a:xfrm>
+                    <a:prstGeom prst="rect">
+                      <a:avLst/>
+                    </a:prstGeom>
+                  </pic:spPr>
+                </pic:pic>
+              </a:graphicData>
+            </a:graphic>
+          </wp:inline>
+        </w:drawing>
+      </w:r>
+    </w:p>
+    <w:p>
+      <w:pPr>
+        <w:spacing w:after="120" w:line="360" w:lineRule="auto"/>
+      </w:pPr>
+      <w:r>
+        <w:rPr>
+          <w:rFonts w:ascii="Times New Roman" w:hAnsi="Times New Roman"/>
+          <w:sz w:val="24"/>
+          <w:szCs w:val="24"/>
+        </w:rPr>
+        <w:t xml:space="preserve">Рисунок 9.1 – TCP-клиент</w:t>
+      </w:r>
+    </w:p>
+    <w:p>
+      <w:pPr>
+        <w:keepNext/>
+        <w:spacing w:before="120" w:line="360" w:lineRule="auto"/>
+      </w:pPr>
+      <w:r>
+        <w:rPr>
+          <w:noProof/>
+          <w:lang w:eastAsia="ru-RU"/>
+        </w:rPr>
+        <w:drawing>
+          <wp:inline distT="0" distB="0" distL="0" distR="0">
+            <wp:extent cx="5940000" cy="3769103"/>
+            <wp:effectExtent l="0" t="0" r="0" b="0"/>
+            <wp:docPr id="111" name="Рисунок 111"/>
+            <wp:cNvGraphicFramePr>
+              <a:graphicFrameLocks xmlns:a="http://schemas.openxmlformats.org/drawingml/2006/main" noChangeAspect="1"/>
+            </wp:cNvGraphicFramePr>
+            <a:graphic xmlns:a="http://schemas.openxmlformats.org/drawingml/2006/main">
+              <a:graphicData uri="http://schemas.openxmlformats.org/drawingml/2006/picture">
+                <pic:pic xmlns:pic="http://schemas.openxmlformats.org/drawingml/2006/picture">
+                  <pic:nvPicPr>
+                    <pic:cNvPr id="111" name="image18.png"/>
+                    <pic:cNvPicPr/>
+                  </pic:nvPicPr>
+                  <pic:blipFill>
+                    <a:blip r:embed="rId117"/>
+                    <a:stretch>
+                      <a:fillRect/>
+                    </a:stretch>
+                  </pic:blipFill>
+                  <pic:spPr>
+                    <a:xfrm>
+                      <a:off x="0" y="0"/>
+                      <a:ext cx="5940000" cy="3769103"/>
+                    </a:xfrm>
+                    <a:prstGeom prst="rect">
+                      <a:avLst/>
+                    </a:prstGeom>
+                  </pic:spPr>
+                </pic:pic>
+              </a:graphicData>
+            </a:graphic>
+          </wp:inline>
+        </w:drawing>
+      </w:r>
+    </w:p>
+    <w:p>
+      <w:pPr>
+        <w:spacing w:after="120" w:line="360" w:lineRule="auto"/>
+      </w:pPr>
+      <w:r>
+        <w:rPr>
+          <w:rFonts w:ascii="Times New Roman" w:hAnsi="Times New Roman"/>
+          <w:sz w:val="24"/>
+          <w:szCs w:val="24"/>
+        </w:rPr>
+        <w:t xml:space="preserve">Рисунок 9.2 – Журнал сервера и тесты</w:t>
+      </w:r>
+    </w:p>
+    <w:p>
+      <w:pPr>
+        <w:keepNext/>
+        <w:spacing w:before="120" w:line="360" w:lineRule="auto"/>
+        <w:ind w:firstLine="709"/>
+        <w:jc w:val="both"/>
+      </w:pPr>
+      <w:r>
+        <w:rPr>
+          <w:rFonts w:ascii="Times New Roman" w:hAnsi="Times New Roman"/>
+          <w:b/>
+          <w:sz w:val="28"/>
+          <w:szCs w:val="28"/>
+        </w:rPr>
+        <w:t xml:space="preserve">5. Вывод</w:t>
+      </w:r>
+    </w:p>
+    <w:p>
+      <w:pPr>
+        <w:spacing w:line="360" w:lineRule="auto"/>
+        <w:ind w:firstLine="709"/>
+        <w:jc w:val="both"/>
+      </w:pPr>
+      <w:r>
+        <w:rPr>
+          <w:rFonts w:ascii="Times New Roman" w:hAnsi="Times New Roman"/>
+          <w:sz w:val="28"/>
+          <w:szCs w:val="28"/>
+        </w:rPr>
+        <w:t xml:space="preserve">Собственный протокол поверх TCP обеспечивает надёжный обмен командами, а UDP подходит для простых запросов без установки соединения.</w:t>
+      </w:r>
+    </w:p>
+    <w:p>
+      <w:pPr>
+        <w:pageBreakBefore/>
+        <w:spacing w:line="360" w:lineRule="auto"/>
+      </w:pPr>
+      <w:r>
+        <w:rPr>
+          <w:rFonts w:ascii="Times New Roman" w:hAnsi="Times New Roman"/>
+          <w:b/>
+          <w:sz w:val="28"/>
+          <w:szCs w:val="28"/>
+        </w:rPr>
+        <w:t xml:space="preserve">ЛАБОРАТОРНАЯ РАБОТА №10</w:t>
+      </w:r>
+    </w:p>
+    <w:p>
+      <w:pPr>
+        <w:spacing w:after="240" w:line="360" w:lineRule="auto"/>
+      </w:pPr>
+      <w:r>
+        <w:rPr>
+          <w:rFonts w:ascii="Times New Roman" w:hAnsi="Times New Roman"/>
+          <w:b/>
+          <w:sz w:val="28"/>
+          <w:szCs w:val="28"/>
+        </w:rPr>
+        <w:t xml:space="preserve">Тема: «HTTP и REST API в Python: разработка клиент-серверного веб-приложения»</w:t>
+      </w:r>
+    </w:p>
+    <w:p>
+      <w:pPr>
+        <w:keepNext/>
+        <w:spacing w:before="120" w:line="360" w:lineRule="auto"/>
+        <w:ind w:firstLine="709"/>
+        <w:jc w:val="both"/>
+      </w:pPr>
+      <w:r>
+        <w:rPr>
+          <w:rFonts w:ascii="Times New Roman" w:hAnsi="Times New Roman"/>
+          <w:b/>
+          <w:sz w:val="28"/>
+          <w:szCs w:val="28"/>
+        </w:rPr>
+        <w:t xml:space="preserve">1. Цель работы</w:t>
+      </w:r>
+    </w:p>
+    <w:p>
+      <w:pPr>
+        <w:spacing w:line="360" w:lineRule="auto"/>
+        <w:ind w:firstLine="709"/>
+        <w:jc w:val="both"/>
+      </w:pPr>
+      <w:r>
+        <w:rPr>
+          <w:rFonts w:ascii="Times New Roman" w:hAnsi="Times New Roman"/>
+          <w:sz w:val="28"/>
+          <w:szCs w:val="28"/>
+        </w:rPr>
+        <w:t xml:space="preserve">Разобраться с протоколом HTTP и принципами REST, разработать REST API и клиент к нему.</w:t>
+      </w:r>
+    </w:p>
+    <w:p>
+      <w:pPr>
+        <w:keepNext/>
+        <w:spacing w:before="120" w:line="360" w:lineRule="auto"/>
+        <w:ind w:firstLine="709"/>
+        <w:jc w:val="both"/>
+      </w:pPr>
+      <w:r>
+        <w:rPr>
+          <w:rFonts w:ascii="Times New Roman" w:hAnsi="Times New Roman"/>
+          <w:b/>
+          <w:sz w:val="28"/>
+          <w:szCs w:val="28"/>
+        </w:rPr>
+        <w:t xml:space="preserve">2. Индивидуальное задание (вариант 5)</w:t>
+      </w:r>
+    </w:p>
+    <w:p>
+      <w:pPr>
+        <w:spacing w:line="360" w:lineRule="auto"/>
+        <w:ind w:firstLine="709"/>
+        <w:jc w:val="both"/>
+      </w:pPr>
+      <w:r>
+        <w:rPr>
+          <w:rFonts w:ascii="Times New Roman" w:hAnsi="Times New Roman"/>
+          <w:sz w:val="28"/>
+          <w:szCs w:val="28"/>
+        </w:rPr>
+        <w:t xml:space="preserve">«Отель — REST API». Ресурс /rooms: CRUD номеров и выборка свободных номеров /rooms/available.</w:t>
+      </w:r>
+    </w:p>
+    <w:p>
+      <w:pPr>
+        <w:keepNext/>
+        <w:spacing w:line="360" w:lineRule="auto"/>
+        <w:ind w:firstLine="709"/>
+        <w:jc w:val="both"/>
+      </w:pPr>
+      <w:r>
+        <w:rPr>
+          <w:rFonts w:ascii="Times New Roman" w:hAnsi="Times New Roman"/>
+          <w:sz w:val="28"/>
+          <w:szCs w:val="28"/>
+        </w:rPr>
+        <w:t xml:space="preserve">Реализовано:</w:t>
+      </w:r>
+    </w:p>
+    <w:p>
+      <w:pPr>
+        <w:spacing w:line="360" w:lineRule="auto"/>
+        <w:ind w:left="1009" w:hanging="300"/>
+        <w:jc w:val="both"/>
+      </w:pPr>
+      <w:r>
+        <w:rPr>
+          <w:rFonts w:ascii="Times New Roman" w:hAnsi="Times New Roman"/>
+          <w:sz w:val="28"/>
+          <w:szCs w:val="28"/>
+        </w:rPr>
+        <w:t xml:space="preserve">– Flask-сервер с методами GET, POST, PUT, PATCH, DELETE и корректными кодами ответа;</w:t>
+      </w:r>
+    </w:p>
+    <w:p>
+      <w:pPr>
+        <w:spacing w:line="360" w:lineRule="auto"/>
+        <w:ind w:left="1009" w:hanging="300"/>
+        <w:jc w:val="both"/>
+      </w:pPr>
+      <w:r>
+        <w:rPr>
+          <w:rFonts w:ascii="Times New Roman" w:hAnsi="Times New Roman"/>
+          <w:sz w:val="28"/>
+          <w:szCs w:val="28"/>
+        </w:rPr>
+        <w:t xml:space="preserve">– валидация данных и ошибки в формате JSON;</w:t>
+      </w:r>
+    </w:p>
+    <w:p>
+      <w:pPr>
+        <w:spacing w:line="360" w:lineRule="auto"/>
+        <w:ind w:left="1009" w:hanging="300"/>
+        <w:jc w:val="both"/>
+      </w:pPr>
+      <w:r>
+        <w:rPr>
+          <w:rFonts w:ascii="Times New Roman" w:hAnsi="Times New Roman"/>
+          <w:sz w:val="28"/>
+          <w:szCs w:val="28"/>
+        </w:rPr>
+        <w:t xml:space="preserve">– консольный клиент на requests и 18 тестов.</w:t>
+      </w:r>
+    </w:p>
+    <w:p>
+      <w:pPr>
+        <w:keepNext/>
+        <w:spacing w:before="120" w:line="360" w:lineRule="auto"/>
+        <w:ind w:firstLine="709"/>
+        <w:jc w:val="both"/>
+      </w:pPr>
+      <w:r>
+        <w:rPr>
+          <w:rFonts w:ascii="Times New Roman" w:hAnsi="Times New Roman"/>
+          <w:b/>
+          <w:sz w:val="28"/>
+          <w:szCs w:val="28"/>
+        </w:rPr>
+        <w:t xml:space="preserve">3. Исходный код</w:t>
+      </w:r>
+    </w:p>
+    <w:p>
+      <w:pPr>
+        <w:spacing w:line="360" w:lineRule="auto"/>
+        <w:ind w:firstLine="709"/>
+        <w:jc w:val="left"/>
+      </w:pPr>
+      <w:r>
+        <w:rPr>
+          <w:rFonts w:ascii="Times New Roman" w:hAnsi="Times New Roman"/>
+          <w:sz w:val="28"/>
+          <w:szCs w:val="28"/>
+        </w:rPr>
+        <w:t xml:space="preserve">Код программы: </w:t>
+      </w:r>
+      <w:hyperlink r:id="rId118" w:history="1">
+        <w:r>
+          <w:rPr>
+            <w:rFonts w:ascii="Times New Roman" w:hAnsi="Times New Roman"/>
+            <w:color w:val="0563C1"/>
+            <w:u w:val="single"/>
+          </w:rPr>
+          <w:t>https://github.com/chelchelikov/PYTHON/tree/claude/python-lab-work-variant-5-wkie26/lab10_Burund</w:t>
+        </w:r>
+      </w:hyperlink>
+    </w:p>
+    <w:p>
+      <w:pPr>
+        <w:keepNext/>
+        <w:spacing w:before="120" w:line="360" w:lineRule="auto"/>
+        <w:ind w:firstLine="709"/>
+        <w:jc w:val="both"/>
+      </w:pPr>
+      <w:r>
+        <w:rPr>
+          <w:rFonts w:ascii="Times New Roman" w:hAnsi="Times New Roman"/>
+          <w:b/>
+          <w:sz w:val="28"/>
+          <w:szCs w:val="28"/>
+        </w:rPr>
+        <w:t xml:space="preserve">4. Результаты работы программы</w:t>
+      </w:r>
+    </w:p>
+    <w:p>
+      <w:pPr>
+        <w:keepNext/>
+        <w:spacing w:before="120" w:line="360" w:lineRule="auto"/>
+      </w:pPr>
+      <w:r>
+        <w:rPr>
+          <w:noProof/>
+          <w:lang w:eastAsia="ru-RU"/>
+        </w:rPr>
+        <w:drawing>
+          <wp:inline distT="0" distB="0" distL="0" distR="0">
+            <wp:extent cx="2668576" cy="7900000"/>
+            <wp:effectExtent l="0" t="0" r="0" b="0"/>
+            <wp:docPr id="112" name="Рисунок 112"/>
+            <wp:cNvGraphicFramePr>
+              <a:graphicFrameLocks xmlns:a="http://schemas.openxmlformats.org/drawingml/2006/main" noChangeAspect="1"/>
+            </wp:cNvGraphicFramePr>
+            <a:graphic xmlns:a="http://schemas.openxmlformats.org/drawingml/2006/main">
+              <a:graphicData uri="http://schemas.openxmlformats.org/drawingml/2006/picture">
+                <pic:pic xmlns:pic="http://schemas.openxmlformats.org/drawingml/2006/picture">
+                  <pic:nvPicPr>
+                    <pic:cNvPr id="112" name="image19.png"/>
+                    <pic:cNvPicPr/>
+                  </pic:nvPicPr>
+                  <pic:blipFill>
+                    <a:blip r:embed="rId119"/>
+                    <a:stretch>
+                      <a:fillRect/>
+                    </a:stretch>
+                  </pic:blipFill>
+                  <pic:spPr>
+                    <a:xfrm>
+                      <a:off x="0" y="0"/>
+                      <a:ext cx="2668576" cy="7900000"/>
+                    </a:xfrm>
+                    <a:prstGeom prst="rect">
+                      <a:avLst/>
+                    </a:prstGeom>
+                  </pic:spPr>
+                </pic:pic>
+              </a:graphicData>
+            </a:graphic>
+          </wp:inline>
+        </w:drawing>
+      </w:r>
+    </w:p>
+    <w:p>
+      <w:pPr>
+        <w:spacing w:after="120" w:line="360" w:lineRule="auto"/>
+      </w:pPr>
+      <w:r>
+        <w:rPr>
+          <w:rFonts w:ascii="Times New Roman" w:hAnsi="Times New Roman"/>
+          <w:sz w:val="24"/>
+          <w:szCs w:val="24"/>
+        </w:rPr>
+        <w:t xml:space="preserve">Рисунок 10.1 – REST-клиент на requests</w:t>
+      </w:r>
+    </w:p>
+    <w:p>
+      <w:pPr>
+        <w:keepNext/>
+        <w:spacing w:before="120" w:line="360" w:lineRule="auto"/>
+      </w:pPr>
+      <w:r>
+        <w:rPr>
+          <w:noProof/>
+          <w:lang w:eastAsia="ru-RU"/>
+        </w:rPr>
+        <w:drawing>
+          <wp:inline distT="0" distB="0" distL="0" distR="0">
+            <wp:extent cx="5940000" cy="3827647"/>
+            <wp:effectExtent l="0" t="0" r="0" b="0"/>
+            <wp:docPr id="113" name="Рисунок 113"/>
+            <wp:cNvGraphicFramePr>
+              <a:graphicFrameLocks xmlns:a="http://schemas.openxmlformats.org/drawingml/2006/main" noChangeAspect="1"/>
+            </wp:cNvGraphicFramePr>
+            <a:graphic xmlns:a="http://schemas.openxmlformats.org/drawingml/2006/main">
+              <a:graphicData uri="http://schemas.openxmlformats.org/drawingml/2006/picture">
+                <pic:pic xmlns:pic="http://schemas.openxmlformats.org/drawingml/2006/picture">
+                  <pic:nvPicPr>
+                    <pic:cNvPr id="113" name="image20.png"/>
+                    <pic:cNvPicPr/>
+                  </pic:nvPicPr>
+                  <pic:blipFill>
+                    <a:blip r:embed="rId120"/>
+                    <a:stretch>
+                      <a:fillRect/>
+                    </a:stretch>
+                  </pic:blipFill>
+                  <pic:spPr>
+                    <a:xfrm>
+                      <a:off x="0" y="0"/>
+                      <a:ext cx="5940000" cy="3827647"/>
+                    </a:xfrm>
+                    <a:prstGeom prst="rect">
+                      <a:avLst/>
+                    </a:prstGeom>
+                  </pic:spPr>
+                </pic:pic>
+              </a:graphicData>
+            </a:graphic>
+          </wp:inline>
+        </w:drawing>
+      </w:r>
+    </w:p>
+    <w:p>
+      <w:pPr>
+        <w:spacing w:after="120" w:line="360" w:lineRule="auto"/>
+      </w:pPr>
+      <w:r>
+        <w:rPr>
+          <w:rFonts w:ascii="Times New Roman" w:hAnsi="Times New Roman"/>
+          <w:sz w:val="24"/>
+          <w:szCs w:val="24"/>
+        </w:rPr>
+        <w:t xml:space="preserve">Рисунок 10.2 – Результаты тестов</w:t>
+      </w:r>
+    </w:p>
+    <w:p>
+      <w:pPr>
+        <w:keepNext/>
+        <w:spacing w:before="120" w:line="360" w:lineRule="auto"/>
+        <w:ind w:firstLine="709"/>
+        <w:jc w:val="both"/>
+      </w:pPr>
+      <w:r>
+        <w:rPr>
+          <w:rFonts w:ascii="Times New Roman" w:hAnsi="Times New Roman"/>
+          <w:b/>
+          <w:sz w:val="28"/>
+          <w:szCs w:val="28"/>
+        </w:rPr>
+        <w:t xml:space="preserve">5. Вывод</w:t>
+      </w:r>
+    </w:p>
+    <w:p>
+      <w:pPr>
+        <w:spacing w:line="360" w:lineRule="auto"/>
+        <w:ind w:firstLine="709"/>
+        <w:jc w:val="both"/>
+      </w:pPr>
+      <w:r>
+        <w:rPr>
+          <w:rFonts w:ascii="Times New Roman" w:hAnsi="Times New Roman"/>
+          <w:sz w:val="28"/>
+          <w:szCs w:val="28"/>
+        </w:rPr>
+        <w:t xml:space="preserve">REST API даёт единый интерфейс к данным, коды ответа HTTP явно сообщают клиенту результат операции.</w:t>
+      </w:r>
+    </w:p>
+    <w:p>
+      <w:pPr>
+        <w:pageBreakBefore/>
+        <w:spacing w:line="360" w:lineRule="auto"/>
+      </w:pPr>
+      <w:r>
+        <w:rPr>
+          <w:rFonts w:ascii="Times New Roman" w:hAnsi="Times New Roman"/>
+          <w:b/>
+          <w:sz w:val="28"/>
+          <w:szCs w:val="28"/>
+        </w:rPr>
+        <w:t xml:space="preserve">ЛАБОРАТОРНАЯ РАБОТА №11</w:t>
+      </w:r>
+    </w:p>
+    <w:p>
+      <w:pPr>
+        <w:spacing w:after="240" w:line="360" w:lineRule="auto"/>
+      </w:pPr>
+      <w:r>
+        <w:rPr>
+          <w:rFonts w:ascii="Times New Roman" w:hAnsi="Times New Roman"/>
+          <w:b/>
+          <w:sz w:val="28"/>
+          <w:szCs w:val="28"/>
+        </w:rPr>
+        <w:t xml:space="preserve">Тема: «Реляционные и нереляционные базы данных. Хранение данных и использование CDN»</w:t>
+      </w:r>
+    </w:p>
+    <w:p>
+      <w:pPr>
+        <w:keepNext/>
+        <w:spacing w:before="120" w:line="360" w:lineRule="auto"/>
+        <w:ind w:firstLine="709"/>
+        <w:jc w:val="both"/>
+      </w:pPr>
+      <w:r>
+        <w:rPr>
+          <w:rFonts w:ascii="Times New Roman" w:hAnsi="Times New Roman"/>
+          <w:b/>
+          <w:sz w:val="28"/>
+          <w:szCs w:val="28"/>
+        </w:rPr>
+        <w:t xml:space="preserve">1. Цель работы</w:t>
+      </w:r>
+    </w:p>
+    <w:p>
+      <w:pPr>
+        <w:spacing w:line="360" w:lineRule="auto"/>
+        <w:ind w:firstLine="709"/>
+        <w:jc w:val="both"/>
+      </w:pPr>
+      <w:r>
+        <w:rPr>
+          <w:rFonts w:ascii="Times New Roman" w:hAnsi="Times New Roman"/>
+          <w:sz w:val="28"/>
+          <w:szCs w:val="28"/>
+        </w:rPr>
+        <w:t xml:space="preserve">Научиться проектировать реляционную БД и писать SQL-запросы, использовать Redis как кэш и понять принцип работы CDN.</w:t>
+      </w:r>
+    </w:p>
+    <w:p>
+      <w:pPr>
+        <w:keepNext/>
+        <w:spacing w:before="120" w:line="360" w:lineRule="auto"/>
+        <w:ind w:firstLine="709"/>
+        <w:jc w:val="both"/>
+      </w:pPr>
+      <w:r>
+        <w:rPr>
+          <w:rFonts w:ascii="Times New Roman" w:hAnsi="Times New Roman"/>
+          <w:b/>
+          <w:sz w:val="28"/>
+          <w:szCs w:val="28"/>
+        </w:rPr>
+        <w:t xml:space="preserve">2. Индивидуальное задание (вариант 5)</w:t>
+      </w:r>
+    </w:p>
+    <w:p>
+      <w:pPr>
+        <w:spacing w:line="360" w:lineRule="auto"/>
+        <w:ind w:firstLine="709"/>
+        <w:jc w:val="both"/>
+      </w:pPr>
+      <w:r>
+        <w:rPr>
+          <w:rFonts w:ascii="Times New Roman" w:hAnsi="Times New Roman"/>
+          <w:sz w:val="28"/>
+          <w:szCs w:val="28"/>
+        </w:rPr>
+        <w:t xml:space="preserve">«Отель». База данных номеров, гостей и бронирований, кэширование запросов и раздача статических файлов.</w:t>
+      </w:r>
+    </w:p>
+    <w:p>
+      <w:pPr>
+        <w:keepNext/>
+        <w:spacing w:line="360" w:lineRule="auto"/>
+        <w:ind w:firstLine="709"/>
+        <w:jc w:val="both"/>
+      </w:pPr>
+      <w:r>
+        <w:rPr>
+          <w:rFonts w:ascii="Times New Roman" w:hAnsi="Times New Roman"/>
+          <w:sz w:val="28"/>
+          <w:szCs w:val="28"/>
+        </w:rPr>
+        <w:t xml:space="preserve">Реализовано:</w:t>
+      </w:r>
+    </w:p>
+    <w:p>
+      <w:pPr>
+        <w:spacing w:line="360" w:lineRule="auto"/>
+        <w:ind w:left="1009" w:hanging="300"/>
+        <w:jc w:val="both"/>
+      </w:pPr>
+      <w:r>
+        <w:rPr>
+          <w:rFonts w:ascii="Times New Roman" w:hAnsi="Times New Roman"/>
+          <w:sz w:val="28"/>
+          <w:szCs w:val="28"/>
+        </w:rPr>
+        <w:t xml:space="preserve">– SQLite-база из 8 таблиц, 20 SQL-запросов (JOIN, GROUP BY, HAVING, подзапросы, индекс), транзакция;</w:t>
+      </w:r>
+    </w:p>
+    <w:p>
+      <w:pPr>
+        <w:spacing w:line="360" w:lineRule="auto"/>
+        <w:ind w:left="1009" w:hanging="300"/>
+        <w:jc w:val="both"/>
+      </w:pPr>
+      <w:r>
+        <w:rPr>
+          <w:rFonts w:ascii="Times New Roman" w:hAnsi="Times New Roman"/>
+          <w:sz w:val="28"/>
+          <w:szCs w:val="28"/>
+        </w:rPr>
+        <w:t xml:space="preserve">– кэш Redis по схеме cache-aside;</w:t>
+      </w:r>
+    </w:p>
+    <w:p>
+      <w:pPr>
+        <w:spacing w:line="360" w:lineRule="auto"/>
+        <w:ind w:left="1009" w:hanging="300"/>
+        <w:jc w:val="both"/>
+      </w:pPr>
+      <w:r>
+        <w:rPr>
+          <w:rFonts w:ascii="Times New Roman" w:hAnsi="Times New Roman"/>
+          <w:sz w:val="28"/>
+          <w:szCs w:val="28"/>
+        </w:rPr>
+        <w:t xml:space="preserve">– локальная модель CDN (origin и edge-сервер с кэшем), 17 тестов.</w:t>
+      </w:r>
+    </w:p>
+    <w:p>
+      <w:pPr>
+        <w:keepNext/>
+        <w:spacing w:before="120" w:line="360" w:lineRule="auto"/>
+        <w:ind w:firstLine="709"/>
+        <w:jc w:val="both"/>
+      </w:pPr>
+      <w:r>
+        <w:rPr>
+          <w:rFonts w:ascii="Times New Roman" w:hAnsi="Times New Roman"/>
+          <w:b/>
+          <w:sz w:val="28"/>
+          <w:szCs w:val="28"/>
+        </w:rPr>
+        <w:t xml:space="preserve">3. Исходный код</w:t>
+      </w:r>
+    </w:p>
+    <w:p>
+      <w:pPr>
+        <w:spacing w:line="360" w:lineRule="auto"/>
+        <w:ind w:firstLine="709"/>
+        <w:jc w:val="left"/>
+      </w:pPr>
+      <w:r>
+        <w:rPr>
+          <w:rFonts w:ascii="Times New Roman" w:hAnsi="Times New Roman"/>
+          <w:sz w:val="28"/>
+          <w:szCs w:val="28"/>
+        </w:rPr>
+        <w:t xml:space="preserve">Код программы: </w:t>
+      </w:r>
+      <w:hyperlink r:id="rId121" w:history="1">
+        <w:r>
+          <w:rPr>
+            <w:rFonts w:ascii="Times New Roman" w:hAnsi="Times New Roman"/>
+            <w:color w:val="0563C1"/>
+            <w:u w:val="single"/>
+          </w:rPr>
+          <w:t>https://github.com/chelchelikov/PYTHON/tree/claude/python-lab-work-variant-5-wkie26/lab11_Burund</w:t>
+        </w:r>
+      </w:hyperlink>
+    </w:p>
+    <w:p>
+      <w:pPr>
+        <w:keepNext/>
+        <w:spacing w:before="120" w:line="360" w:lineRule="auto"/>
+        <w:ind w:firstLine="709"/>
+        <w:jc w:val="both"/>
+      </w:pPr>
+      <w:r>
+        <w:rPr>
+          <w:rFonts w:ascii="Times New Roman" w:hAnsi="Times New Roman"/>
+          <w:b/>
+          <w:sz w:val="28"/>
+          <w:szCs w:val="28"/>
+        </w:rPr>
+        <w:t xml:space="preserve">4. Результаты работы программы</w:t>
+      </w:r>
+    </w:p>
+    <w:p>
+      <w:pPr>
+        <w:keepNext/>
+        <w:spacing w:before="120" w:line="360" w:lineRule="auto"/>
+      </w:pPr>
+      <w:r>
+        <w:rPr>
+          <w:noProof/>
+          <w:lang w:eastAsia="ru-RU"/>
+        </w:rPr>
+        <w:drawing>
+          <wp:inline distT="0" distB="0" distL="0" distR="0">
+            <wp:extent cx="5940000" cy="7636162"/>
+            <wp:effectExtent l="0" t="0" r="0" b="0"/>
+            <wp:docPr id="114" name="Рисунок 114"/>
+            <wp:cNvGraphicFramePr>
+              <a:graphicFrameLocks xmlns:a="http://schemas.openxmlformats.org/drawingml/2006/main" noChangeAspect="1"/>
+            </wp:cNvGraphicFramePr>
+            <a:graphic xmlns:a="http://schemas.openxmlformats.org/drawingml/2006/main">
+              <a:graphicData uri="http://schemas.openxmlformats.org/drawingml/2006/picture">
+                <pic:pic xmlns:pic="http://schemas.openxmlformats.org/drawingml/2006/picture">
+                  <pic:nvPicPr>
+                    <pic:cNvPr id="114" name="image21.png"/>
+                    <pic:cNvPicPr/>
+                  </pic:nvPicPr>
+                  <pic:blipFill>
+                    <a:blip r:embed="rId122"/>
+                    <a:stretch>
+                      <a:fillRect/>
+                    </a:stretch>
+                  </pic:blipFill>
+                  <pic:spPr>
+                    <a:xfrm>
+                      <a:off x="0" y="0"/>
+                      <a:ext cx="5940000" cy="7636162"/>
+                    </a:xfrm>
+                    <a:prstGeom prst="rect">
+                      <a:avLst/>
+                    </a:prstGeom>
+                  </pic:spPr>
+                </pic:pic>
+              </a:graphicData>
+            </a:graphic>
+          </wp:inline>
+        </w:drawing>
+      </w:r>
+    </w:p>
+    <w:p>
+      <w:pPr>
+        <w:spacing w:after="120" w:line="360" w:lineRule="auto"/>
+      </w:pPr>
+      <w:r>
+        <w:rPr>
+          <w:rFonts w:ascii="Times New Roman" w:hAnsi="Times New Roman"/>
+          <w:sz w:val="24"/>
+          <w:szCs w:val="24"/>
+        </w:rPr>
+        <w:t xml:space="preserve">Рисунок 11.1 – SQL-запросы</w:t>
+      </w:r>
+    </w:p>
+    <w:p>
+      <w:pPr>
+        <w:keepNext/>
+        <w:spacing w:before="120" w:line="360" w:lineRule="auto"/>
+      </w:pPr>
+      <w:r>
+        <w:rPr>
+          <w:noProof/>
+          <w:lang w:eastAsia="ru-RU"/>
+        </w:rPr>
+        <w:drawing>
+          <wp:inline distT="0" distB="0" distL="0" distR="0">
+            <wp:extent cx="5701031" cy="7900000"/>
+            <wp:effectExtent l="0" t="0" r="0" b="0"/>
+            <wp:docPr id="115" name="Рисунок 115"/>
+            <wp:cNvGraphicFramePr>
+              <a:graphicFrameLocks xmlns:a="http://schemas.openxmlformats.org/drawingml/2006/main" noChangeAspect="1"/>
+            </wp:cNvGraphicFramePr>
+            <a:graphic xmlns:a="http://schemas.openxmlformats.org/drawingml/2006/main">
+              <a:graphicData uri="http://schemas.openxmlformats.org/drawingml/2006/picture">
+                <pic:pic xmlns:pic="http://schemas.openxmlformats.org/drawingml/2006/picture">
+                  <pic:nvPicPr>
+                    <pic:cNvPr id="115" name="image22.png"/>
+                    <pic:cNvPicPr/>
+                  </pic:nvPicPr>
+                  <pic:blipFill>
+                    <a:blip r:embed="rId123"/>
+                    <a:stretch>
+                      <a:fillRect/>
+                    </a:stretch>
+                  </pic:blipFill>
+                  <pic:spPr>
+                    <a:xfrm>
+                      <a:off x="0" y="0"/>
+                      <a:ext cx="5701031" cy="7900000"/>
+                    </a:xfrm>
+                    <a:prstGeom prst="rect">
+                      <a:avLst/>
+                    </a:prstGeom>
+                  </pic:spPr>
+                </pic:pic>
+              </a:graphicData>
+            </a:graphic>
+          </wp:inline>
+        </w:drawing>
+      </w:r>
+    </w:p>
+    <w:p>
+      <w:pPr>
+        <w:spacing w:after="120" w:line="360" w:lineRule="auto"/>
+      </w:pPr>
+      <w:r>
+        <w:rPr>
+          <w:rFonts w:ascii="Times New Roman" w:hAnsi="Times New Roman"/>
+          <w:sz w:val="24"/>
+          <w:szCs w:val="24"/>
+        </w:rPr>
+        <w:t xml:space="preserve">Рисунок 11.2 – CDN, кэш Redis и операции Redis</w:t>
+      </w:r>
+    </w:p>
+    <w:p>
+      <w:pPr>
+        <w:keepNext/>
+        <w:spacing w:before="120" w:line="360" w:lineRule="auto"/>
+        <w:ind w:firstLine="709"/>
+        <w:jc w:val="both"/>
+      </w:pPr>
+      <w:r>
+        <w:rPr>
+          <w:rFonts w:ascii="Times New Roman" w:hAnsi="Times New Roman"/>
+          <w:b/>
+          <w:sz w:val="28"/>
+          <w:szCs w:val="28"/>
+        </w:rPr>
+        <w:t xml:space="preserve">5. Вывод</w:t>
+      </w:r>
+    </w:p>
+    <w:p>
+      <w:pPr>
+        <w:spacing w:line="360" w:lineRule="auto"/>
+        <w:ind w:firstLine="709"/>
+        <w:jc w:val="both"/>
+      </w:pPr>
+      <w:r>
+        <w:rPr>
+          <w:rFonts w:ascii="Times New Roman" w:hAnsi="Times New Roman"/>
+          <w:sz w:val="28"/>
+          <w:szCs w:val="28"/>
+        </w:rPr>
+        <w:t xml:space="preserve">Реляционная БД хранит связанные данные с проверкой целостности, Redis ускоряет повторные запросы, а CDN снимает нагрузку с основного сервера.</w:t>
+      </w:r>
+    </w:p>
+    <w:p>
+      <w:pPr>
+        <w:pageBreakBefore/>
+        <w:spacing w:line="360" w:lineRule="auto"/>
+      </w:pPr>
+      <w:r>
+        <w:rPr>
+          <w:rFonts w:ascii="Times New Roman" w:hAnsi="Times New Roman"/>
+          <w:b/>
+          <w:sz w:val="28"/>
+          <w:szCs w:val="28"/>
+        </w:rPr>
+        <w:t xml:space="preserve">ЛАБОРАТОРНАЯ РАБОТА №12</w:t>
+      </w:r>
+    </w:p>
+    <w:p>
+      <w:pPr>
+        <w:spacing w:after="240" w:line="360" w:lineRule="auto"/>
+      </w:pPr>
+      <w:r>
+        <w:rPr>
+          <w:rFonts w:ascii="Times New Roman" w:hAnsi="Times New Roman"/>
+          <w:b/>
+          <w:sz w:val="28"/>
+          <w:szCs w:val="28"/>
+        </w:rPr>
+        <w:t xml:space="preserve">Тема: «Работа с реляционными базами данных в Python с использованием SQLAlchemy и ORM»</w:t>
+      </w:r>
+    </w:p>
+    <w:p>
+      <w:pPr>
+        <w:keepNext/>
+        <w:spacing w:before="120" w:line="360" w:lineRule="auto"/>
+        <w:ind w:firstLine="709"/>
+        <w:jc w:val="both"/>
+      </w:pPr>
+      <w:r>
+        <w:rPr>
+          <w:rFonts w:ascii="Times New Roman" w:hAnsi="Times New Roman"/>
+          <w:b/>
+          <w:sz w:val="28"/>
+          <w:szCs w:val="28"/>
+        </w:rPr>
+        <w:t xml:space="preserve">1. Цель работы</w:t>
+      </w:r>
+    </w:p>
+    <w:p>
+      <w:pPr>
+        <w:spacing w:line="360" w:lineRule="auto"/>
+        <w:ind w:firstLine="709"/>
+        <w:jc w:val="both"/>
+      </w:pPr>
+      <w:r>
+        <w:rPr>
+          <w:rFonts w:ascii="Times New Roman" w:hAnsi="Times New Roman"/>
+          <w:sz w:val="28"/>
+          <w:szCs w:val="28"/>
+        </w:rPr>
+        <w:t xml:space="preserve">Освоить SQLAlchemy ORM: модели, связи, сессии, запросы и транзакции.</w:t>
+      </w:r>
+    </w:p>
+    <w:p>
+      <w:pPr>
+        <w:keepNext/>
+        <w:spacing w:before="120" w:line="360" w:lineRule="auto"/>
+        <w:ind w:firstLine="709"/>
+        <w:jc w:val="both"/>
+      </w:pPr>
+      <w:r>
+        <w:rPr>
+          <w:rFonts w:ascii="Times New Roman" w:hAnsi="Times New Roman"/>
+          <w:b/>
+          <w:sz w:val="28"/>
+          <w:szCs w:val="28"/>
+        </w:rPr>
+        <w:t xml:space="preserve">2. Индивидуальное задание (вариант 5)</w:t>
+      </w:r>
+    </w:p>
+    <w:p>
+      <w:pPr>
+        <w:spacing w:line="360" w:lineRule="auto"/>
+        <w:ind w:firstLine="709"/>
+        <w:jc w:val="both"/>
+      </w:pPr>
+      <w:r>
+        <w:rPr>
+          <w:rFonts w:ascii="Times New Roman" w:hAnsi="Times New Roman"/>
+          <w:sz w:val="28"/>
+          <w:szCs w:val="28"/>
+        </w:rPr>
+        <w:t xml:space="preserve">«Ресторан». Клиенты, блюда и заказы в PostgreSQL через ORM.</w:t>
+      </w:r>
+    </w:p>
+    <w:p>
+      <w:pPr>
+        <w:keepNext/>
+        <w:spacing w:line="360" w:lineRule="auto"/>
+        <w:ind w:firstLine="709"/>
+        <w:jc w:val="both"/>
+      </w:pPr>
+      <w:r>
+        <w:rPr>
+          <w:rFonts w:ascii="Times New Roman" w:hAnsi="Times New Roman"/>
+          <w:sz w:val="28"/>
+          <w:szCs w:val="28"/>
+        </w:rPr>
+        <w:t xml:space="preserve">Реализовано:</w:t>
+      </w:r>
+    </w:p>
+    <w:p>
+      <w:pPr>
+        <w:spacing w:line="360" w:lineRule="auto"/>
+        <w:ind w:left="1009" w:hanging="300"/>
+        <w:jc w:val="both"/>
+      </w:pPr>
+      <w:r>
+        <w:rPr>
+          <w:rFonts w:ascii="Times New Roman" w:hAnsi="Times New Roman"/>
+          <w:sz w:val="28"/>
+          <w:szCs w:val="28"/>
+        </w:rPr>
+        <w:t xml:space="preserve">– модели SQLAlchemy 2 (Customer, Dish, Order, OrderItem) со связями один-ко-многим и многие-ко-многим через позиции заказа;</w:t>
+      </w:r>
+    </w:p>
+    <w:p>
+      <w:pPr>
+        <w:spacing w:line="360" w:lineRule="auto"/>
+        <w:ind w:left="1009" w:hanging="300"/>
+        <w:jc w:val="both"/>
+      </w:pPr>
+      <w:r>
+        <w:rPr>
+          <w:rFonts w:ascii="Times New Roman" w:hAnsi="Times New Roman"/>
+          <w:sz w:val="28"/>
+          <w:szCs w:val="28"/>
+        </w:rPr>
+        <w:t xml:space="preserve">– оформление заказа одной транзакцией с откатом при ошибке;</w:t>
+      </w:r>
+    </w:p>
+    <w:p>
+      <w:pPr>
+        <w:spacing w:line="360" w:lineRule="auto"/>
+        <w:ind w:left="1009" w:hanging="300"/>
+        <w:jc w:val="both"/>
+      </w:pPr>
+      <w:r>
+        <w:rPr>
+          <w:rFonts w:ascii="Times New Roman" w:hAnsi="Times New Roman"/>
+          <w:sz w:val="28"/>
+          <w:szCs w:val="28"/>
+        </w:rPr>
+        <w:t xml:space="preserve">– консольное приложение и 13 тестов на SQLite и PostgreSQL.</w:t>
+      </w:r>
+    </w:p>
+    <w:p>
+      <w:pPr>
+        <w:keepNext/>
+        <w:spacing w:before="120" w:line="360" w:lineRule="auto"/>
+        <w:ind w:firstLine="709"/>
+        <w:jc w:val="both"/>
+      </w:pPr>
+      <w:r>
+        <w:rPr>
+          <w:rFonts w:ascii="Times New Roman" w:hAnsi="Times New Roman"/>
+          <w:b/>
+          <w:sz w:val="28"/>
+          <w:szCs w:val="28"/>
+        </w:rPr>
+        <w:t xml:space="preserve">3. Исходный код</w:t>
+      </w:r>
+    </w:p>
+    <w:p>
+      <w:pPr>
+        <w:spacing w:line="360" w:lineRule="auto"/>
+        <w:ind w:firstLine="709"/>
+        <w:jc w:val="left"/>
+      </w:pPr>
+      <w:r>
+        <w:rPr>
+          <w:rFonts w:ascii="Times New Roman" w:hAnsi="Times New Roman"/>
+          <w:sz w:val="28"/>
+          <w:szCs w:val="28"/>
+        </w:rPr>
+        <w:t xml:space="preserve">Код программы: </w:t>
+      </w:r>
+      <w:hyperlink r:id="rId124" w:history="1">
+        <w:r>
+          <w:rPr>
+            <w:rFonts w:ascii="Times New Roman" w:hAnsi="Times New Roman"/>
+            <w:color w:val="0563C1"/>
+            <w:u w:val="single"/>
+          </w:rPr>
+          <w:t>https://github.com/chelchelikov/PYTHON/tree/claude/python-lab-work-variant-5-wkie26/lab12_Burund</w:t>
+        </w:r>
+      </w:hyperlink>
+    </w:p>
+    <w:p>
+      <w:pPr>
+        <w:keepNext/>
+        <w:spacing w:before="120" w:line="360" w:lineRule="auto"/>
+        <w:ind w:firstLine="709"/>
+        <w:jc w:val="both"/>
+      </w:pPr>
+      <w:r>
+        <w:rPr>
+          <w:rFonts w:ascii="Times New Roman" w:hAnsi="Times New Roman"/>
+          <w:b/>
+          <w:sz w:val="28"/>
+          <w:szCs w:val="28"/>
+        </w:rPr>
+        <w:t xml:space="preserve">4. Результаты работы программы</w:t>
+      </w:r>
+    </w:p>
+    <w:p>
+      <w:pPr>
+        <w:keepNext/>
+        <w:spacing w:before="120" w:line="360" w:lineRule="auto"/>
+      </w:pPr>
+      <w:r>
+        <w:rPr>
+          <w:noProof/>
+          <w:lang w:eastAsia="ru-RU"/>
+        </w:rPr>
+        <w:drawing>
+          <wp:inline distT="0" distB="0" distL="0" distR="0">
+            <wp:extent cx="3393183" cy="7900000"/>
+            <wp:effectExtent l="0" t="0" r="0" b="0"/>
+            <wp:docPr id="116" name="Рисунок 116"/>
+            <wp:cNvGraphicFramePr>
+              <a:graphicFrameLocks xmlns:a="http://schemas.openxmlformats.org/drawingml/2006/main" noChangeAspect="1"/>
+            </wp:cNvGraphicFramePr>
+            <a:graphic xmlns:a="http://schemas.openxmlformats.org/drawingml/2006/main">
+              <a:graphicData uri="http://schemas.openxmlformats.org/drawingml/2006/picture">
+                <pic:pic xmlns:pic="http://schemas.openxmlformats.org/drawingml/2006/picture">
+                  <pic:nvPicPr>
+                    <pic:cNvPr id="116" name="image23.png"/>
+                    <pic:cNvPicPr/>
+                  </pic:nvPicPr>
+                  <pic:blipFill>
+                    <a:blip r:embed="rId125"/>
+                    <a:stretch>
+                      <a:fillRect/>
+                    </a:stretch>
+                  </pic:blipFill>
+                  <pic:spPr>
+                    <a:xfrm>
+                      <a:off x="0" y="0"/>
+                      <a:ext cx="3393183" cy="7900000"/>
+                    </a:xfrm>
+                    <a:prstGeom prst="rect">
+                      <a:avLst/>
+                    </a:prstGeom>
+                  </pic:spPr>
+                </pic:pic>
+              </a:graphicData>
+            </a:graphic>
+          </wp:inline>
+        </w:drawing>
+      </w:r>
+    </w:p>
+    <w:p>
+      <w:pPr>
+        <w:spacing w:after="120" w:line="360" w:lineRule="auto"/>
+      </w:pPr>
+      <w:r>
+        <w:rPr>
+          <w:rFonts w:ascii="Times New Roman" w:hAnsi="Times New Roman"/>
+          <w:sz w:val="24"/>
+          <w:szCs w:val="24"/>
+        </w:rPr>
+        <w:t xml:space="preserve">Рисунок 12.1 – Консольное приложение (SQLAlchemy + PostgreSQL)</w:t>
+      </w:r>
+    </w:p>
+    <w:p>
+      <w:pPr>
+        <w:keepNext/>
+        <w:spacing w:before="120" w:line="360" w:lineRule="auto"/>
+      </w:pPr>
+      <w:r>
+        <w:rPr>
+          <w:noProof/>
+          <w:lang w:eastAsia="ru-RU"/>
+        </w:rPr>
+        <w:drawing>
+          <wp:inline distT="0" distB="0" distL="0" distR="0">
+            <wp:extent cx="5940000" cy="3494118"/>
+            <wp:effectExtent l="0" t="0" r="0" b="0"/>
+            <wp:docPr id="117" name="Рисунок 117"/>
+            <wp:cNvGraphicFramePr>
+              <a:graphicFrameLocks xmlns:a="http://schemas.openxmlformats.org/drawingml/2006/main" noChangeAspect="1"/>
+            </wp:cNvGraphicFramePr>
+            <a:graphic xmlns:a="http://schemas.openxmlformats.org/drawingml/2006/main">
+              <a:graphicData uri="http://schemas.openxmlformats.org/drawingml/2006/picture">
+                <pic:pic xmlns:pic="http://schemas.openxmlformats.org/drawingml/2006/picture">
+                  <pic:nvPicPr>
+                    <pic:cNvPr id="117" name="image24.png"/>
+                    <pic:cNvPicPr/>
+                  </pic:nvPicPr>
+                  <pic:blipFill>
+                    <a:blip r:embed="rId126"/>
+                    <a:stretch>
+                      <a:fillRect/>
+                    </a:stretch>
+                  </pic:blipFill>
+                  <pic:spPr>
+                    <a:xfrm>
+                      <a:off x="0" y="0"/>
+                      <a:ext cx="5940000" cy="3494118"/>
+                    </a:xfrm>
+                    <a:prstGeom prst="rect">
+                      <a:avLst/>
+                    </a:prstGeom>
+                  </pic:spPr>
+                </pic:pic>
+              </a:graphicData>
+            </a:graphic>
+          </wp:inline>
+        </w:drawing>
+      </w:r>
+    </w:p>
+    <w:p>
+      <w:pPr>
+        <w:spacing w:after="120" w:line="360" w:lineRule="auto"/>
+      </w:pPr>
+      <w:r>
+        <w:rPr>
+          <w:rFonts w:ascii="Times New Roman" w:hAnsi="Times New Roman"/>
+          <w:sz w:val="24"/>
+          <w:szCs w:val="24"/>
+        </w:rPr>
+        <w:t xml:space="preserve">Рисунок 12.2 – Тесты на SQLite и PostgreSQL</w:t>
+      </w:r>
+    </w:p>
+    <w:p>
+      <w:pPr>
+        <w:keepNext/>
+        <w:spacing w:before="120" w:line="360" w:lineRule="auto"/>
+        <w:ind w:firstLine="709"/>
+        <w:jc w:val="both"/>
+      </w:pPr>
+      <w:r>
+        <w:rPr>
+          <w:rFonts w:ascii="Times New Roman" w:hAnsi="Times New Roman"/>
+          <w:b/>
+          <w:sz w:val="28"/>
+          <w:szCs w:val="28"/>
+        </w:rPr>
+        <w:t xml:space="preserve">5. Вывод</w:t>
+      </w:r>
+    </w:p>
+    <w:p>
+      <w:pPr>
+        <w:spacing w:line="360" w:lineRule="auto"/>
+        <w:ind w:firstLine="709"/>
+        <w:jc w:val="both"/>
+      </w:pPr>
+      <w:r>
+        <w:rPr>
+          <w:rFonts w:ascii="Times New Roman" w:hAnsi="Times New Roman"/>
+          <w:sz w:val="28"/>
+          <w:szCs w:val="28"/>
+        </w:rPr>
+        <w:t xml:space="preserve">ORM позволяет работать с таблицами как с объектами Python, а транзакции гарантируют, что заказ не сохранится частично.</w:t>
+      </w:r>
+    </w:p>
+    <w:p>
+      <w:pPr>
+        <w:pageBreakBefore/>
+        <w:spacing w:line="360" w:lineRule="auto"/>
+      </w:pPr>
+      <w:r>
+        <w:rPr>
+          <w:rFonts w:ascii="Times New Roman" w:hAnsi="Times New Roman"/>
+          <w:b/>
+          <w:sz w:val="28"/>
+          <w:szCs w:val="28"/>
+        </w:rPr>
+        <w:t xml:space="preserve">ЛАБОРАТОРНАЯ РАБОТА №13</w:t>
+      </w:r>
+    </w:p>
+    <w:p>
+      <w:pPr>
+        <w:spacing w:after="240" w:line="360" w:lineRule="auto"/>
+      </w:pPr>
+      <w:r>
+        <w:rPr>
+          <w:rFonts w:ascii="Times New Roman" w:hAnsi="Times New Roman"/>
+          <w:b/>
+          <w:sz w:val="28"/>
+          <w:szCs w:val="28"/>
+        </w:rPr>
+        <w:t xml:space="preserve">Тема: «MongoDB и Redis: документные данные, кэширование и высокопроизводительный доступ к данным»</w:t>
+      </w:r>
+    </w:p>
+    <w:p>
+      <w:pPr>
+        <w:keepNext/>
+        <w:spacing w:before="120" w:line="360" w:lineRule="auto"/>
+        <w:ind w:firstLine="709"/>
+        <w:jc w:val="both"/>
+      </w:pPr>
+      <w:r>
+        <w:rPr>
+          <w:rFonts w:ascii="Times New Roman" w:hAnsi="Times New Roman"/>
+          <w:b/>
+          <w:sz w:val="28"/>
+          <w:szCs w:val="28"/>
+        </w:rPr>
+        <w:t xml:space="preserve">1. Цель работы</w:t>
+      </w:r>
+    </w:p>
+    <w:p>
+      <w:pPr>
+        <w:spacing w:line="360" w:lineRule="auto"/>
+        <w:ind w:firstLine="709"/>
+        <w:jc w:val="both"/>
+      </w:pPr>
+      <w:r>
+        <w:rPr>
+          <w:rFonts w:ascii="Times New Roman" w:hAnsi="Times New Roman"/>
+          <w:sz w:val="28"/>
+          <w:szCs w:val="28"/>
+        </w:rPr>
+        <w:t xml:space="preserve">Освоить документную БД MongoDB и структуры данных Redis, реализовать кэширование.</w:t>
+      </w:r>
+    </w:p>
+    <w:p>
+      <w:pPr>
+        <w:keepNext/>
+        <w:spacing w:before="120" w:line="360" w:lineRule="auto"/>
+        <w:ind w:firstLine="709"/>
+        <w:jc w:val="both"/>
+      </w:pPr>
+      <w:r>
+        <w:rPr>
+          <w:rFonts w:ascii="Times New Roman" w:hAnsi="Times New Roman"/>
+          <w:b/>
+          <w:sz w:val="28"/>
+          <w:szCs w:val="28"/>
+        </w:rPr>
+        <w:t xml:space="preserve">2. Индивидуальное задание (вариант 5)</w:t>
+      </w:r>
+    </w:p>
+    <w:p>
+      <w:pPr>
+        <w:spacing w:line="360" w:lineRule="auto"/>
+        <w:ind w:firstLine="709"/>
+        <w:jc w:val="both"/>
+      </w:pPr>
+      <w:r>
+        <w:rPr>
+          <w:rFonts w:ascii="Times New Roman" w:hAnsi="Times New Roman"/>
+          <w:sz w:val="28"/>
+          <w:szCs w:val="28"/>
+        </w:rPr>
+        <w:t xml:space="preserve">«Отель — номера». Номера хранятся в MongoDB, Redis используется для кэша и счётчиков.</w:t>
+      </w:r>
+    </w:p>
+    <w:p>
+      <w:pPr>
+        <w:keepNext/>
+        <w:spacing w:line="360" w:lineRule="auto"/>
+        <w:ind w:firstLine="709"/>
+        <w:jc w:val="both"/>
+      </w:pPr>
+      <w:r>
+        <w:rPr>
+          <w:rFonts w:ascii="Times New Roman" w:hAnsi="Times New Roman"/>
+          <w:sz w:val="28"/>
+          <w:szCs w:val="28"/>
+        </w:rPr>
+        <w:t xml:space="preserve">Реализовано:</w:t>
+      </w:r>
+    </w:p>
+    <w:p>
+      <w:pPr>
+        <w:spacing w:line="360" w:lineRule="auto"/>
+        <w:ind w:left="1009" w:hanging="300"/>
+        <w:jc w:val="both"/>
+      </w:pPr>
+      <w:r>
+        <w:rPr>
+          <w:rFonts w:ascii="Times New Roman" w:hAnsi="Times New Roman"/>
+          <w:sz w:val="28"/>
+          <w:szCs w:val="28"/>
+        </w:rPr>
+        <w:t xml:space="preserve">– CRUD и агрегации MongoDB;</w:t>
+      </w:r>
+    </w:p>
+    <w:p>
+      <w:pPr>
+        <w:spacing w:line="360" w:lineRule="auto"/>
+        <w:ind w:left="1009" w:hanging="300"/>
+        <w:jc w:val="both"/>
+      </w:pPr>
+      <w:r>
+        <w:rPr>
+          <w:rFonts w:ascii="Times New Roman" w:hAnsi="Times New Roman"/>
+          <w:sz w:val="28"/>
+          <w:szCs w:val="28"/>
+        </w:rPr>
+        <w:t xml:space="preserve">– cache-aside с инвалидацией, 5 типов данных Redis (string, hash, list, set, sorted set);</w:t>
+      </w:r>
+    </w:p>
+    <w:p>
+      <w:pPr>
+        <w:spacing w:line="360" w:lineRule="auto"/>
+        <w:ind w:left="1009" w:hanging="300"/>
+        <w:jc w:val="both"/>
+      </w:pPr>
+      <w:r>
+        <w:rPr>
+          <w:rFonts w:ascii="Times New Roman" w:hAnsi="Times New Roman"/>
+          <w:sz w:val="28"/>
+          <w:szCs w:val="28"/>
+        </w:rPr>
+        <w:t xml:space="preserve">– benchmark: чтение из Redis примерно в 5 раз быстрее, 14 тестов.</w:t>
+      </w:r>
+    </w:p>
+    <w:p>
+      <w:pPr>
+        <w:keepNext/>
+        <w:spacing w:before="120" w:line="360" w:lineRule="auto"/>
+        <w:ind w:firstLine="709"/>
+        <w:jc w:val="both"/>
+      </w:pPr>
+      <w:r>
+        <w:rPr>
+          <w:rFonts w:ascii="Times New Roman" w:hAnsi="Times New Roman"/>
+          <w:b/>
+          <w:sz w:val="28"/>
+          <w:szCs w:val="28"/>
+        </w:rPr>
+        <w:t xml:space="preserve">3. Исходный код</w:t>
+      </w:r>
+    </w:p>
+    <w:p>
+      <w:pPr>
+        <w:spacing w:line="360" w:lineRule="auto"/>
+        <w:ind w:firstLine="709"/>
+        <w:jc w:val="left"/>
+      </w:pPr>
+      <w:r>
+        <w:rPr>
+          <w:rFonts w:ascii="Times New Roman" w:hAnsi="Times New Roman"/>
+          <w:sz w:val="28"/>
+          <w:szCs w:val="28"/>
+        </w:rPr>
+        <w:t xml:space="preserve">Код программы: </w:t>
+      </w:r>
+      <w:hyperlink r:id="rId127" w:history="1">
+        <w:r>
+          <w:rPr>
+            <w:rFonts w:ascii="Times New Roman" w:hAnsi="Times New Roman"/>
+            <w:color w:val="0563C1"/>
+            <w:u w:val="single"/>
+          </w:rPr>
+          <w:t>https://github.com/chelchelikov/PYTHON/tree/claude/python-lab-work-variant-5-wkie26/lab13_Burund</w:t>
+        </w:r>
+      </w:hyperlink>
+    </w:p>
+    <w:p>
+      <w:pPr>
+        <w:keepNext/>
+        <w:spacing w:before="120" w:line="360" w:lineRule="auto"/>
+        <w:ind w:firstLine="709"/>
+        <w:jc w:val="both"/>
+      </w:pPr>
+      <w:r>
+        <w:rPr>
+          <w:rFonts w:ascii="Times New Roman" w:hAnsi="Times New Roman"/>
+          <w:b/>
+          <w:sz w:val="28"/>
+          <w:szCs w:val="28"/>
+        </w:rPr>
+        <w:t xml:space="preserve">4. Результаты работы программы</w:t>
+      </w:r>
+    </w:p>
+    <w:p>
+      <w:pPr>
+        <w:keepNext/>
+        <w:spacing w:before="120" w:line="360" w:lineRule="auto"/>
+      </w:pPr>
+      <w:r>
+        <w:rPr>
+          <w:noProof/>
+          <w:lang w:eastAsia="ru-RU"/>
+        </w:rPr>
+        <w:drawing>
+          <wp:inline distT="0" distB="0" distL="0" distR="0">
+            <wp:extent cx="4700204" cy="7900000"/>
+            <wp:effectExtent l="0" t="0" r="0" b="0"/>
+            <wp:docPr id="118" name="Рисунок 118"/>
+            <wp:cNvGraphicFramePr>
+              <a:graphicFrameLocks xmlns:a="http://schemas.openxmlformats.org/drawingml/2006/main" noChangeAspect="1"/>
+            </wp:cNvGraphicFramePr>
+            <a:graphic xmlns:a="http://schemas.openxmlformats.org/drawingml/2006/main">
+              <a:graphicData uri="http://schemas.openxmlformats.org/drawingml/2006/picture">
+                <pic:pic xmlns:pic="http://schemas.openxmlformats.org/drawingml/2006/picture">
+                  <pic:nvPicPr>
+                    <pic:cNvPr id="118" name="image25.png"/>
+                    <pic:cNvPicPr/>
+                  </pic:nvPicPr>
+                  <pic:blipFill>
+                    <a:blip r:embed="rId128"/>
+                    <a:stretch>
+                      <a:fillRect/>
+                    </a:stretch>
+                  </pic:blipFill>
+                  <pic:spPr>
+                    <a:xfrm>
+                      <a:off x="0" y="0"/>
+                      <a:ext cx="4700204" cy="7900000"/>
+                    </a:xfrm>
+                    <a:prstGeom prst="rect">
+                      <a:avLst/>
+                    </a:prstGeom>
+                  </pic:spPr>
+                </pic:pic>
+              </a:graphicData>
+            </a:graphic>
+          </wp:inline>
+        </w:drawing>
+      </w:r>
+    </w:p>
+    <w:p>
+      <w:pPr>
+        <w:spacing w:after="120" w:line="360" w:lineRule="auto"/>
+      </w:pPr>
+      <w:r>
+        <w:rPr>
+          <w:rFonts w:ascii="Times New Roman" w:hAnsi="Times New Roman"/>
+          <w:sz w:val="24"/>
+          <w:szCs w:val="24"/>
+        </w:rPr>
+        <w:t xml:space="preserve">Рисунок 13.1 – Cache-aside: MongoDB → Redis, инвалидация</w:t>
+      </w:r>
+    </w:p>
+    <w:p>
+      <w:pPr>
+        <w:keepNext/>
+        <w:spacing w:before="120" w:line="360" w:lineRule="auto"/>
+      </w:pPr>
+      <w:r>
+        <w:rPr>
+          <w:noProof/>
+          <w:lang w:eastAsia="ru-RU"/>
+        </w:rPr>
+        <w:drawing>
+          <wp:inline distT="0" distB="0" distL="0" distR="0">
+            <wp:extent cx="5940000" cy="6286278"/>
+            <wp:effectExtent l="0" t="0" r="0" b="0"/>
+            <wp:docPr id="119" name="Рисунок 119"/>
+            <wp:cNvGraphicFramePr>
+              <a:graphicFrameLocks xmlns:a="http://schemas.openxmlformats.org/drawingml/2006/main" noChangeAspect="1"/>
+            </wp:cNvGraphicFramePr>
+            <a:graphic xmlns:a="http://schemas.openxmlformats.org/drawingml/2006/main">
+              <a:graphicData uri="http://schemas.openxmlformats.org/drawingml/2006/picture">
+                <pic:pic xmlns:pic="http://schemas.openxmlformats.org/drawingml/2006/picture">
+                  <pic:nvPicPr>
+                    <pic:cNvPr id="119" name="image26.png"/>
+                    <pic:cNvPicPr/>
+                  </pic:nvPicPr>
+                  <pic:blipFill>
+                    <a:blip r:embed="rId129"/>
+                    <a:stretch>
+                      <a:fillRect/>
+                    </a:stretch>
+                  </pic:blipFill>
+                  <pic:spPr>
+                    <a:xfrm>
+                      <a:off x="0" y="0"/>
+                      <a:ext cx="5940000" cy="6286278"/>
+                    </a:xfrm>
+                    <a:prstGeom prst="rect">
+                      <a:avLst/>
+                    </a:prstGeom>
+                  </pic:spPr>
+                </pic:pic>
+              </a:graphicData>
+            </a:graphic>
+          </wp:inline>
+        </w:drawing>
+      </w:r>
+    </w:p>
+    <w:p>
+      <w:pPr>
+        <w:spacing w:after="120" w:line="360" w:lineRule="auto"/>
+      </w:pPr>
+      <w:r>
+        <w:rPr>
+          <w:rFonts w:ascii="Times New Roman" w:hAnsi="Times New Roman"/>
+          <w:sz w:val="24"/>
+          <w:szCs w:val="24"/>
+        </w:rPr>
+        <w:t xml:space="preserve">Рисунок 13.2 – Агрегации, состояние Redis и benchmark</w:t>
+      </w:r>
+    </w:p>
+    <w:p>
+      <w:pPr>
+        <w:keepNext/>
+        <w:spacing w:before="120" w:line="360" w:lineRule="auto"/>
+        <w:ind w:firstLine="709"/>
+        <w:jc w:val="both"/>
+      </w:pPr>
+      <w:r>
+        <w:rPr>
+          <w:rFonts w:ascii="Times New Roman" w:hAnsi="Times New Roman"/>
+          <w:b/>
+          <w:sz w:val="28"/>
+          <w:szCs w:val="28"/>
+        </w:rPr>
+        <w:t xml:space="preserve">5. Вывод</w:t>
+      </w:r>
+    </w:p>
+    <w:p>
+      <w:pPr>
+        <w:spacing w:line="360" w:lineRule="auto"/>
+        <w:ind w:firstLine="709"/>
+        <w:jc w:val="both"/>
+      </w:pPr>
+      <w:r>
+        <w:rPr>
+          <w:rFonts w:ascii="Times New Roman" w:hAnsi="Times New Roman"/>
+          <w:sz w:val="28"/>
+          <w:szCs w:val="28"/>
+        </w:rPr>
+        <w:t xml:space="preserve">MongoDB удобна для документов с гибкой структурой, а Redis заметно ускоряет чтение часто запрашиваемых данных.</w:t>
+      </w:r>
+    </w:p>
+    <w:p>
+      <w:pPr>
+        <w:pageBreakBefore/>
+        <w:spacing w:line="360" w:lineRule="auto"/>
+      </w:pPr>
+      <w:r>
+        <w:rPr>
+          <w:rFonts w:ascii="Times New Roman" w:hAnsi="Times New Roman"/>
+          <w:b/>
+          <w:sz w:val="28"/>
+          <w:szCs w:val="28"/>
+        </w:rPr>
+        <w:t xml:space="preserve">ЛАБОРАТОРНАЯ РАБОТА №14</w:t>
+      </w:r>
+    </w:p>
+    <w:p>
+      <w:pPr>
+        <w:spacing w:after="240" w:line="360" w:lineRule="auto"/>
+      </w:pPr>
+      <w:r>
+        <w:rPr>
+          <w:rFonts w:ascii="Times New Roman" w:hAnsi="Times New Roman"/>
+          <w:b/>
+          <w:sz w:val="28"/>
+          <w:szCs w:val="28"/>
+        </w:rPr>
+        <w:t xml:space="preserve">Тема: «Разработка REST API на Python с использованием FastAPI»</w:t>
+      </w:r>
+    </w:p>
+    <w:p>
+      <w:pPr>
+        <w:keepNext/>
+        <w:spacing w:before="120" w:line="360" w:lineRule="auto"/>
+        <w:ind w:firstLine="709"/>
+        <w:jc w:val="both"/>
+      </w:pPr>
+      <w:r>
+        <w:rPr>
+          <w:rFonts w:ascii="Times New Roman" w:hAnsi="Times New Roman"/>
+          <w:b/>
+          <w:sz w:val="28"/>
+          <w:szCs w:val="28"/>
+        </w:rPr>
+        <w:t xml:space="preserve">1. Цель работы</w:t>
+      </w:r>
+    </w:p>
+    <w:p>
+      <w:pPr>
+        <w:spacing w:line="360" w:lineRule="auto"/>
+        <w:ind w:firstLine="709"/>
+        <w:jc w:val="both"/>
+      </w:pPr>
+      <w:r>
+        <w:rPr>
+          <w:rFonts w:ascii="Times New Roman" w:hAnsi="Times New Roman"/>
+          <w:sz w:val="28"/>
+          <w:szCs w:val="28"/>
+        </w:rPr>
+        <w:t xml:space="preserve">Разработать REST API на FastAPI с валидацией Pydantic, асинхронными обработчиками и документацией OpenAPI.</w:t>
+      </w:r>
+    </w:p>
+    <w:p>
+      <w:pPr>
+        <w:keepNext/>
+        <w:spacing w:before="120" w:line="360" w:lineRule="auto"/>
+        <w:ind w:firstLine="709"/>
+        <w:jc w:val="both"/>
+      </w:pPr>
+      <w:r>
+        <w:rPr>
+          <w:rFonts w:ascii="Times New Roman" w:hAnsi="Times New Roman"/>
+          <w:b/>
+          <w:sz w:val="28"/>
+          <w:szCs w:val="28"/>
+        </w:rPr>
+        <w:t xml:space="preserve">2. Индивидуальное задание (вариант 5)</w:t>
+      </w:r>
+    </w:p>
+    <w:p>
+      <w:pPr>
+        <w:spacing w:line="360" w:lineRule="auto"/>
+        <w:ind w:firstLine="709"/>
+        <w:jc w:val="both"/>
+      </w:pPr>
+      <w:r>
+        <w:rPr>
+          <w:rFonts w:ascii="Times New Roman" w:hAnsi="Times New Roman"/>
+          <w:sz w:val="28"/>
+          <w:szCs w:val="28"/>
+        </w:rPr>
+        <w:t xml:space="preserve">«Отель — номера». CRUD номеров, поиск, фильтрация, сортировка, пагинация и статистика.</w:t>
+      </w:r>
+    </w:p>
+    <w:p>
+      <w:pPr>
+        <w:keepNext/>
+        <w:spacing w:line="360" w:lineRule="auto"/>
+        <w:ind w:firstLine="709"/>
+        <w:jc w:val="both"/>
+      </w:pPr>
+      <w:r>
+        <w:rPr>
+          <w:rFonts w:ascii="Times New Roman" w:hAnsi="Times New Roman"/>
+          <w:sz w:val="28"/>
+          <w:szCs w:val="28"/>
+        </w:rPr>
+        <w:t xml:space="preserve">Реализовано:</w:t>
+      </w:r>
+    </w:p>
+    <w:p>
+      <w:pPr>
+        <w:spacing w:line="360" w:lineRule="auto"/>
+        <w:ind w:left="1009" w:hanging="300"/>
+        <w:jc w:val="both"/>
+      </w:pPr>
+      <w:r>
+        <w:rPr>
+          <w:rFonts w:ascii="Times New Roman" w:hAnsi="Times New Roman"/>
+          <w:sz w:val="28"/>
+          <w:szCs w:val="28"/>
+        </w:rPr>
+        <w:t xml:space="preserve">– эндпоинты /rooms на FastAPI, схемы Pydantic, автоматическая документация Swagger;</w:t>
+      </w:r>
+    </w:p>
+    <w:p>
+      <w:pPr>
+        <w:spacing w:line="360" w:lineRule="auto"/>
+        <w:ind w:left="1009" w:hanging="300"/>
+        <w:jc w:val="both"/>
+      </w:pPr>
+      <w:r>
+        <w:rPr>
+          <w:rFonts w:ascii="Times New Roman" w:hAnsi="Times New Roman"/>
+          <w:sz w:val="28"/>
+          <w:szCs w:val="28"/>
+        </w:rPr>
+        <w:t xml:space="preserve">– асинхронное получение номера с кэшем Redis (заголовок X-Cache) и инвалидацией;</w:t>
+      </w:r>
+    </w:p>
+    <w:p>
+      <w:pPr>
+        <w:spacing w:line="360" w:lineRule="auto"/>
+        <w:ind w:left="1009" w:hanging="300"/>
+        <w:jc w:val="both"/>
+      </w:pPr>
+      <w:r>
+        <w:rPr>
+          <w:rFonts w:ascii="Times New Roman" w:hAnsi="Times New Roman"/>
+          <w:sz w:val="28"/>
+          <w:szCs w:val="28"/>
+        </w:rPr>
+        <w:t xml:space="preserve">– 21 тест.</w:t>
+      </w:r>
+    </w:p>
+    <w:p>
+      <w:pPr>
+        <w:keepNext/>
+        <w:spacing w:before="120" w:line="360" w:lineRule="auto"/>
+        <w:ind w:firstLine="709"/>
+        <w:jc w:val="both"/>
+      </w:pPr>
+      <w:r>
+        <w:rPr>
+          <w:rFonts w:ascii="Times New Roman" w:hAnsi="Times New Roman"/>
+          <w:b/>
+          <w:sz w:val="28"/>
+          <w:szCs w:val="28"/>
+        </w:rPr>
+        <w:t xml:space="preserve">3. Исходный код</w:t>
+      </w:r>
+    </w:p>
+    <w:p>
+      <w:pPr>
+        <w:spacing w:line="360" w:lineRule="auto"/>
+        <w:ind w:firstLine="709"/>
+        <w:jc w:val="left"/>
+      </w:pPr>
+      <w:r>
+        <w:rPr>
+          <w:rFonts w:ascii="Times New Roman" w:hAnsi="Times New Roman"/>
+          <w:sz w:val="28"/>
+          <w:szCs w:val="28"/>
+        </w:rPr>
+        <w:t xml:space="preserve">Код программы: </w:t>
+      </w:r>
+      <w:hyperlink r:id="rId130" w:history="1">
+        <w:r>
+          <w:rPr>
+            <w:rFonts w:ascii="Times New Roman" w:hAnsi="Times New Roman"/>
+            <w:color w:val="0563C1"/>
+            <w:u w:val="single"/>
+          </w:rPr>
+          <w:t>https://github.com/chelchelikov/PYTHON/tree/claude/python-lab-work-variant-5-wkie26/lab14_Burund</w:t>
+        </w:r>
+      </w:hyperlink>
+    </w:p>
+    <w:p>
+      <w:pPr>
+        <w:keepNext/>
+        <w:spacing w:before="120" w:line="360" w:lineRule="auto"/>
+        <w:ind w:firstLine="709"/>
+        <w:jc w:val="both"/>
+      </w:pPr>
+      <w:r>
+        <w:rPr>
+          <w:rFonts w:ascii="Times New Roman" w:hAnsi="Times New Roman"/>
+          <w:b/>
+          <w:sz w:val="28"/>
+          <w:szCs w:val="28"/>
+        </w:rPr>
+        <w:t xml:space="preserve">4. Результаты работы программы</w:t>
+      </w:r>
+    </w:p>
+    <w:p>
+      <w:pPr>
+        <w:keepNext/>
+        <w:spacing w:before="120" w:line="360" w:lineRule="auto"/>
+      </w:pPr>
+      <w:r>
+        <w:rPr>
+          <w:noProof/>
+          <w:lang w:eastAsia="ru-RU"/>
+        </w:rPr>
+        <w:drawing>
+          <wp:inline distT="0" distB="0" distL="0" distR="0">
+            <wp:extent cx="5940000" cy="4132174"/>
+            <wp:effectExtent l="0" t="0" r="0" b="0"/>
+            <wp:docPr id="120" name="Рисунок 120"/>
+            <wp:cNvGraphicFramePr>
+              <a:graphicFrameLocks xmlns:a="http://schemas.openxmlformats.org/drawingml/2006/main" noChangeAspect="1"/>
+            </wp:cNvGraphicFramePr>
+            <a:graphic xmlns:a="http://schemas.openxmlformats.org/drawingml/2006/main">
+              <a:graphicData uri="http://schemas.openxmlformats.org/drawingml/2006/picture">
+                <pic:pic xmlns:pic="http://schemas.openxmlformats.org/drawingml/2006/picture">
+                  <pic:nvPicPr>
+                    <pic:cNvPr id="120" name="image27.png"/>
+                    <pic:cNvPicPr/>
+                  </pic:nvPicPr>
+                  <pic:blipFill>
+                    <a:blip r:embed="rId131"/>
+                    <a:stretch>
+                      <a:fillRect/>
+                    </a:stretch>
+                  </pic:blipFill>
+                  <pic:spPr>
+                    <a:xfrm>
+                      <a:off x="0" y="0"/>
+                      <a:ext cx="5940000" cy="4132174"/>
+                    </a:xfrm>
+                    <a:prstGeom prst="rect">
+                      <a:avLst/>
+                    </a:prstGeom>
+                  </pic:spPr>
+                </pic:pic>
+              </a:graphicData>
+            </a:graphic>
+          </wp:inline>
+        </w:drawing>
+      </w:r>
+    </w:p>
+    <w:p>
+      <w:pPr>
+        <w:spacing w:after="120" w:line="360" w:lineRule="auto"/>
+      </w:pPr>
+      <w:r>
+        <w:rPr>
+          <w:rFonts w:ascii="Times New Roman" w:hAnsi="Times New Roman"/>
+          <w:sz w:val="24"/>
+          <w:szCs w:val="24"/>
+        </w:rPr>
+        <w:t xml:space="preserve">Рисунок 14.1 – Документация API в Swagger UI</w:t>
+      </w:r>
+    </w:p>
+    <w:p>
+      <w:pPr>
+        <w:keepNext/>
+        <w:spacing w:before="120" w:line="360" w:lineRule="auto"/>
+      </w:pPr>
+      <w:r>
+        <w:rPr>
+          <w:noProof/>
+          <w:lang w:eastAsia="ru-RU"/>
+        </w:rPr>
+        <w:drawing>
+          <wp:inline distT="0" distB="0" distL="0" distR="0">
+            <wp:extent cx="5940000" cy="3629260"/>
+            <wp:effectExtent l="0" t="0" r="0" b="0"/>
+            <wp:docPr id="121" name="Рисунок 121"/>
+            <wp:cNvGraphicFramePr>
+              <a:graphicFrameLocks xmlns:a="http://schemas.openxmlformats.org/drawingml/2006/main" noChangeAspect="1"/>
+            </wp:cNvGraphicFramePr>
+            <a:graphic xmlns:a="http://schemas.openxmlformats.org/drawingml/2006/main">
+              <a:graphicData uri="http://schemas.openxmlformats.org/drawingml/2006/picture">
+                <pic:pic xmlns:pic="http://schemas.openxmlformats.org/drawingml/2006/picture">
+                  <pic:nvPicPr>
+                    <pic:cNvPr id="121" name="image28.png"/>
+                    <pic:cNvPicPr/>
+                  </pic:nvPicPr>
+                  <pic:blipFill>
+                    <a:blip r:embed="rId132"/>
+                    <a:stretch>
+                      <a:fillRect/>
+                    </a:stretch>
+                  </pic:blipFill>
+                  <pic:spPr>
+                    <a:xfrm>
+                      <a:off x="0" y="0"/>
+                      <a:ext cx="5940000" cy="3629260"/>
+                    </a:xfrm>
+                    <a:prstGeom prst="rect">
+                      <a:avLst/>
+                    </a:prstGeom>
+                  </pic:spPr>
+                </pic:pic>
+              </a:graphicData>
+            </a:graphic>
+          </wp:inline>
+        </w:drawing>
+      </w:r>
+    </w:p>
+    <w:p>
+      <w:pPr>
+        <w:spacing w:after="120" w:line="360" w:lineRule="auto"/>
+      </w:pPr>
+      <w:r>
+        <w:rPr>
+          <w:rFonts w:ascii="Times New Roman" w:hAnsi="Times New Roman"/>
+          <w:sz w:val="24"/>
+          <w:szCs w:val="24"/>
+        </w:rPr>
+        <w:t xml:space="preserve">Рисунок 14.2 – Кэш, фильтрация, валидация и тесты</w:t>
+      </w:r>
+    </w:p>
+    <w:p>
+      <w:pPr>
+        <w:keepNext/>
+        <w:spacing w:before="120" w:line="360" w:lineRule="auto"/>
+        <w:ind w:firstLine="709"/>
+        <w:jc w:val="both"/>
+      </w:pPr>
+      <w:r>
+        <w:rPr>
+          <w:rFonts w:ascii="Times New Roman" w:hAnsi="Times New Roman"/>
+          <w:b/>
+          <w:sz w:val="28"/>
+          <w:szCs w:val="28"/>
+        </w:rPr>
+        <w:t xml:space="preserve">5. Вывод</w:t>
+      </w:r>
+    </w:p>
+    <w:p>
+      <w:pPr>
+        <w:spacing w:line="360" w:lineRule="auto"/>
+        <w:ind w:firstLine="709"/>
+        <w:jc w:val="both"/>
+      </w:pPr>
+      <w:r>
+        <w:rPr>
+          <w:rFonts w:ascii="Times New Roman" w:hAnsi="Times New Roman"/>
+          <w:sz w:val="28"/>
+          <w:szCs w:val="28"/>
+        </w:rPr>
+        <w:t xml:space="preserve">FastAPI сам проверяет входные данные и строит документацию, а асинхронность с кэшем ускоряет ответы.</w:t>
+      </w:r>
+    </w:p>
+    <w:p>
+      <w:pPr>
+        <w:pageBreakBefore/>
+        <w:spacing w:line="360" w:lineRule="auto"/>
+      </w:pPr>
+      <w:r>
+        <w:rPr>
+          <w:rFonts w:ascii="Times New Roman" w:hAnsi="Times New Roman"/>
+          <w:b/>
+          <w:sz w:val="28"/>
+          <w:szCs w:val="28"/>
+        </w:rPr>
+        <w:t xml:space="preserve">ЛАБОРАТОРНАЯ РАБОТА №15</w:t>
+      </w:r>
+    </w:p>
+    <w:p>
+      <w:pPr>
+        <w:spacing w:after="240" w:line="360" w:lineRule="auto"/>
+      </w:pPr>
+      <w:r>
+        <w:rPr>
+          <w:rFonts w:ascii="Times New Roman" w:hAnsi="Times New Roman"/>
+          <w:b/>
+          <w:sz w:val="28"/>
+          <w:szCs w:val="28"/>
+        </w:rPr>
+        <w:t xml:space="preserve">Тема: «Разработка веб-приложения на Python с использованием Flask»</w:t>
+      </w:r>
+    </w:p>
+    <w:p>
+      <w:pPr>
+        <w:keepNext/>
+        <w:spacing w:before="120" w:line="360" w:lineRule="auto"/>
+        <w:ind w:firstLine="709"/>
+        <w:jc w:val="both"/>
+      </w:pPr>
+      <w:r>
+        <w:rPr>
+          <w:rFonts w:ascii="Times New Roman" w:hAnsi="Times New Roman"/>
+          <w:b/>
+          <w:sz w:val="28"/>
+          <w:szCs w:val="28"/>
+        </w:rPr>
+        <w:t xml:space="preserve">1. Цель работы</w:t>
+      </w:r>
+    </w:p>
+    <w:p>
+      <w:pPr>
+        <w:spacing w:line="360" w:lineRule="auto"/>
+        <w:ind w:firstLine="709"/>
+        <w:jc w:val="both"/>
+      </w:pPr>
+      <w:r>
+        <w:rPr>
+          <w:rFonts w:ascii="Times New Roman" w:hAnsi="Times New Roman"/>
+          <w:sz w:val="28"/>
+          <w:szCs w:val="28"/>
+        </w:rPr>
+        <w:t xml:space="preserve">Разработать веб-приложение на Flask с шаблонами Jinja2, формами и REST API.</w:t>
+      </w:r>
+    </w:p>
+    <w:p>
+      <w:pPr>
+        <w:keepNext/>
+        <w:spacing w:before="120" w:line="360" w:lineRule="auto"/>
+        <w:ind w:firstLine="709"/>
+        <w:jc w:val="both"/>
+      </w:pPr>
+      <w:r>
+        <w:rPr>
+          <w:rFonts w:ascii="Times New Roman" w:hAnsi="Times New Roman"/>
+          <w:b/>
+          <w:sz w:val="28"/>
+          <w:szCs w:val="28"/>
+        </w:rPr>
+        <w:t xml:space="preserve">2. Индивидуальное задание (вариант 5)</w:t>
+      </w:r>
+    </w:p>
+    <w:p>
+      <w:pPr>
+        <w:spacing w:line="360" w:lineRule="auto"/>
+        <w:ind w:firstLine="709"/>
+        <w:jc w:val="both"/>
+      </w:pPr>
+      <w:r>
+        <w:rPr>
+          <w:rFonts w:ascii="Times New Roman" w:hAnsi="Times New Roman"/>
+          <w:sz w:val="28"/>
+          <w:szCs w:val="28"/>
+        </w:rPr>
+        <w:t xml:space="preserve">«Ресторан». Меню блюд и категорий, оформление и просмотр заказов.</w:t>
+      </w:r>
+    </w:p>
+    <w:p>
+      <w:pPr>
+        <w:keepNext/>
+        <w:spacing w:line="360" w:lineRule="auto"/>
+        <w:ind w:firstLine="709"/>
+        <w:jc w:val="both"/>
+      </w:pPr>
+      <w:r>
+        <w:rPr>
+          <w:rFonts w:ascii="Times New Roman" w:hAnsi="Times New Roman"/>
+          <w:sz w:val="28"/>
+          <w:szCs w:val="28"/>
+        </w:rPr>
+        <w:t xml:space="preserve">Реализовано:</w:t>
+      </w:r>
+    </w:p>
+    <w:p>
+      <w:pPr>
+        <w:spacing w:line="360" w:lineRule="auto"/>
+        <w:ind w:left="1009" w:hanging="300"/>
+        <w:jc w:val="both"/>
+      </w:pPr>
+      <w:r>
+        <w:rPr>
+          <w:rFonts w:ascii="Times New Roman" w:hAnsi="Times New Roman"/>
+          <w:sz w:val="28"/>
+          <w:szCs w:val="28"/>
+        </w:rPr>
+        <w:t xml:space="preserve">– Application Factory, Blueprint web и api, слой сервисов и репозиториев;</w:t>
+      </w:r>
+    </w:p>
+    <w:p>
+      <w:pPr>
+        <w:spacing w:line="360" w:lineRule="auto"/>
+        <w:ind w:left="1009" w:hanging="300"/>
+        <w:jc w:val="both"/>
+      </w:pPr>
+      <w:r>
+        <w:rPr>
+          <w:rFonts w:ascii="Times New Roman" w:hAnsi="Times New Roman"/>
+          <w:sz w:val="28"/>
+          <w:szCs w:val="28"/>
+        </w:rPr>
+        <w:t xml:space="preserve">– HTML-интерфейс и REST API, данные в PostgreSQL через SQLAlchemy;</w:t>
+      </w:r>
+    </w:p>
+    <w:p>
+      <w:pPr>
+        <w:spacing w:line="360" w:lineRule="auto"/>
+        <w:ind w:left="1009" w:hanging="300"/>
+        <w:jc w:val="both"/>
+      </w:pPr>
+      <w:r>
+        <w:rPr>
+          <w:rFonts w:ascii="Times New Roman" w:hAnsi="Times New Roman"/>
+          <w:sz w:val="28"/>
+          <w:szCs w:val="28"/>
+        </w:rPr>
+        <w:t xml:space="preserve">– 15 тестов.</w:t>
+      </w:r>
+    </w:p>
+    <w:p>
+      <w:pPr>
+        <w:keepNext/>
+        <w:spacing w:before="120" w:line="360" w:lineRule="auto"/>
+        <w:ind w:firstLine="709"/>
+        <w:jc w:val="both"/>
+      </w:pPr>
+      <w:r>
+        <w:rPr>
+          <w:rFonts w:ascii="Times New Roman" w:hAnsi="Times New Roman"/>
+          <w:b/>
+          <w:sz w:val="28"/>
+          <w:szCs w:val="28"/>
+        </w:rPr>
+        <w:t xml:space="preserve">3. Исходный код</w:t>
+      </w:r>
+    </w:p>
+    <w:p>
+      <w:pPr>
+        <w:spacing w:line="360" w:lineRule="auto"/>
+        <w:ind w:firstLine="709"/>
+        <w:jc w:val="left"/>
+      </w:pPr>
+      <w:r>
+        <w:rPr>
+          <w:rFonts w:ascii="Times New Roman" w:hAnsi="Times New Roman"/>
+          <w:sz w:val="28"/>
+          <w:szCs w:val="28"/>
+        </w:rPr>
+        <w:t xml:space="preserve">Код программы: </w:t>
+      </w:r>
+      <w:hyperlink r:id="rId133" w:history="1">
+        <w:r>
+          <w:rPr>
+            <w:rFonts w:ascii="Times New Roman" w:hAnsi="Times New Roman"/>
+            <w:color w:val="0563C1"/>
+            <w:u w:val="single"/>
+          </w:rPr>
+          <w:t>https://github.com/chelchelikov/PYTHON/tree/claude/python-lab-work-variant-5-wkie26/lab15_Burund</w:t>
+        </w:r>
+      </w:hyperlink>
+    </w:p>
+    <w:p>
+      <w:pPr>
+        <w:keepNext/>
+        <w:spacing w:before="120" w:line="360" w:lineRule="auto"/>
+        <w:ind w:firstLine="709"/>
+        <w:jc w:val="both"/>
+      </w:pPr>
+      <w:r>
+        <w:rPr>
+          <w:rFonts w:ascii="Times New Roman" w:hAnsi="Times New Roman"/>
+          <w:b/>
+          <w:sz w:val="28"/>
+          <w:szCs w:val="28"/>
+        </w:rPr>
+        <w:t xml:space="preserve">4. Результаты работы программы</w:t>
+      </w:r>
+    </w:p>
+    <w:p>
+      <w:pPr>
+        <w:keepNext/>
+        <w:spacing w:before="120" w:line="360" w:lineRule="auto"/>
+      </w:pPr>
+      <w:r>
+        <w:rPr>
+          <w:noProof/>
+          <w:lang w:eastAsia="ru-RU"/>
+        </w:rPr>
+        <w:drawing>
+          <wp:inline distT="0" distB="0" distL="0" distR="0">
+            <wp:extent cx="5940000" cy="5178600"/>
+            <wp:effectExtent l="0" t="0" r="0" b="0"/>
+            <wp:docPr id="122" name="Рисунок 122"/>
+            <wp:cNvGraphicFramePr>
+              <a:graphicFrameLocks xmlns:a="http://schemas.openxmlformats.org/drawingml/2006/main" noChangeAspect="1"/>
+            </wp:cNvGraphicFramePr>
+            <a:graphic xmlns:a="http://schemas.openxmlformats.org/drawingml/2006/main">
+              <a:graphicData uri="http://schemas.openxmlformats.org/drawingml/2006/picture">
+                <pic:pic xmlns:pic="http://schemas.openxmlformats.org/drawingml/2006/picture">
+                  <pic:nvPicPr>
+                    <pic:cNvPr id="122" name="image29.png"/>
+                    <pic:cNvPicPr/>
+                  </pic:nvPicPr>
+                  <pic:blipFill>
+                    <a:blip r:embed="rId134"/>
+                    <a:stretch>
+                      <a:fillRect/>
+                    </a:stretch>
+                  </pic:blipFill>
+                  <pic:spPr>
+                    <a:xfrm>
+                      <a:off x="0" y="0"/>
+                      <a:ext cx="5940000" cy="5178600"/>
+                    </a:xfrm>
+                    <a:prstGeom prst="rect">
+                      <a:avLst/>
+                    </a:prstGeom>
+                  </pic:spPr>
+                </pic:pic>
+              </a:graphicData>
+            </a:graphic>
+          </wp:inline>
+        </w:drawing>
+      </w:r>
+    </w:p>
+    <w:p>
+      <w:pPr>
+        <w:spacing w:after="120" w:line="360" w:lineRule="auto"/>
+      </w:pPr>
+      <w:r>
+        <w:rPr>
+          <w:rFonts w:ascii="Times New Roman" w:hAnsi="Times New Roman"/>
+          <w:sz w:val="24"/>
+          <w:szCs w:val="24"/>
+        </w:rPr>
+        <w:t xml:space="preserve">Рисунок 15.1 – Главная страница веб-приложения</w:t>
+      </w:r>
+    </w:p>
+    <w:p>
+      <w:pPr>
+        <w:keepNext/>
+        <w:spacing w:before="120" w:line="360" w:lineRule="auto"/>
+      </w:pPr>
+      <w:r>
+        <w:rPr>
+          <w:noProof/>
+          <w:lang w:eastAsia="ru-RU"/>
+        </w:rPr>
+        <w:drawing>
+          <wp:inline distT="0" distB="0" distL="0" distR="0">
+            <wp:extent cx="5940000" cy="3327353"/>
+            <wp:effectExtent l="0" t="0" r="0" b="0"/>
+            <wp:docPr id="123" name="Рисунок 123"/>
+            <wp:cNvGraphicFramePr>
+              <a:graphicFrameLocks xmlns:a="http://schemas.openxmlformats.org/drawingml/2006/main" noChangeAspect="1"/>
+            </wp:cNvGraphicFramePr>
+            <a:graphic xmlns:a="http://schemas.openxmlformats.org/drawingml/2006/main">
+              <a:graphicData uri="http://schemas.openxmlformats.org/drawingml/2006/picture">
+                <pic:pic xmlns:pic="http://schemas.openxmlformats.org/drawingml/2006/picture">
+                  <pic:nvPicPr>
+                    <pic:cNvPr id="123" name="image30.png"/>
+                    <pic:cNvPicPr/>
+                  </pic:nvPicPr>
+                  <pic:blipFill>
+                    <a:blip r:embed="rId135"/>
+                    <a:stretch>
+                      <a:fillRect/>
+                    </a:stretch>
+                  </pic:blipFill>
+                  <pic:spPr>
+                    <a:xfrm>
+                      <a:off x="0" y="0"/>
+                      <a:ext cx="5940000" cy="3327353"/>
+                    </a:xfrm>
+                    <a:prstGeom prst="rect">
+                      <a:avLst/>
+                    </a:prstGeom>
+                  </pic:spPr>
+                </pic:pic>
+              </a:graphicData>
+            </a:graphic>
+          </wp:inline>
+        </w:drawing>
+      </w:r>
+    </w:p>
+    <w:p>
+      <w:pPr>
+        <w:spacing w:after="120" w:line="360" w:lineRule="auto"/>
+      </w:pPr>
+      <w:r>
+        <w:rPr>
+          <w:rFonts w:ascii="Times New Roman" w:hAnsi="Times New Roman"/>
+          <w:sz w:val="24"/>
+          <w:szCs w:val="24"/>
+        </w:rPr>
+        <w:t xml:space="preserve">Рисунок 15.2 – Результаты тестов</w:t>
+      </w:r>
+    </w:p>
+    <w:p>
+      <w:pPr>
+        <w:keepNext/>
+        <w:spacing w:before="120" w:line="360" w:lineRule="auto"/>
+        <w:ind w:firstLine="709"/>
+        <w:jc w:val="both"/>
+      </w:pPr>
+      <w:r>
+        <w:rPr>
+          <w:rFonts w:ascii="Times New Roman" w:hAnsi="Times New Roman"/>
+          <w:b/>
+          <w:sz w:val="28"/>
+          <w:szCs w:val="28"/>
+        </w:rPr>
+        <w:t xml:space="preserve">5. Вывод</w:t>
+      </w:r>
+    </w:p>
+    <w:p>
+      <w:pPr>
+        <w:spacing w:line="360" w:lineRule="auto"/>
+        <w:ind w:firstLine="709"/>
+        <w:jc w:val="both"/>
+      </w:pPr>
+      <w:r>
+        <w:rPr>
+          <w:rFonts w:ascii="Times New Roman" w:hAnsi="Times New Roman"/>
+          <w:sz w:val="28"/>
+          <w:szCs w:val="28"/>
+        </w:rPr>
+        <w:t xml:space="preserve">Flask позволяет гибко собрать приложение из отдельных частей, а общий слой сервисов используется и HTML-интерфейсом, и API.</w:t>
+      </w:r>
+    </w:p>
+    <w:p>
+      <w:pPr>
+        <w:pageBreakBefore/>
+        <w:spacing w:line="360" w:lineRule="auto"/>
+      </w:pPr>
+      <w:r>
+        <w:rPr>
+          <w:rFonts w:ascii="Times New Roman" w:hAnsi="Times New Roman"/>
+          <w:b/>
+          <w:sz w:val="28"/>
+          <w:szCs w:val="28"/>
+        </w:rPr>
+        <w:t xml:space="preserve">ЛАБОРАТОРНАЯ РАБОТА №16</w:t>
+      </w:r>
+    </w:p>
+    <w:p>
+      <w:pPr>
+        <w:spacing w:after="240" w:line="360" w:lineRule="auto"/>
+      </w:pPr>
+      <w:r>
+        <w:rPr>
+          <w:rFonts w:ascii="Times New Roman" w:hAnsi="Times New Roman"/>
+          <w:b/>
+          <w:sz w:val="28"/>
+          <w:szCs w:val="28"/>
+        </w:rPr>
+        <w:t xml:space="preserve">Тема: «Разработка веб-приложения на Python с использованием Django»</w:t>
+      </w:r>
+    </w:p>
+    <w:p>
+      <w:pPr>
+        <w:keepNext/>
+        <w:spacing w:before="120" w:line="360" w:lineRule="auto"/>
+        <w:ind w:firstLine="709"/>
+        <w:jc w:val="both"/>
+      </w:pPr>
+      <w:r>
+        <w:rPr>
+          <w:rFonts w:ascii="Times New Roman" w:hAnsi="Times New Roman"/>
+          <w:b/>
+          <w:sz w:val="28"/>
+          <w:szCs w:val="28"/>
+        </w:rPr>
+        <w:t xml:space="preserve">1. Цель работы</w:t>
+      </w:r>
+    </w:p>
+    <w:p>
+      <w:pPr>
+        <w:spacing w:line="360" w:lineRule="auto"/>
+        <w:ind w:firstLine="709"/>
+        <w:jc w:val="both"/>
+      </w:pPr>
+      <w:r>
+        <w:rPr>
+          <w:rFonts w:ascii="Times New Roman" w:hAnsi="Times New Roman"/>
+          <w:sz w:val="28"/>
+          <w:szCs w:val="28"/>
+        </w:rPr>
+        <w:t xml:space="preserve">Разработать веб-приложение на Django: модели, миграции, представления, шаблоны, формы и админ-панель.</w:t>
+      </w:r>
+    </w:p>
+    <w:p>
+      <w:pPr>
+        <w:keepNext/>
+        <w:spacing w:before="120" w:line="360" w:lineRule="auto"/>
+        <w:ind w:firstLine="709"/>
+        <w:jc w:val="both"/>
+      </w:pPr>
+      <w:r>
+        <w:rPr>
+          <w:rFonts w:ascii="Times New Roman" w:hAnsi="Times New Roman"/>
+          <w:b/>
+          <w:sz w:val="28"/>
+          <w:szCs w:val="28"/>
+        </w:rPr>
+        <w:t xml:space="preserve">2. Индивидуальное задание (вариант 5)</w:t>
+      </w:r>
+    </w:p>
+    <w:p>
+      <w:pPr>
+        <w:spacing w:line="360" w:lineRule="auto"/>
+        <w:ind w:firstLine="709"/>
+        <w:jc w:val="both"/>
+      </w:pPr>
+      <w:r>
+        <w:rPr>
+          <w:rFonts w:ascii="Times New Roman" w:hAnsi="Times New Roman"/>
+          <w:sz w:val="28"/>
+          <w:szCs w:val="28"/>
+        </w:rPr>
+        <w:t xml:space="preserve">«Отель». Номера, категории, гости и бронирования, поиск свободных номеров.</w:t>
+      </w:r>
+    </w:p>
+    <w:p>
+      <w:pPr>
+        <w:keepNext/>
+        <w:spacing w:line="360" w:lineRule="auto"/>
+        <w:ind w:firstLine="709"/>
+        <w:jc w:val="both"/>
+      </w:pPr>
+      <w:r>
+        <w:rPr>
+          <w:rFonts w:ascii="Times New Roman" w:hAnsi="Times New Roman"/>
+          <w:sz w:val="28"/>
+          <w:szCs w:val="28"/>
+        </w:rPr>
+        <w:t xml:space="preserve">Реализовано:</w:t>
+      </w:r>
+    </w:p>
+    <w:p>
+      <w:pPr>
+        <w:spacing w:line="360" w:lineRule="auto"/>
+        <w:ind w:left="1009" w:hanging="300"/>
+        <w:jc w:val="both"/>
+      </w:pPr>
+      <w:r>
+        <w:rPr>
+          <w:rFonts w:ascii="Times New Roman" w:hAnsi="Times New Roman"/>
+          <w:sz w:val="28"/>
+          <w:szCs w:val="28"/>
+        </w:rPr>
+        <w:t xml:space="preserve">– модели и миграции Django, админ-панель, формы с проверкой пересечения бронирований;</w:t>
+      </w:r>
+    </w:p>
+    <w:p>
+      <w:pPr>
+        <w:spacing w:line="360" w:lineRule="auto"/>
+        <w:ind w:left="1009" w:hanging="300"/>
+        <w:jc w:val="both"/>
+      </w:pPr>
+      <w:r>
+        <w:rPr>
+          <w:rFonts w:ascii="Times New Roman" w:hAnsi="Times New Roman"/>
+          <w:sz w:val="28"/>
+          <w:szCs w:val="28"/>
+        </w:rPr>
+        <w:t xml:space="preserve">– аутентификация и роли (администратор и гость), фильтры и пагинация;</w:t>
+      </w:r>
+    </w:p>
+    <w:p>
+      <w:pPr>
+        <w:spacing w:line="360" w:lineRule="auto"/>
+        <w:ind w:left="1009" w:hanging="300"/>
+        <w:jc w:val="both"/>
+      </w:pPr>
+      <w:r>
+        <w:rPr>
+          <w:rFonts w:ascii="Times New Roman" w:hAnsi="Times New Roman"/>
+          <w:sz w:val="28"/>
+          <w:szCs w:val="28"/>
+        </w:rPr>
+        <w:t xml:space="preserve">– 19 тестов.</w:t>
+      </w:r>
+    </w:p>
+    <w:p>
+      <w:pPr>
+        <w:keepNext/>
+        <w:spacing w:before="120" w:line="360" w:lineRule="auto"/>
+        <w:ind w:firstLine="709"/>
+        <w:jc w:val="both"/>
+      </w:pPr>
+      <w:r>
+        <w:rPr>
+          <w:rFonts w:ascii="Times New Roman" w:hAnsi="Times New Roman"/>
+          <w:b/>
+          <w:sz w:val="28"/>
+          <w:szCs w:val="28"/>
+        </w:rPr>
+        <w:t xml:space="preserve">3. Исходный код</w:t>
+      </w:r>
+    </w:p>
+    <w:p>
+      <w:pPr>
+        <w:spacing w:line="360" w:lineRule="auto"/>
+        <w:ind w:firstLine="709"/>
+        <w:jc w:val="left"/>
+      </w:pPr>
+      <w:r>
+        <w:rPr>
+          <w:rFonts w:ascii="Times New Roman" w:hAnsi="Times New Roman"/>
+          <w:sz w:val="28"/>
+          <w:szCs w:val="28"/>
+        </w:rPr>
+        <w:t xml:space="preserve">Код программы: </w:t>
+      </w:r>
+      <w:hyperlink r:id="rId136" w:history="1">
+        <w:r>
+          <w:rPr>
+            <w:rFonts w:ascii="Times New Roman" w:hAnsi="Times New Roman"/>
+            <w:color w:val="0563C1"/>
+            <w:u w:val="single"/>
+          </w:rPr>
+          <w:t>https://github.com/chelchelikov/PYTHON/tree/claude/python-lab-work-variant-5-wkie26/lab16_Burund</w:t>
+        </w:r>
+      </w:hyperlink>
+    </w:p>
+    <w:p>
+      <w:pPr>
+        <w:keepNext/>
+        <w:spacing w:before="120" w:line="360" w:lineRule="auto"/>
+        <w:ind w:firstLine="709"/>
+        <w:jc w:val="both"/>
+      </w:pPr>
+      <w:r>
+        <w:rPr>
+          <w:rFonts w:ascii="Times New Roman" w:hAnsi="Times New Roman"/>
+          <w:b/>
+          <w:sz w:val="28"/>
+          <w:szCs w:val="28"/>
+        </w:rPr>
+        <w:t xml:space="preserve">4. Результаты работы программы</w:t>
+      </w:r>
+    </w:p>
+    <w:p>
+      <w:pPr>
+        <w:keepNext/>
+        <w:spacing w:before="120" w:line="360" w:lineRule="auto"/>
+      </w:pPr>
+      <w:r>
+        <w:rPr>
+          <w:noProof/>
+          <w:lang w:eastAsia="ru-RU"/>
+        </w:rPr>
+        <w:drawing>
+          <wp:inline distT="0" distB="0" distL="0" distR="0">
+            <wp:extent cx="5940000" cy="5351165"/>
+            <wp:effectExtent l="0" t="0" r="0" b="0"/>
+            <wp:docPr id="124" name="Рисунок 124"/>
+            <wp:cNvGraphicFramePr>
+              <a:graphicFrameLocks xmlns:a="http://schemas.openxmlformats.org/drawingml/2006/main" noChangeAspect="1"/>
+            </wp:cNvGraphicFramePr>
+            <a:graphic xmlns:a="http://schemas.openxmlformats.org/drawingml/2006/main">
+              <a:graphicData uri="http://schemas.openxmlformats.org/drawingml/2006/picture">
+                <pic:pic xmlns:pic="http://schemas.openxmlformats.org/drawingml/2006/picture">
+                  <pic:nvPicPr>
+                    <pic:cNvPr id="124" name="image31.png"/>
+                    <pic:cNvPicPr/>
+                  </pic:nvPicPr>
+                  <pic:blipFill>
+                    <a:blip r:embed="rId137"/>
+                    <a:stretch>
+                      <a:fillRect/>
+                    </a:stretch>
+                  </pic:blipFill>
+                  <pic:spPr>
+                    <a:xfrm>
+                      <a:off x="0" y="0"/>
+                      <a:ext cx="5940000" cy="5351165"/>
+                    </a:xfrm>
+                    <a:prstGeom prst="rect">
+                      <a:avLst/>
+                    </a:prstGeom>
+                  </pic:spPr>
+                </pic:pic>
+              </a:graphicData>
+            </a:graphic>
+          </wp:inline>
+        </w:drawing>
+      </w:r>
+    </w:p>
+    <w:p>
+      <w:pPr>
+        <w:spacing w:after="120" w:line="360" w:lineRule="auto"/>
+      </w:pPr>
+      <w:r>
+        <w:rPr>
+          <w:rFonts w:ascii="Times New Roman" w:hAnsi="Times New Roman"/>
+          <w:sz w:val="24"/>
+          <w:szCs w:val="24"/>
+        </w:rPr>
+        <w:t xml:space="preserve">Рисунок 16.1 – Главная страница (вход администратора)</w:t>
+      </w:r>
+    </w:p>
+    <w:p>
+      <w:pPr>
+        <w:keepNext/>
+        <w:spacing w:before="120" w:line="360" w:lineRule="auto"/>
+      </w:pPr>
+      <w:r>
+        <w:rPr>
+          <w:noProof/>
+          <w:lang w:eastAsia="ru-RU"/>
+        </w:rPr>
+        <w:drawing>
+          <wp:inline distT="0" distB="0" distL="0" distR="0">
+            <wp:extent cx="5940000" cy="3349574"/>
+            <wp:effectExtent l="0" t="0" r="0" b="0"/>
+            <wp:docPr id="125" name="Рисунок 125"/>
+            <wp:cNvGraphicFramePr>
+              <a:graphicFrameLocks xmlns:a="http://schemas.openxmlformats.org/drawingml/2006/main" noChangeAspect="1"/>
+            </wp:cNvGraphicFramePr>
+            <a:graphic xmlns:a="http://schemas.openxmlformats.org/drawingml/2006/main">
+              <a:graphicData uri="http://schemas.openxmlformats.org/drawingml/2006/picture">
+                <pic:pic xmlns:pic="http://schemas.openxmlformats.org/drawingml/2006/picture">
+                  <pic:nvPicPr>
+                    <pic:cNvPr id="125" name="image32.png"/>
+                    <pic:cNvPicPr/>
+                  </pic:nvPicPr>
+                  <pic:blipFill>
+                    <a:blip r:embed="rId138"/>
+                    <a:stretch>
+                      <a:fillRect/>
+                    </a:stretch>
+                  </pic:blipFill>
+                  <pic:spPr>
+                    <a:xfrm>
+                      <a:off x="0" y="0"/>
+                      <a:ext cx="5940000" cy="3349574"/>
+                    </a:xfrm>
+                    <a:prstGeom prst="rect">
+                      <a:avLst/>
+                    </a:prstGeom>
+                  </pic:spPr>
+                </pic:pic>
+              </a:graphicData>
+            </a:graphic>
+          </wp:inline>
+        </w:drawing>
+      </w:r>
+    </w:p>
+    <w:p>
+      <w:pPr>
+        <w:spacing w:after="120" w:line="360" w:lineRule="auto"/>
+      </w:pPr>
+      <w:r>
+        <w:rPr>
+          <w:rFonts w:ascii="Times New Roman" w:hAnsi="Times New Roman"/>
+          <w:sz w:val="24"/>
+          <w:szCs w:val="24"/>
+        </w:rPr>
+        <w:t xml:space="preserve">Рисунок 16.2 – Результаты тестов</w:t>
+      </w:r>
+    </w:p>
+    <w:p>
+      <w:pPr>
+        <w:keepNext/>
+        <w:spacing w:before="120" w:line="360" w:lineRule="auto"/>
+        <w:ind w:firstLine="709"/>
+        <w:jc w:val="both"/>
+      </w:pPr>
+      <w:r>
+        <w:rPr>
+          <w:rFonts w:ascii="Times New Roman" w:hAnsi="Times New Roman"/>
+          <w:b/>
+          <w:sz w:val="28"/>
+          <w:szCs w:val="28"/>
+        </w:rPr>
+        <w:t xml:space="preserve">5. Вывод</w:t>
+      </w:r>
+    </w:p>
+    <w:p>
+      <w:pPr>
+        <w:spacing w:line="360" w:lineRule="auto"/>
+        <w:ind w:firstLine="709"/>
+        <w:jc w:val="both"/>
+      </w:pPr>
+      <w:r>
+        <w:rPr>
+          <w:rFonts w:ascii="Times New Roman" w:hAnsi="Times New Roman"/>
+          <w:sz w:val="28"/>
+          <w:szCs w:val="28"/>
+        </w:rPr>
+        <w:t xml:space="preserve">Django даёт готовые ORM, админ-панель и аутентификацию, поэтому основное время ушло на предметную логику.</w:t>
+      </w:r>
+    </w:p>
+    <w:p>
+      <w:pPr>
+        <w:pageBreakBefore/>
+        <w:spacing w:line="360" w:lineRule="auto"/>
+      </w:pPr>
+      <w:r>
+        <w:rPr>
+          <w:rFonts w:ascii="Times New Roman" w:hAnsi="Times New Roman"/>
+          <w:b/>
+          <w:sz w:val="28"/>
+          <w:szCs w:val="28"/>
+        </w:rPr>
+        <w:t xml:space="preserve">ЛАБОРАТОРНАЯ РАБОТА №17</w:t>
+      </w:r>
+    </w:p>
+    <w:p>
+      <w:pPr>
+        <w:spacing w:after="240" w:line="360" w:lineRule="auto"/>
+      </w:pPr>
+      <w:r>
+        <w:rPr>
+          <w:rFonts w:ascii="Times New Roman" w:hAnsi="Times New Roman"/>
+          <w:b/>
+          <w:sz w:val="28"/>
+          <w:szCs w:val="28"/>
+        </w:rPr>
+        <w:t xml:space="preserve">Тема: «Разработка асинхронного Telegram-бота на Python с использованием aiogram 3»</w:t>
+      </w:r>
+    </w:p>
+    <w:p>
+      <w:pPr>
+        <w:keepNext/>
+        <w:spacing w:before="120" w:line="360" w:lineRule="auto"/>
+        <w:ind w:firstLine="709"/>
+        <w:jc w:val="both"/>
+      </w:pPr>
+      <w:r>
+        <w:rPr>
+          <w:rFonts w:ascii="Times New Roman" w:hAnsi="Times New Roman"/>
+          <w:b/>
+          <w:sz w:val="28"/>
+          <w:szCs w:val="28"/>
+        </w:rPr>
+        <w:t xml:space="preserve">1. Цель работы</w:t>
+      </w:r>
+    </w:p>
+    <w:p>
+      <w:pPr>
+        <w:spacing w:line="360" w:lineRule="auto"/>
+        <w:ind w:firstLine="709"/>
+        <w:jc w:val="both"/>
+      </w:pPr>
+      <w:r>
+        <w:rPr>
+          <w:rFonts w:ascii="Times New Roman" w:hAnsi="Times New Roman"/>
+          <w:sz w:val="28"/>
+          <w:szCs w:val="28"/>
+        </w:rPr>
+        <w:t xml:space="preserve">Разработать асинхронного Telegram-бота на aiogram 3 с FSM, клавиатурами и middleware.</w:t>
+      </w:r>
+    </w:p>
+    <w:p>
+      <w:pPr>
+        <w:keepNext/>
+        <w:spacing w:before="120" w:line="360" w:lineRule="auto"/>
+        <w:ind w:firstLine="709"/>
+        <w:jc w:val="both"/>
+      </w:pPr>
+      <w:r>
+        <w:rPr>
+          <w:rFonts w:ascii="Times New Roman" w:hAnsi="Times New Roman"/>
+          <w:b/>
+          <w:sz w:val="28"/>
+          <w:szCs w:val="28"/>
+        </w:rPr>
+        <w:t xml:space="preserve">2. Индивидуальное задание (вариант 5)</w:t>
+      </w:r>
+    </w:p>
+    <w:p>
+      <w:pPr>
+        <w:spacing w:line="360" w:lineRule="auto"/>
+        <w:ind w:firstLine="709"/>
+        <w:jc w:val="both"/>
+      </w:pPr>
+      <w:r>
+        <w:rPr>
+          <w:rFonts w:ascii="Times New Roman" w:hAnsi="Times New Roman"/>
+          <w:sz w:val="28"/>
+          <w:szCs w:val="28"/>
+        </w:rPr>
+        <w:t xml:space="preserve">«Отель». Бот для поиска свободных номеров и бронирования.</w:t>
+      </w:r>
+    </w:p>
+    <w:p>
+      <w:pPr>
+        <w:keepNext/>
+        <w:spacing w:line="360" w:lineRule="auto"/>
+        <w:ind w:firstLine="709"/>
+        <w:jc w:val="both"/>
+      </w:pPr>
+      <w:r>
+        <w:rPr>
+          <w:rFonts w:ascii="Times New Roman" w:hAnsi="Times New Roman"/>
+          <w:sz w:val="28"/>
+          <w:szCs w:val="28"/>
+        </w:rPr>
+        <w:t xml:space="preserve">Реализовано:</w:t>
+      </w:r>
+    </w:p>
+    <w:p>
+      <w:pPr>
+        <w:spacing w:line="360" w:lineRule="auto"/>
+        <w:ind w:left="1009" w:hanging="300"/>
+        <w:jc w:val="both"/>
+      </w:pPr>
+      <w:r>
+        <w:rPr>
+          <w:rFonts w:ascii="Times New Roman" w:hAnsi="Times New Roman"/>
+          <w:sz w:val="28"/>
+          <w:szCs w:val="28"/>
+        </w:rPr>
+        <w:t xml:space="preserve">– пошаговое бронирование на FSM (6 состояний) с проверкой ввода;</w:t>
+      </w:r>
+    </w:p>
+    <w:p>
+      <w:pPr>
+        <w:spacing w:line="360" w:lineRule="auto"/>
+        <w:ind w:left="1009" w:hanging="300"/>
+        <w:jc w:val="both"/>
+      </w:pPr>
+      <w:r>
+        <w:rPr>
+          <w:rFonts w:ascii="Times New Roman" w:hAnsi="Times New Roman"/>
+          <w:sz w:val="28"/>
+          <w:szCs w:val="28"/>
+        </w:rPr>
+        <w:t xml:space="preserve">– reply- и inline-клавиатуры, middleware журналирования действий и передачи сервиса в обработчики, роль администратора;</w:t>
+      </w:r>
+    </w:p>
+    <w:p>
+      <w:pPr>
+        <w:spacing w:line="360" w:lineRule="auto"/>
+        <w:ind w:left="1009" w:hanging="300"/>
+        <w:jc w:val="both"/>
+      </w:pPr>
+      <w:r>
+        <w:rPr>
+          <w:rFonts w:ascii="Times New Roman" w:hAnsi="Times New Roman"/>
+          <w:sz w:val="28"/>
+          <w:szCs w:val="28"/>
+        </w:rPr>
+        <w:t xml:space="preserve">– асинхронная БД SQLite и 15 тестов на эмуляторе Telegram.</w:t>
+      </w:r>
+    </w:p>
+    <w:p>
+      <w:pPr>
+        <w:keepNext/>
+        <w:spacing w:before="120" w:line="360" w:lineRule="auto"/>
+        <w:ind w:firstLine="709"/>
+        <w:jc w:val="both"/>
+      </w:pPr>
+      <w:r>
+        <w:rPr>
+          <w:rFonts w:ascii="Times New Roman" w:hAnsi="Times New Roman"/>
+          <w:b/>
+          <w:sz w:val="28"/>
+          <w:szCs w:val="28"/>
+        </w:rPr>
+        <w:t xml:space="preserve">3. Исходный код</w:t>
+      </w:r>
+    </w:p>
+    <w:p>
+      <w:pPr>
+        <w:spacing w:line="360" w:lineRule="auto"/>
+        <w:ind w:firstLine="709"/>
+        <w:jc w:val="left"/>
+      </w:pPr>
+      <w:r>
+        <w:rPr>
+          <w:rFonts w:ascii="Times New Roman" w:hAnsi="Times New Roman"/>
+          <w:sz w:val="28"/>
+          <w:szCs w:val="28"/>
+        </w:rPr>
+        <w:t xml:space="preserve">Код программы: </w:t>
+      </w:r>
+      <w:hyperlink r:id="rId139" w:history="1">
+        <w:r>
+          <w:rPr>
+            <w:rFonts w:ascii="Times New Roman" w:hAnsi="Times New Roman"/>
+            <w:color w:val="0563C1"/>
+            <w:u w:val="single"/>
+          </w:rPr>
+          <w:t>https://github.com/chelchelikov/PYTHON/tree/claude/python-lab-work-variant-5-wkie26/lab17_Burund</w:t>
+        </w:r>
+      </w:hyperlink>
+    </w:p>
+    <w:p>
+      <w:pPr>
+        <w:keepNext/>
+        <w:spacing w:before="120" w:line="360" w:lineRule="auto"/>
+        <w:ind w:firstLine="709"/>
+        <w:jc w:val="both"/>
+      </w:pPr>
+      <w:r>
+        <w:rPr>
+          <w:rFonts w:ascii="Times New Roman" w:hAnsi="Times New Roman"/>
+          <w:b/>
+          <w:sz w:val="28"/>
+          <w:szCs w:val="28"/>
+        </w:rPr>
+        <w:t xml:space="preserve">4. Результаты работы программы</w:t>
+      </w:r>
+    </w:p>
+    <w:p>
+      <w:pPr>
+        <w:keepNext/>
+        <w:spacing w:before="120" w:line="360" w:lineRule="auto"/>
+      </w:pPr>
+      <w:r>
+        <w:rPr>
+          <w:noProof/>
+          <w:lang w:eastAsia="ru-RU"/>
+        </w:rPr>
+        <w:drawing>
+          <wp:inline distT="0" distB="0" distL="0" distR="0">
+            <wp:extent cx="5940000" cy="7649877"/>
+            <wp:effectExtent l="0" t="0" r="0" b="0"/>
+            <wp:docPr id="126" name="Рисунок 126"/>
+            <wp:cNvGraphicFramePr>
+              <a:graphicFrameLocks xmlns:a="http://schemas.openxmlformats.org/drawingml/2006/main" noChangeAspect="1"/>
+            </wp:cNvGraphicFramePr>
+            <a:graphic xmlns:a="http://schemas.openxmlformats.org/drawingml/2006/main">
+              <a:graphicData uri="http://schemas.openxmlformats.org/drawingml/2006/picture">
+                <pic:pic xmlns:pic="http://schemas.openxmlformats.org/drawingml/2006/picture">
+                  <pic:nvPicPr>
+                    <pic:cNvPr id="126" name="image33.png"/>
+                    <pic:cNvPicPr/>
+                  </pic:nvPicPr>
+                  <pic:blipFill>
+                    <a:blip r:embed="rId140"/>
+                    <a:stretch>
+                      <a:fillRect/>
+                    </a:stretch>
+                  </pic:blipFill>
+                  <pic:spPr>
+                    <a:xfrm>
+                      <a:off x="0" y="0"/>
+                      <a:ext cx="5940000" cy="7649877"/>
+                    </a:xfrm>
+                    <a:prstGeom prst="rect">
+                      <a:avLst/>
+                    </a:prstGeom>
+                  </pic:spPr>
+                </pic:pic>
+              </a:graphicData>
+            </a:graphic>
+          </wp:inline>
+        </w:drawing>
+      </w:r>
+    </w:p>
+    <w:p>
+      <w:pPr>
+        <w:spacing w:after="120" w:line="360" w:lineRule="auto"/>
+      </w:pPr>
+      <w:r>
+        <w:rPr>
+          <w:rFonts w:ascii="Times New Roman" w:hAnsi="Times New Roman"/>
+          <w:sz w:val="24"/>
+          <w:szCs w:val="24"/>
+        </w:rPr>
+        <w:t xml:space="preserve">Рисунок 17.1 – Диалог с ботом: бронирование номера</w:t>
+      </w:r>
+    </w:p>
+    <w:p>
+      <w:pPr>
+        <w:keepNext/>
+        <w:spacing w:before="120" w:line="360" w:lineRule="auto"/>
+      </w:pPr>
+      <w:r>
+        <w:rPr>
+          <w:noProof/>
+          <w:lang w:eastAsia="ru-RU"/>
+        </w:rPr>
+        <w:drawing>
+          <wp:inline distT="0" distB="0" distL="0" distR="0">
+            <wp:extent cx="5940000" cy="3103317"/>
+            <wp:effectExtent l="0" t="0" r="0" b="0"/>
+            <wp:docPr id="127" name="Рисунок 127"/>
+            <wp:cNvGraphicFramePr>
+              <a:graphicFrameLocks xmlns:a="http://schemas.openxmlformats.org/drawingml/2006/main" noChangeAspect="1"/>
+            </wp:cNvGraphicFramePr>
+            <a:graphic xmlns:a="http://schemas.openxmlformats.org/drawingml/2006/main">
+              <a:graphicData uri="http://schemas.openxmlformats.org/drawingml/2006/picture">
+                <pic:pic xmlns:pic="http://schemas.openxmlformats.org/drawingml/2006/picture">
+                  <pic:nvPicPr>
+                    <pic:cNvPr id="127" name="image34.png"/>
+                    <pic:cNvPicPr/>
+                  </pic:nvPicPr>
+                  <pic:blipFill>
+                    <a:blip r:embed="rId141"/>
+                    <a:stretch>
+                      <a:fillRect/>
+                    </a:stretch>
+                  </pic:blipFill>
+                  <pic:spPr>
+                    <a:xfrm>
+                      <a:off x="0" y="0"/>
+                      <a:ext cx="5940000" cy="3103317"/>
+                    </a:xfrm>
+                    <a:prstGeom prst="rect">
+                      <a:avLst/>
+                    </a:prstGeom>
+                  </pic:spPr>
+                </pic:pic>
+              </a:graphicData>
+            </a:graphic>
+          </wp:inline>
+        </w:drawing>
+      </w:r>
+    </w:p>
+    <w:p>
+      <w:pPr>
+        <w:spacing w:after="120" w:line="360" w:lineRule="auto"/>
+      </w:pPr>
+      <w:r>
+        <w:rPr>
+          <w:rFonts w:ascii="Times New Roman" w:hAnsi="Times New Roman"/>
+          <w:sz w:val="24"/>
+          <w:szCs w:val="24"/>
+        </w:rPr>
+        <w:t xml:space="preserve">Рисунок 17.2 – Результаты тестов</w:t>
+      </w:r>
+    </w:p>
+    <w:p>
+      <w:pPr>
+        <w:keepNext/>
+        <w:spacing w:before="120" w:line="360" w:lineRule="auto"/>
+        <w:ind w:firstLine="709"/>
+        <w:jc w:val="both"/>
+      </w:pPr>
+      <w:r>
+        <w:rPr>
+          <w:rFonts w:ascii="Times New Roman" w:hAnsi="Times New Roman"/>
+          <w:b/>
+          <w:sz w:val="28"/>
+          <w:szCs w:val="28"/>
+        </w:rPr>
+        <w:t xml:space="preserve">5. Вывод</w:t>
+      </w:r>
+    </w:p>
+    <w:p>
+      <w:pPr>
+        <w:spacing w:line="360" w:lineRule="auto"/>
+        <w:ind w:firstLine="709"/>
+        <w:jc w:val="both"/>
+      </w:pPr>
+      <w:r>
+        <w:rPr>
+          <w:rFonts w:ascii="Times New Roman" w:hAnsi="Times New Roman"/>
+          <w:sz w:val="28"/>
+          <w:szCs w:val="28"/>
+        </w:rPr>
+        <w:t xml:space="preserve">FSM удобно описывает многошаговый диалог, а асинхронность позволяет боту обслуживать много пользователей одновременно.</w:t>
+      </w:r>
+    </w:p>
+    <w:p>
+      <w:pPr>
+        <w:pageBreakBefore/>
+        <w:spacing w:line="360" w:lineRule="auto"/>
+      </w:pPr>
+      <w:r>
+        <w:rPr>
+          <w:rFonts w:ascii="Times New Roman" w:hAnsi="Times New Roman"/>
+          <w:b/>
+          <w:sz w:val="28"/>
+          <w:szCs w:val="28"/>
+        </w:rPr>
+        <w:t xml:space="preserve">ЛАБОРАТОРНАЯ РАБОТА №18</w:t>
+      </w:r>
+    </w:p>
+    <w:p>
+      <w:pPr>
+        <w:spacing w:after="240" w:line="360" w:lineRule="auto"/>
+      </w:pPr>
+      <w:r>
+        <w:rPr>
+          <w:rFonts w:ascii="Times New Roman" w:hAnsi="Times New Roman"/>
+          <w:b/>
+          <w:sz w:val="28"/>
+          <w:szCs w:val="28"/>
+        </w:rPr>
+        <w:t xml:space="preserve">Тема: «Тестирование Python-приложений с использованием pytest и unittest.mock»</w:t>
+      </w:r>
+    </w:p>
+    <w:p>
+      <w:pPr>
+        <w:keepNext/>
+        <w:spacing w:before="120" w:line="360" w:lineRule="auto"/>
+        <w:ind w:firstLine="709"/>
+        <w:jc w:val="both"/>
+      </w:pPr>
+      <w:r>
+        <w:rPr>
+          <w:rFonts w:ascii="Times New Roman" w:hAnsi="Times New Roman"/>
+          <w:b/>
+          <w:sz w:val="28"/>
+          <w:szCs w:val="28"/>
+        </w:rPr>
+        <w:t xml:space="preserve">1. Цель работы</w:t>
+      </w:r>
+    </w:p>
+    <w:p>
+      <w:pPr>
+        <w:spacing w:line="360" w:lineRule="auto"/>
+        <w:ind w:firstLine="709"/>
+        <w:jc w:val="both"/>
+      </w:pPr>
+      <w:r>
+        <w:rPr>
+          <w:rFonts w:ascii="Times New Roman" w:hAnsi="Times New Roman"/>
+          <w:sz w:val="28"/>
+          <w:szCs w:val="28"/>
+        </w:rPr>
+        <w:t xml:space="preserve">Освоить pytest: фикстуры, параметризацию, моки и измерение покрытия кода.</w:t>
+      </w:r>
+    </w:p>
+    <w:p>
+      <w:pPr>
+        <w:keepNext/>
+        <w:spacing w:before="120" w:line="360" w:lineRule="auto"/>
+        <w:ind w:firstLine="709"/>
+        <w:jc w:val="both"/>
+      </w:pPr>
+      <w:r>
+        <w:rPr>
+          <w:rFonts w:ascii="Times New Roman" w:hAnsi="Times New Roman"/>
+          <w:b/>
+          <w:sz w:val="28"/>
+          <w:szCs w:val="28"/>
+        </w:rPr>
+        <w:t xml:space="preserve">2. Индивидуальное задание (вариант 5)</w:t>
+      </w:r>
+    </w:p>
+    <w:p>
+      <w:pPr>
+        <w:spacing w:line="360" w:lineRule="auto"/>
+        <w:ind w:firstLine="709"/>
+        <w:jc w:val="both"/>
+      </w:pPr>
+      <w:r>
+        <w:rPr>
+          <w:rFonts w:ascii="Times New Roman" w:hAnsi="Times New Roman"/>
+          <w:sz w:val="28"/>
+          <w:szCs w:val="28"/>
+        </w:rPr>
+        <w:t xml:space="preserve">«Гостиница». Тестирование сервиса бронирования и работы с номерами.</w:t>
+      </w:r>
+    </w:p>
+    <w:p>
+      <w:pPr>
+        <w:keepNext/>
+        <w:spacing w:line="360" w:lineRule="auto"/>
+        <w:ind w:firstLine="709"/>
+        <w:jc w:val="both"/>
+      </w:pPr>
+      <w:r>
+        <w:rPr>
+          <w:rFonts w:ascii="Times New Roman" w:hAnsi="Times New Roman"/>
+          <w:sz w:val="28"/>
+          <w:szCs w:val="28"/>
+        </w:rPr>
+        <w:t xml:space="preserve">Реализовано:</w:t>
+      </w:r>
+    </w:p>
+    <w:p>
+      <w:pPr>
+        <w:spacing w:line="360" w:lineRule="auto"/>
+        <w:ind w:left="1009" w:hanging="300"/>
+        <w:jc w:val="both"/>
+      </w:pPr>
+      <w:r>
+        <w:rPr>
+          <w:rFonts w:ascii="Times New Roman" w:hAnsi="Times New Roman"/>
+          <w:sz w:val="28"/>
+          <w:szCs w:val="28"/>
+        </w:rPr>
+        <w:t xml:space="preserve">– 52 теста: модульные с unittest.mock и интеграционные с SQLite;</w:t>
+      </w:r>
+    </w:p>
+    <w:p>
+      <w:pPr>
+        <w:spacing w:line="360" w:lineRule="auto"/>
+        <w:ind w:left="1009" w:hanging="300"/>
+        <w:jc w:val="both"/>
+      </w:pPr>
+      <w:r>
+        <w:rPr>
+          <w:rFonts w:ascii="Times New Roman" w:hAnsi="Times New Roman"/>
+          <w:sz w:val="28"/>
+          <w:szCs w:val="28"/>
+        </w:rPr>
+        <w:t xml:space="preserve">– фикстуры и параметризация граничных значений;</w:t>
+      </w:r>
+    </w:p>
+    <w:p>
+      <w:pPr>
+        <w:spacing w:line="360" w:lineRule="auto"/>
+        <w:ind w:left="1009" w:hanging="300"/>
+        <w:jc w:val="both"/>
+      </w:pPr>
+      <w:r>
+        <w:rPr>
+          <w:rFonts w:ascii="Times New Roman" w:hAnsi="Times New Roman"/>
+          <w:sz w:val="28"/>
+          <w:szCs w:val="28"/>
+        </w:rPr>
+        <w:t xml:space="preserve">– покрытие 94%, найдена ошибка: не были включены внешние ключи SQLite.</w:t>
+      </w:r>
+    </w:p>
+    <w:p>
+      <w:pPr>
+        <w:keepNext/>
+        <w:spacing w:before="120" w:line="360" w:lineRule="auto"/>
+        <w:ind w:firstLine="709"/>
+        <w:jc w:val="both"/>
+      </w:pPr>
+      <w:r>
+        <w:rPr>
+          <w:rFonts w:ascii="Times New Roman" w:hAnsi="Times New Roman"/>
+          <w:b/>
+          <w:sz w:val="28"/>
+          <w:szCs w:val="28"/>
+        </w:rPr>
+        <w:t xml:space="preserve">3. Исходный код</w:t>
+      </w:r>
+    </w:p>
+    <w:p>
+      <w:pPr>
+        <w:spacing w:line="360" w:lineRule="auto"/>
+        <w:ind w:firstLine="709"/>
+        <w:jc w:val="left"/>
+      </w:pPr>
+      <w:r>
+        <w:rPr>
+          <w:rFonts w:ascii="Times New Roman" w:hAnsi="Times New Roman"/>
+          <w:sz w:val="28"/>
+          <w:szCs w:val="28"/>
+        </w:rPr>
+        <w:t xml:space="preserve">Код программы: </w:t>
+      </w:r>
+      <w:hyperlink r:id="rId142" w:history="1">
+        <w:r>
+          <w:rPr>
+            <w:rFonts w:ascii="Times New Roman" w:hAnsi="Times New Roman"/>
+            <w:color w:val="0563C1"/>
+            <w:u w:val="single"/>
+          </w:rPr>
+          <w:t>https://github.com/chelchelikov/PYTHON/tree/claude/python-lab-work-variant-5-wkie26/lab18_Burund</w:t>
+        </w:r>
+      </w:hyperlink>
+    </w:p>
+    <w:p>
+      <w:pPr>
+        <w:keepNext/>
+        <w:spacing w:before="120" w:line="360" w:lineRule="auto"/>
+        <w:ind w:firstLine="709"/>
+        <w:jc w:val="both"/>
+      </w:pPr>
+      <w:r>
+        <w:rPr>
+          <w:rFonts w:ascii="Times New Roman" w:hAnsi="Times New Roman"/>
+          <w:b/>
+          <w:sz w:val="28"/>
+          <w:szCs w:val="28"/>
+        </w:rPr>
+        <w:t xml:space="preserve">4. Результаты работы программы</w:t>
+      </w:r>
+    </w:p>
+    <w:p>
+      <w:pPr>
+        <w:keepNext/>
+        <w:spacing w:before="120" w:line="360" w:lineRule="auto"/>
+      </w:pPr>
+      <w:r>
+        <w:rPr>
+          <w:noProof/>
+          <w:lang w:eastAsia="ru-RU"/>
+        </w:rPr>
+        <w:drawing>
+          <wp:inline distT="0" distB="0" distL="0" distR="0">
+            <wp:extent cx="5940000" cy="6705807"/>
+            <wp:effectExtent l="0" t="0" r="0" b="0"/>
+            <wp:docPr id="128" name="Рисунок 128"/>
+            <wp:cNvGraphicFramePr>
+              <a:graphicFrameLocks xmlns:a="http://schemas.openxmlformats.org/drawingml/2006/main" noChangeAspect="1"/>
+            </wp:cNvGraphicFramePr>
+            <a:graphic xmlns:a="http://schemas.openxmlformats.org/drawingml/2006/main">
+              <a:graphicData uri="http://schemas.openxmlformats.org/drawingml/2006/picture">
+                <pic:pic xmlns:pic="http://schemas.openxmlformats.org/drawingml/2006/picture">
+                  <pic:nvPicPr>
+                    <pic:cNvPr id="128" name="image35.png"/>
+                    <pic:cNvPicPr/>
+                  </pic:nvPicPr>
+                  <pic:blipFill>
+                    <a:blip r:embed="rId143"/>
+                    <a:stretch>
+                      <a:fillRect/>
+                    </a:stretch>
+                  </pic:blipFill>
+                  <pic:spPr>
+                    <a:xfrm>
+                      <a:off x="0" y="0"/>
+                      <a:ext cx="5940000" cy="6705807"/>
+                    </a:xfrm>
+                    <a:prstGeom prst="rect">
+                      <a:avLst/>
+                    </a:prstGeom>
+                  </pic:spPr>
+                </pic:pic>
+              </a:graphicData>
+            </a:graphic>
+          </wp:inline>
+        </w:drawing>
+      </w:r>
+    </w:p>
+    <w:p>
+      <w:pPr>
+        <w:spacing w:after="120" w:line="360" w:lineRule="auto"/>
+      </w:pPr>
+      <w:r>
+        <w:rPr>
+          <w:rFonts w:ascii="Times New Roman" w:hAnsi="Times New Roman"/>
+          <w:sz w:val="24"/>
+          <w:szCs w:val="24"/>
+        </w:rPr>
+        <w:t xml:space="preserve">Рисунок 18.1 – Интеграционные тесты и модульные тесты с mock</w:t>
+      </w:r>
+    </w:p>
+    <w:p>
+      <w:pPr>
+        <w:keepNext/>
+        <w:spacing w:before="120" w:line="360" w:lineRule="auto"/>
+      </w:pPr>
+      <w:r>
+        <w:rPr>
+          <w:noProof/>
+          <w:lang w:eastAsia="ru-RU"/>
+        </w:rPr>
+        <w:drawing>
+          <wp:inline distT="0" distB="0" distL="0" distR="0">
+            <wp:extent cx="5940000" cy="4494706"/>
+            <wp:effectExtent l="0" t="0" r="0" b="0"/>
+            <wp:docPr id="129" name="Рисунок 129"/>
+            <wp:cNvGraphicFramePr>
+              <a:graphicFrameLocks xmlns:a="http://schemas.openxmlformats.org/drawingml/2006/main" noChangeAspect="1"/>
+            </wp:cNvGraphicFramePr>
+            <a:graphic xmlns:a="http://schemas.openxmlformats.org/drawingml/2006/main">
+              <a:graphicData uri="http://schemas.openxmlformats.org/drawingml/2006/picture">
+                <pic:pic xmlns:pic="http://schemas.openxmlformats.org/drawingml/2006/picture">
+                  <pic:nvPicPr>
+                    <pic:cNvPr id="129" name="image36.png"/>
+                    <pic:cNvPicPr/>
+                  </pic:nvPicPr>
+                  <pic:blipFill>
+                    <a:blip r:embed="rId144"/>
+                    <a:stretch>
+                      <a:fillRect/>
+                    </a:stretch>
+                  </pic:blipFill>
+                  <pic:spPr>
+                    <a:xfrm>
+                      <a:off x="0" y="0"/>
+                      <a:ext cx="5940000" cy="4494706"/>
+                    </a:xfrm>
+                    <a:prstGeom prst="rect">
+                      <a:avLst/>
+                    </a:prstGeom>
+                  </pic:spPr>
+                </pic:pic>
+              </a:graphicData>
+            </a:graphic>
+          </wp:inline>
+        </w:drawing>
+      </w:r>
+    </w:p>
+    <w:p>
+      <w:pPr>
+        <w:spacing w:after="120" w:line="360" w:lineRule="auto"/>
+      </w:pPr>
+      <w:r>
+        <w:rPr>
+          <w:rFonts w:ascii="Times New Roman" w:hAnsi="Times New Roman"/>
+          <w:sz w:val="24"/>
+          <w:szCs w:val="24"/>
+        </w:rPr>
+        <w:t xml:space="preserve">Рисунок 18.2 – Покрытие кода тестами</w:t>
+      </w:r>
+    </w:p>
+    <w:p>
+      <w:pPr>
+        <w:keepNext/>
+        <w:spacing w:before="120" w:line="360" w:lineRule="auto"/>
+        <w:ind w:firstLine="709"/>
+        <w:jc w:val="both"/>
+      </w:pPr>
+      <w:r>
+        <w:rPr>
+          <w:rFonts w:ascii="Times New Roman" w:hAnsi="Times New Roman"/>
+          <w:b/>
+          <w:sz w:val="28"/>
+          <w:szCs w:val="28"/>
+        </w:rPr>
+        <w:t xml:space="preserve">5. Вывод</w:t>
+      </w:r>
+    </w:p>
+    <w:p>
+      <w:pPr>
+        <w:spacing w:line="360" w:lineRule="auto"/>
+        <w:ind w:firstLine="709"/>
+        <w:jc w:val="both"/>
+      </w:pPr>
+      <w:r>
+        <w:rPr>
+          <w:rFonts w:ascii="Times New Roman" w:hAnsi="Times New Roman"/>
+          <w:sz w:val="28"/>
+          <w:szCs w:val="28"/>
+        </w:rPr>
+        <w:t xml:space="preserve">Моки изолируют проверяемый код от БД и времени, а интеграционные тесты нашли ошибку, которую модульные тесты не показывали.</w:t>
+      </w:r>
+    </w:p>
+    <w:p>
+      <w:pPr>
+        <w:pageBreakBefore/>
+        <w:spacing w:line="360" w:lineRule="auto"/>
+      </w:pPr>
+      <w:r>
+        <w:rPr>
+          <w:rFonts w:ascii="Times New Roman" w:hAnsi="Times New Roman"/>
+          <w:b/>
+          <w:sz w:val="28"/>
+          <w:szCs w:val="28"/>
+        </w:rPr>
+        <w:t xml:space="preserve">ЛАБОРАТОРНАЯ РАБОТА №19</w:t>
+      </w:r>
+    </w:p>
+    <w:p>
+      <w:pPr>
+        <w:spacing w:after="240" w:line="360" w:lineRule="auto"/>
+      </w:pPr>
+      <w:r>
+        <w:rPr>
+          <w:rFonts w:ascii="Times New Roman" w:hAnsi="Times New Roman"/>
+          <w:b/>
+          <w:sz w:val="28"/>
+          <w:szCs w:val="28"/>
+        </w:rPr>
+        <w:t xml:space="preserve">Тема: «Микросервисная архитектура Python-приложений: взаимодействие сервисов и паттерны проектирования»</w:t>
+      </w:r>
+    </w:p>
+    <w:p>
+      <w:pPr>
+        <w:keepNext/>
+        <w:spacing w:before="120" w:line="360" w:lineRule="auto"/>
+        <w:ind w:firstLine="709"/>
+        <w:jc w:val="both"/>
+      </w:pPr>
+      <w:r>
+        <w:rPr>
+          <w:rFonts w:ascii="Times New Roman" w:hAnsi="Times New Roman"/>
+          <w:b/>
+          <w:sz w:val="28"/>
+          <w:szCs w:val="28"/>
+        </w:rPr>
+        <w:t xml:space="preserve">1. Цель работы</w:t>
+      </w:r>
+    </w:p>
+    <w:p>
+      <w:pPr>
+        <w:spacing w:line="360" w:lineRule="auto"/>
+        <w:ind w:firstLine="709"/>
+        <w:jc w:val="both"/>
+      </w:pPr>
+      <w:r>
+        <w:rPr>
+          <w:rFonts w:ascii="Times New Roman" w:hAnsi="Times New Roman"/>
+          <w:sz w:val="28"/>
+          <w:szCs w:val="28"/>
+        </w:rPr>
+        <w:t xml:space="preserve">Разработать систему из нескольких микросервисов и применить паттерны их взаимодействия.</w:t>
+      </w:r>
+    </w:p>
+    <w:p>
+      <w:pPr>
+        <w:keepNext/>
+        <w:spacing w:before="120" w:line="360" w:lineRule="auto"/>
+        <w:ind w:firstLine="709"/>
+        <w:jc w:val="both"/>
+      </w:pPr>
+      <w:r>
+        <w:rPr>
+          <w:rFonts w:ascii="Times New Roman" w:hAnsi="Times New Roman"/>
+          <w:b/>
+          <w:sz w:val="28"/>
+          <w:szCs w:val="28"/>
+        </w:rPr>
+        <w:t xml:space="preserve">2. Индивидуальное задание (вариант 5)</w:t>
+      </w:r>
+    </w:p>
+    <w:p>
+      <w:pPr>
+        <w:spacing w:line="360" w:lineRule="auto"/>
+        <w:ind w:firstLine="709"/>
+        <w:jc w:val="both"/>
+      </w:pPr>
+      <w:r>
+        <w:rPr>
+          <w:rFonts w:ascii="Times New Roman" w:hAnsi="Times New Roman"/>
+          <w:sz w:val="28"/>
+          <w:szCs w:val="28"/>
+        </w:rPr>
+        <w:t xml:space="preserve">«Ресторан — микросервисы». Сервисы меню, заказов и доставки, единая точка входа API Gateway.</w:t>
+      </w:r>
+    </w:p>
+    <w:p>
+      <w:pPr>
+        <w:keepNext/>
+        <w:spacing w:line="360" w:lineRule="auto"/>
+        <w:ind w:firstLine="709"/>
+        <w:jc w:val="both"/>
+      </w:pPr>
+      <w:r>
+        <w:rPr>
+          <w:rFonts w:ascii="Times New Roman" w:hAnsi="Times New Roman"/>
+          <w:sz w:val="28"/>
+          <w:szCs w:val="28"/>
+        </w:rPr>
+        <w:t xml:space="preserve">Реализовано:</w:t>
+      </w:r>
+    </w:p>
+    <w:p>
+      <w:pPr>
+        <w:spacing w:line="360" w:lineRule="auto"/>
+        <w:ind w:left="1009" w:hanging="300"/>
+        <w:jc w:val="both"/>
+      </w:pPr>
+      <w:r>
+        <w:rPr>
+          <w:rFonts w:ascii="Times New Roman" w:hAnsi="Times New Roman"/>
+          <w:sz w:val="28"/>
+          <w:szCs w:val="28"/>
+        </w:rPr>
+        <w:t xml:space="preserve">– сервисы menu, order, delivery и gateway, у каждого своя БД;</w:t>
+      </w:r>
+    </w:p>
+    <w:p>
+      <w:pPr>
+        <w:spacing w:line="360" w:lineRule="auto"/>
+        <w:ind w:left="1009" w:hanging="300"/>
+        <w:jc w:val="both"/>
+      </w:pPr>
+      <w:r>
+        <w:rPr>
+          <w:rFonts w:ascii="Times New Roman" w:hAnsi="Times New Roman"/>
+          <w:sz w:val="28"/>
+          <w:szCs w:val="28"/>
+        </w:rPr>
+        <w:t xml:space="preserve">– событие OrderCreated через RabbitMQ: доставка создаётся асинхронно;</w:t>
+      </w:r>
+    </w:p>
+    <w:p>
+      <w:pPr>
+        <w:spacing w:line="360" w:lineRule="auto"/>
+        <w:ind w:left="1009" w:hanging="300"/>
+        <w:jc w:val="both"/>
+      </w:pPr>
+      <w:r>
+        <w:rPr>
+          <w:rFonts w:ascii="Times New Roman" w:hAnsi="Times New Roman"/>
+          <w:sz w:val="28"/>
+          <w:szCs w:val="28"/>
+        </w:rPr>
+        <w:t xml:space="preserve">– Retry и Circuit Breaker, 38 тестов.</w:t>
+      </w:r>
+    </w:p>
+    <w:p>
+      <w:pPr>
+        <w:keepNext/>
+        <w:spacing w:before="120" w:line="360" w:lineRule="auto"/>
+        <w:ind w:firstLine="709"/>
+        <w:jc w:val="both"/>
+      </w:pPr>
+      <w:r>
+        <w:rPr>
+          <w:rFonts w:ascii="Times New Roman" w:hAnsi="Times New Roman"/>
+          <w:b/>
+          <w:sz w:val="28"/>
+          <w:szCs w:val="28"/>
+        </w:rPr>
+        <w:t xml:space="preserve">3. Исходный код</w:t>
+      </w:r>
+    </w:p>
+    <w:p>
+      <w:pPr>
+        <w:spacing w:line="360" w:lineRule="auto"/>
+        <w:ind w:firstLine="709"/>
+        <w:jc w:val="left"/>
+      </w:pPr>
+      <w:r>
+        <w:rPr>
+          <w:rFonts w:ascii="Times New Roman" w:hAnsi="Times New Roman"/>
+          <w:sz w:val="28"/>
+          <w:szCs w:val="28"/>
+        </w:rPr>
+        <w:t xml:space="preserve">Код программы: </w:t>
+      </w:r>
+      <w:hyperlink r:id="rId145" w:history="1">
+        <w:r>
+          <w:rPr>
+            <w:rFonts w:ascii="Times New Roman" w:hAnsi="Times New Roman"/>
+            <w:color w:val="0563C1"/>
+            <w:u w:val="single"/>
+          </w:rPr>
+          <w:t>https://github.com/chelchelikov/PYTHON/tree/claude/python-lab-work-variant-5-wkie26/lab19_Burund</w:t>
+        </w:r>
+      </w:hyperlink>
+    </w:p>
+    <w:p>
+      <w:pPr>
+        <w:keepNext/>
+        <w:spacing w:before="120" w:line="360" w:lineRule="auto"/>
+        <w:ind w:firstLine="709"/>
+        <w:jc w:val="both"/>
+      </w:pPr>
+      <w:r>
+        <w:rPr>
+          <w:rFonts w:ascii="Times New Roman" w:hAnsi="Times New Roman"/>
+          <w:b/>
+          <w:sz w:val="28"/>
+          <w:szCs w:val="28"/>
+        </w:rPr>
+        <w:t xml:space="preserve">4. Результаты работы программы</w:t>
+      </w:r>
+    </w:p>
+    <w:p>
+      <w:pPr>
+        <w:keepNext/>
+        <w:spacing w:before="120" w:line="360" w:lineRule="auto"/>
+      </w:pPr>
+      <w:r>
+        <w:rPr>
+          <w:noProof/>
+          <w:lang w:eastAsia="ru-RU"/>
+        </w:rPr>
+        <w:drawing>
+          <wp:inline distT="0" distB="0" distL="0" distR="0">
+            <wp:extent cx="5940000" cy="4468318"/>
+            <wp:effectExtent l="0" t="0" r="0" b="0"/>
+            <wp:docPr id="130" name="Рисунок 130"/>
+            <wp:cNvGraphicFramePr>
+              <a:graphicFrameLocks xmlns:a="http://schemas.openxmlformats.org/drawingml/2006/main" noChangeAspect="1"/>
+            </wp:cNvGraphicFramePr>
+            <a:graphic xmlns:a="http://schemas.openxmlformats.org/drawingml/2006/main">
+              <a:graphicData uri="http://schemas.openxmlformats.org/drawingml/2006/picture">
+                <pic:pic xmlns:pic="http://schemas.openxmlformats.org/drawingml/2006/picture">
+                  <pic:nvPicPr>
+                    <pic:cNvPr id="130" name="image37.png"/>
+                    <pic:cNvPicPr/>
+                  </pic:nvPicPr>
+                  <pic:blipFill>
+                    <a:blip r:embed="rId146"/>
+                    <a:stretch>
+                      <a:fillRect/>
+                    </a:stretch>
+                  </pic:blipFill>
+                  <pic:spPr>
+                    <a:xfrm>
+                      <a:off x="0" y="0"/>
+                      <a:ext cx="5940000" cy="4468318"/>
+                    </a:xfrm>
+                    <a:prstGeom prst="rect">
+                      <a:avLst/>
+                    </a:prstGeom>
+                  </pic:spPr>
+                </pic:pic>
+              </a:graphicData>
+            </a:graphic>
+          </wp:inline>
+        </w:drawing>
+      </w:r>
+    </w:p>
+    <w:p>
+      <w:pPr>
+        <w:spacing w:after="120" w:line="360" w:lineRule="auto"/>
+      </w:pPr>
+      <w:r>
+        <w:rPr>
+          <w:rFonts w:ascii="Times New Roman" w:hAnsi="Times New Roman"/>
+          <w:sz w:val="24"/>
+          <w:szCs w:val="24"/>
+        </w:rPr>
+        <w:t xml:space="preserve">Рисунок 19.1 – Gateway, RabbitMQ, Retry и Circuit Breaker</w:t>
+      </w:r>
+    </w:p>
+    <w:p>
+      <w:pPr>
+        <w:keepNext/>
+        <w:spacing w:before="120" w:line="360" w:lineRule="auto"/>
+      </w:pPr>
+      <w:r>
+        <w:rPr>
+          <w:noProof/>
+          <w:lang w:eastAsia="ru-RU"/>
+        </w:rPr>
+        <w:drawing>
+          <wp:inline distT="0" distB="0" distL="0" distR="0">
+            <wp:extent cx="5679086" cy="7900000"/>
+            <wp:effectExtent l="0" t="0" r="0" b="0"/>
+            <wp:docPr id="131" name="Рисунок 131"/>
+            <wp:cNvGraphicFramePr>
+              <a:graphicFrameLocks xmlns:a="http://schemas.openxmlformats.org/drawingml/2006/main" noChangeAspect="1"/>
+            </wp:cNvGraphicFramePr>
+            <a:graphic xmlns:a="http://schemas.openxmlformats.org/drawingml/2006/main">
+              <a:graphicData uri="http://schemas.openxmlformats.org/drawingml/2006/picture">
+                <pic:pic xmlns:pic="http://schemas.openxmlformats.org/drawingml/2006/picture">
+                  <pic:nvPicPr>
+                    <pic:cNvPr id="131" name="image38.png"/>
+                    <pic:cNvPicPr/>
+                  </pic:nvPicPr>
+                  <pic:blipFill>
+                    <a:blip r:embed="rId147"/>
+                    <a:stretch>
+                      <a:fillRect/>
+                    </a:stretch>
+                  </pic:blipFill>
+                  <pic:spPr>
+                    <a:xfrm>
+                      <a:off x="0" y="0"/>
+                      <a:ext cx="5679086" cy="7900000"/>
+                    </a:xfrm>
+                    <a:prstGeom prst="rect">
+                      <a:avLst/>
+                    </a:prstGeom>
+                  </pic:spPr>
+                </pic:pic>
+              </a:graphicData>
+            </a:graphic>
+          </wp:inline>
+        </w:drawing>
+      </w:r>
+    </w:p>
+    <w:p>
+      <w:pPr>
+        <w:spacing w:after="120" w:line="360" w:lineRule="auto"/>
+      </w:pPr>
+      <w:r>
+        <w:rPr>
+          <w:rFonts w:ascii="Times New Roman" w:hAnsi="Times New Roman"/>
+          <w:sz w:val="24"/>
+          <w:szCs w:val="24"/>
+        </w:rPr>
+        <w:t xml:space="preserve">Рисунок 19.2 – Тесты микросервисов</w:t>
+      </w:r>
+    </w:p>
+    <w:p>
+      <w:pPr>
+        <w:keepNext/>
+        <w:spacing w:before="120" w:line="360" w:lineRule="auto"/>
+        <w:ind w:firstLine="709"/>
+        <w:jc w:val="both"/>
+      </w:pPr>
+      <w:r>
+        <w:rPr>
+          <w:rFonts w:ascii="Times New Roman" w:hAnsi="Times New Roman"/>
+          <w:b/>
+          <w:sz w:val="28"/>
+          <w:szCs w:val="28"/>
+        </w:rPr>
+        <w:t xml:space="preserve">5. Вывод</w:t>
+      </w:r>
+    </w:p>
+    <w:p>
+      <w:pPr>
+        <w:spacing w:line="360" w:lineRule="auto"/>
+        <w:ind w:firstLine="709"/>
+        <w:jc w:val="both"/>
+      </w:pPr>
+      <w:r>
+        <w:rPr>
+          <w:rFonts w:ascii="Times New Roman" w:hAnsi="Times New Roman"/>
+          <w:sz w:val="28"/>
+          <w:szCs w:val="28"/>
+        </w:rPr>
+        <w:t xml:space="preserve">Сервисы развиваются и масштабируются независимо, а Retry и Circuit Breaker не дают сбою одного сервиса вывести из строя всю систему.</w:t>
+      </w:r>
+    </w:p>
+    <w:p>
+      <w:pPr>
+        <w:pageBreakBefore/>
+        <w:spacing w:line="360" w:lineRule="auto"/>
+      </w:pPr>
+      <w:r>
+        <w:rPr>
+          <w:rFonts w:ascii="Times New Roman" w:hAnsi="Times New Roman"/>
+          <w:b/>
+          <w:sz w:val="28"/>
+          <w:szCs w:val="28"/>
+        </w:rPr>
+        <w:t xml:space="preserve">ЛАБОРАТОРНАЯ РАБОТА №20</w:t>
+      </w:r>
+    </w:p>
+    <w:p>
+      <w:pPr>
+        <w:spacing w:after="240" w:line="360" w:lineRule="auto"/>
+      </w:pPr>
+      <w:r>
+        <w:rPr>
+          <w:rFonts w:ascii="Times New Roman" w:hAnsi="Times New Roman"/>
+          <w:b/>
+          <w:sz w:val="28"/>
+          <w:szCs w:val="28"/>
+        </w:rPr>
+        <w:t xml:space="preserve">Тема: «Контейнеризация, CI/CD и эксплуатация Python-приложения»</w:t>
+      </w:r>
+    </w:p>
+    <w:p>
+      <w:pPr>
+        <w:keepNext/>
+        <w:spacing w:before="120" w:line="360" w:lineRule="auto"/>
+        <w:ind w:firstLine="709"/>
+        <w:jc w:val="both"/>
+      </w:pPr>
+      <w:r>
+        <w:rPr>
+          <w:rFonts w:ascii="Times New Roman" w:hAnsi="Times New Roman"/>
+          <w:b/>
+          <w:sz w:val="28"/>
+          <w:szCs w:val="28"/>
+        </w:rPr>
+        <w:t xml:space="preserve">1. Цель работы</w:t>
+      </w:r>
+    </w:p>
+    <w:p>
+      <w:pPr>
+        <w:spacing w:line="360" w:lineRule="auto"/>
+        <w:ind w:firstLine="709"/>
+        <w:jc w:val="both"/>
+      </w:pPr>
+      <w:r>
+        <w:rPr>
+          <w:rFonts w:ascii="Times New Roman" w:hAnsi="Times New Roman"/>
+          <w:sz w:val="28"/>
+          <w:szCs w:val="28"/>
+        </w:rPr>
+        <w:t xml:space="preserve">Научиться упаковывать приложение в Docker-образы, запускать его через Docker Compose и настраивать CI/CD.</w:t>
+      </w:r>
+    </w:p>
+    <w:p>
+      <w:pPr>
+        <w:keepNext/>
+        <w:spacing w:before="120" w:line="360" w:lineRule="auto"/>
+        <w:ind w:firstLine="709"/>
+        <w:jc w:val="both"/>
+      </w:pPr>
+      <w:r>
+        <w:rPr>
+          <w:rFonts w:ascii="Times New Roman" w:hAnsi="Times New Roman"/>
+          <w:b/>
+          <w:sz w:val="28"/>
+          <w:szCs w:val="28"/>
+        </w:rPr>
+        <w:t xml:space="preserve">2. Индивидуальное задание (вариант 5)</w:t>
+      </w:r>
+    </w:p>
+    <w:p>
+      <w:pPr>
+        <w:spacing w:line="360" w:lineRule="auto"/>
+        <w:ind w:firstLine="709"/>
+        <w:jc w:val="both"/>
+      </w:pPr>
+      <w:r>
+        <w:rPr>
+          <w:rFonts w:ascii="Times New Roman" w:hAnsi="Times New Roman"/>
+          <w:sz w:val="28"/>
+          <w:szCs w:val="28"/>
+        </w:rPr>
+        <w:t xml:space="preserve">«Ресторан — контейнеризация и CI/CD». Контейнеризация микросервисов из ЛР №19.</w:t>
+      </w:r>
+    </w:p>
+    <w:p>
+      <w:pPr>
+        <w:keepNext/>
+        <w:spacing w:line="360" w:lineRule="auto"/>
+        <w:ind w:firstLine="709"/>
+        <w:jc w:val="both"/>
+      </w:pPr>
+      <w:r>
+        <w:rPr>
+          <w:rFonts w:ascii="Times New Roman" w:hAnsi="Times New Roman"/>
+          <w:sz w:val="28"/>
+          <w:szCs w:val="28"/>
+        </w:rPr>
+        <w:t xml:space="preserve">Реализовано:</w:t>
+      </w:r>
+    </w:p>
+    <w:p>
+      <w:pPr>
+        <w:spacing w:line="360" w:lineRule="auto"/>
+        <w:ind w:left="1009" w:hanging="300"/>
+        <w:jc w:val="both"/>
+      </w:pPr>
+      <w:r>
+        <w:rPr>
+          <w:rFonts w:ascii="Times New Roman" w:hAnsi="Times New Roman"/>
+          <w:sz w:val="28"/>
+          <w:szCs w:val="28"/>
+        </w:rPr>
+        <w:t xml:space="preserve">– multi-stage Dockerfile, запуск от непривилегированного пользователя, healthcheck;</w:t>
+      </w:r>
+    </w:p>
+    <w:p>
+      <w:pPr>
+        <w:spacing w:line="360" w:lineRule="auto"/>
+        <w:ind w:left="1009" w:hanging="300"/>
+        <w:jc w:val="both"/>
+      </w:pPr>
+      <w:r>
+        <w:rPr>
+          <w:rFonts w:ascii="Times New Roman" w:hAnsi="Times New Roman"/>
+          <w:sz w:val="28"/>
+          <w:szCs w:val="28"/>
+        </w:rPr>
+        <w:t xml:space="preserve">– docker-compose из 8 контейнеров, тома для данных, контейнер api-tests (7 тестов);</w:t>
+      </w:r>
+    </w:p>
+    <w:p>
+      <w:pPr>
+        <w:spacing w:line="360" w:lineRule="auto"/>
+        <w:ind w:left="1009" w:hanging="300"/>
+        <w:jc w:val="both"/>
+      </w:pPr>
+      <w:r>
+        <w:rPr>
+          <w:rFonts w:ascii="Times New Roman" w:hAnsi="Times New Roman"/>
+          <w:sz w:val="28"/>
+          <w:szCs w:val="28"/>
+        </w:rPr>
+        <w:t xml:space="preserve">– GitHub Actions lab20-ci.yml: линтер, тесты, сборка образов.</w:t>
+      </w:r>
+    </w:p>
+    <w:p>
+      <w:pPr>
+        <w:keepNext/>
+        <w:spacing w:before="120" w:line="360" w:lineRule="auto"/>
+        <w:ind w:firstLine="709"/>
+        <w:jc w:val="both"/>
+      </w:pPr>
+      <w:r>
+        <w:rPr>
+          <w:rFonts w:ascii="Times New Roman" w:hAnsi="Times New Roman"/>
+          <w:b/>
+          <w:sz w:val="28"/>
+          <w:szCs w:val="28"/>
+        </w:rPr>
+        <w:t xml:space="preserve">3. Исходный код</w:t>
+      </w:r>
+    </w:p>
+    <w:p>
+      <w:pPr>
+        <w:spacing w:line="360" w:lineRule="auto"/>
+        <w:ind w:firstLine="709"/>
+        <w:jc w:val="left"/>
+      </w:pPr>
+      <w:r>
+        <w:rPr>
+          <w:rFonts w:ascii="Times New Roman" w:hAnsi="Times New Roman"/>
+          <w:sz w:val="28"/>
+          <w:szCs w:val="28"/>
+        </w:rPr>
+        <w:t xml:space="preserve">Код программы: </w:t>
+      </w:r>
+      <w:hyperlink r:id="rId148" w:history="1">
+        <w:r>
+          <w:rPr>
+            <w:rFonts w:ascii="Times New Roman" w:hAnsi="Times New Roman"/>
+            <w:color w:val="0563C1"/>
+            <w:u w:val="single"/>
+          </w:rPr>
+          <w:t>https://github.com/chelchelikov/PYTHON/tree/claude/python-lab-work-variant-5-wkie26/lab20_Burund</w:t>
+        </w:r>
+      </w:hyperlink>
+    </w:p>
+    <w:p>
+      <w:pPr>
+        <w:keepNext/>
+        <w:spacing w:before="120" w:line="360" w:lineRule="auto"/>
+        <w:ind w:firstLine="709"/>
+        <w:jc w:val="both"/>
+      </w:pPr>
+      <w:r>
+        <w:rPr>
+          <w:rFonts w:ascii="Times New Roman" w:hAnsi="Times New Roman"/>
+          <w:b/>
+          <w:sz w:val="28"/>
+          <w:szCs w:val="28"/>
+        </w:rPr>
+        <w:t xml:space="preserve">4. Результаты работы программы</w:t>
+      </w:r>
+    </w:p>
+    <w:p>
+      <w:pPr>
+        <w:keepNext/>
+        <w:spacing w:before="120" w:line="360" w:lineRule="auto"/>
+      </w:pPr>
+      <w:r>
+        <w:rPr>
+          <w:noProof/>
+          <w:lang w:eastAsia="ru-RU"/>
+        </w:rPr>
+        <w:drawing>
+          <wp:inline distT="0" distB="0" distL="0" distR="0">
+            <wp:extent cx="5940000" cy="2851773"/>
+            <wp:effectExtent l="0" t="0" r="0" b="0"/>
+            <wp:docPr id="132" name="Рисунок 132"/>
+            <wp:cNvGraphicFramePr>
+              <a:graphicFrameLocks xmlns:a="http://schemas.openxmlformats.org/drawingml/2006/main" noChangeAspect="1"/>
+            </wp:cNvGraphicFramePr>
+            <a:graphic xmlns:a="http://schemas.openxmlformats.org/drawingml/2006/main">
+              <a:graphicData uri="http://schemas.openxmlformats.org/drawingml/2006/picture">
+                <pic:pic xmlns:pic="http://schemas.openxmlformats.org/drawingml/2006/picture">
+                  <pic:nvPicPr>
+                    <pic:cNvPr id="132" name="image39.png"/>
+                    <pic:cNvPicPr/>
+                  </pic:nvPicPr>
+                  <pic:blipFill>
+                    <a:blip r:embed="rId149"/>
+                    <a:stretch>
+                      <a:fillRect/>
+                    </a:stretch>
+                  </pic:blipFill>
+                  <pic:spPr>
+                    <a:xfrm>
+                      <a:off x="0" y="0"/>
+                      <a:ext cx="5940000" cy="2851773"/>
+                    </a:xfrm>
+                    <a:prstGeom prst="rect">
+                      <a:avLst/>
+                    </a:prstGeom>
+                  </pic:spPr>
+                </pic:pic>
+              </a:graphicData>
+            </a:graphic>
+          </wp:inline>
+        </w:drawing>
+      </w:r>
+    </w:p>
+    <w:p>
+      <w:pPr>
+        <w:spacing w:after="120" w:line="360" w:lineRule="auto"/>
+      </w:pPr>
+      <w:r>
+        <w:rPr>
+          <w:rFonts w:ascii="Times New Roman" w:hAnsi="Times New Roman"/>
+          <w:sz w:val="24"/>
+          <w:szCs w:val="24"/>
+        </w:rPr>
+        <w:t xml:space="preserve">Рисунок 20.1 – Запущенные контейнеры и размеры образов</w:t>
+      </w:r>
+    </w:p>
+    <w:p>
+      <w:pPr>
+        <w:keepNext/>
+        <w:spacing w:before="120" w:line="360" w:lineRule="auto"/>
+      </w:pPr>
+      <w:r>
+        <w:rPr>
+          <w:noProof/>
+          <w:lang w:eastAsia="ru-RU"/>
+        </w:rPr>
+        <w:drawing>
+          <wp:inline distT="0" distB="0" distL="0" distR="0">
+            <wp:extent cx="5940000" cy="2990389"/>
+            <wp:effectExtent l="0" t="0" r="0" b="0"/>
+            <wp:docPr id="133" name="Рисунок 133"/>
+            <wp:cNvGraphicFramePr>
+              <a:graphicFrameLocks xmlns:a="http://schemas.openxmlformats.org/drawingml/2006/main" noChangeAspect="1"/>
+            </wp:cNvGraphicFramePr>
+            <a:graphic xmlns:a="http://schemas.openxmlformats.org/drawingml/2006/main">
+              <a:graphicData uri="http://schemas.openxmlformats.org/drawingml/2006/picture">
+                <pic:pic xmlns:pic="http://schemas.openxmlformats.org/drawingml/2006/picture">
+                  <pic:nvPicPr>
+                    <pic:cNvPr id="133" name="image40.png"/>
+                    <pic:cNvPicPr/>
+                  </pic:nvPicPr>
+                  <pic:blipFill>
+                    <a:blip r:embed="rId150"/>
+                    <a:stretch>
+                      <a:fillRect/>
+                    </a:stretch>
+                  </pic:blipFill>
+                  <pic:spPr>
+                    <a:xfrm>
+                      <a:off x="0" y="0"/>
+                      <a:ext cx="5940000" cy="2990389"/>
+                    </a:xfrm>
+                    <a:prstGeom prst="rect">
+                      <a:avLst/>
+                    </a:prstGeom>
+                  </pic:spPr>
+                </pic:pic>
+              </a:graphicData>
+            </a:graphic>
+          </wp:inline>
+        </w:drawing>
+      </w:r>
+    </w:p>
+    <w:p>
+      <w:pPr>
+        <w:spacing w:after="120" w:line="360" w:lineRule="auto"/>
+      </w:pPr>
+      <w:r>
+        <w:rPr>
+          <w:rFonts w:ascii="Times New Roman" w:hAnsi="Times New Roman"/>
+          <w:sz w:val="24"/>
+          <w:szCs w:val="24"/>
+        </w:rPr>
+        <w:t xml:space="preserve">Рисунок 20.2 – Тесты API в контейнере и сохранность данных</w:t>
+      </w:r>
+    </w:p>
+    <w:p>
+      <w:pPr>
+        <w:keepNext/>
+        <w:spacing w:before="120" w:line="360" w:lineRule="auto"/>
+        <w:ind w:firstLine="709"/>
+        <w:jc w:val="both"/>
+      </w:pPr>
+      <w:r>
+        <w:rPr>
+          <w:rFonts w:ascii="Times New Roman" w:hAnsi="Times New Roman"/>
+          <w:b/>
+          <w:sz w:val="28"/>
+          <w:szCs w:val="28"/>
+        </w:rPr>
+        <w:t xml:space="preserve">5. Вывод</w:t>
+      </w:r>
+    </w:p>
+    <w:p>
+      <w:pPr>
+        <w:spacing w:line="360" w:lineRule="auto"/>
+        <w:ind w:firstLine="709"/>
+        <w:jc w:val="both"/>
+      </w:pPr>
+      <w:r>
+        <w:rPr>
+          <w:rFonts w:ascii="Times New Roman" w:hAnsi="Times New Roman"/>
+          <w:sz w:val="28"/>
+          <w:szCs w:val="28"/>
+        </w:rPr>
+        <w:t xml:space="preserve">Контейнеры дают одинаковое окружение на любой машине, а CI автоматически проверяет каждое изменение.</w:t>
+      </w:r>
+    </w:p>
+    <w:p>
+      <w:pPr>
+        <w:pageBreakBefore/>
+        <w:spacing w:line="360" w:lineRule="auto"/>
+      </w:pPr>
+      <w:r>
+        <w:rPr>
+          <w:rFonts w:ascii="Times New Roman" w:hAnsi="Times New Roman"/>
+          <w:b/>
+          <w:sz w:val="28"/>
+          <w:szCs w:val="28"/>
+        </w:rPr>
+        <w:t xml:space="preserve">ЛАБОРАТОРНАЯ РАБОТА №21</w:t>
+      </w:r>
+    </w:p>
+    <w:p>
+      <w:pPr>
+        <w:spacing w:after="240" w:line="360" w:lineRule="auto"/>
+      </w:pPr>
+      <w:r>
+        <w:rPr>
+          <w:rFonts w:ascii="Times New Roman" w:hAnsi="Times New Roman"/>
+          <w:b/>
+          <w:sz w:val="28"/>
+          <w:szCs w:val="28"/>
+        </w:rPr>
+        <w:t xml:space="preserve">Тема: «Итоговый проект: разработка, тестирование и развёртывание прикладной Python-системы»</w:t>
+      </w:r>
+    </w:p>
+    <w:p>
+      <w:pPr>
+        <w:keepNext/>
+        <w:spacing w:before="120" w:line="360" w:lineRule="auto"/>
+        <w:ind w:firstLine="709"/>
+        <w:jc w:val="both"/>
+      </w:pPr>
+      <w:r>
+        <w:rPr>
+          <w:rFonts w:ascii="Times New Roman" w:hAnsi="Times New Roman"/>
+          <w:b/>
+          <w:sz w:val="28"/>
+          <w:szCs w:val="28"/>
+        </w:rPr>
+        <w:t xml:space="preserve">1. Цель работы</w:t>
+      </w:r>
+    </w:p>
+    <w:p>
+      <w:pPr>
+        <w:spacing w:line="360" w:lineRule="auto"/>
+        <w:ind w:firstLine="709"/>
+        <w:jc w:val="both"/>
+      </w:pPr>
+      <w:r>
+        <w:rPr>
+          <w:rFonts w:ascii="Times New Roman" w:hAnsi="Times New Roman"/>
+          <w:sz w:val="28"/>
+          <w:szCs w:val="28"/>
+        </w:rPr>
+        <w:t xml:space="preserve">Объединить знания курса: разработать, протестировать и развернуть законченную систему.</w:t>
+      </w:r>
+    </w:p>
+    <w:p>
+      <w:pPr>
+        <w:keepNext/>
+        <w:spacing w:before="120" w:line="360" w:lineRule="auto"/>
+        <w:ind w:firstLine="709"/>
+        <w:jc w:val="both"/>
+      </w:pPr>
+      <w:r>
+        <w:rPr>
+          <w:rFonts w:ascii="Times New Roman" w:hAnsi="Times New Roman"/>
+          <w:b/>
+          <w:sz w:val="28"/>
+          <w:szCs w:val="28"/>
+        </w:rPr>
+        <w:t xml:space="preserve">2. Индивидуальное задание (вариант 5)</w:t>
+      </w:r>
+    </w:p>
+    <w:p>
+      <w:pPr>
+        <w:spacing w:line="360" w:lineRule="auto"/>
+        <w:ind w:firstLine="709"/>
+        <w:jc w:val="both"/>
+      </w:pPr>
+      <w:r>
+        <w:rPr>
+          <w:rFonts w:ascii="Times New Roman" w:hAnsi="Times New Roman"/>
+          <w:sz w:val="28"/>
+          <w:szCs w:val="28"/>
+        </w:rPr>
+        <w:t xml:space="preserve">«Ресторан с доставкой». Меню, заказы и доставка, роли пользователя и администратора.</w:t>
+      </w:r>
+    </w:p>
+    <w:p>
+      <w:pPr>
+        <w:keepNext/>
+        <w:spacing w:line="360" w:lineRule="auto"/>
+        <w:ind w:firstLine="709"/>
+        <w:jc w:val="both"/>
+      </w:pPr>
+      <w:r>
+        <w:rPr>
+          <w:rFonts w:ascii="Times New Roman" w:hAnsi="Times New Roman"/>
+          <w:sz w:val="28"/>
+          <w:szCs w:val="28"/>
+        </w:rPr>
+        <w:t xml:space="preserve">Реализовано:</w:t>
+      </w:r>
+    </w:p>
+    <w:p>
+      <w:pPr>
+        <w:spacing w:line="360" w:lineRule="auto"/>
+        <w:ind w:left="1009" w:hanging="300"/>
+        <w:jc w:val="both"/>
+      </w:pPr>
+      <w:r>
+        <w:rPr>
+          <w:rFonts w:ascii="Times New Roman" w:hAnsi="Times New Roman"/>
+          <w:sz w:val="28"/>
+          <w:szCs w:val="28"/>
+        </w:rPr>
+        <w:t xml:space="preserve">– FastAPI, PostgreSQL, авторизация по JWT с ролями USER и ADMIN;</w:t>
+      </w:r>
+    </w:p>
+    <w:p>
+      <w:pPr>
+        <w:spacing w:line="360" w:lineRule="auto"/>
+        <w:ind w:left="1009" w:hanging="300"/>
+        <w:jc w:val="both"/>
+      </w:pPr>
+      <w:r>
+        <w:rPr>
+          <w:rFonts w:ascii="Times New Roman" w:hAnsi="Times New Roman"/>
+          <w:sz w:val="28"/>
+          <w:szCs w:val="28"/>
+        </w:rPr>
+        <w:t xml:space="preserve">– кэш меню в Redis, паттерн Outbox и worker на RabbitMQ для назначения курьера;</w:t>
+      </w:r>
+    </w:p>
+    <w:p>
+      <w:pPr>
+        <w:spacing w:line="360" w:lineRule="auto"/>
+        <w:ind w:left="1009" w:hanging="300"/>
+        <w:jc w:val="both"/>
+      </w:pPr>
+      <w:r>
+        <w:rPr>
+          <w:rFonts w:ascii="Times New Roman" w:hAnsi="Times New Roman"/>
+          <w:sz w:val="28"/>
+          <w:szCs w:val="28"/>
+        </w:rPr>
+        <w:t xml:space="preserve">– 39 тестов, покрытие 95%, Docker Compose и GitHub Actions lab21-ci.yml.</w:t>
+      </w:r>
+    </w:p>
+    <w:p>
+      <w:pPr>
+        <w:keepNext/>
+        <w:spacing w:before="120" w:line="360" w:lineRule="auto"/>
+        <w:ind w:firstLine="709"/>
+        <w:jc w:val="both"/>
+      </w:pPr>
+      <w:r>
+        <w:rPr>
+          <w:rFonts w:ascii="Times New Roman" w:hAnsi="Times New Roman"/>
+          <w:b/>
+          <w:sz w:val="28"/>
+          <w:szCs w:val="28"/>
+        </w:rPr>
+        <w:t xml:space="preserve">3. Исходный код</w:t>
+      </w:r>
+    </w:p>
+    <w:p>
+      <w:pPr>
+        <w:spacing w:line="360" w:lineRule="auto"/>
+        <w:ind w:firstLine="709"/>
+        <w:jc w:val="left"/>
+      </w:pPr>
+      <w:r>
+        <w:rPr>
+          <w:rFonts w:ascii="Times New Roman" w:hAnsi="Times New Roman"/>
+          <w:sz w:val="28"/>
+          <w:szCs w:val="28"/>
+        </w:rPr>
+        <w:t xml:space="preserve">Код программы: </w:t>
+      </w:r>
+      <w:hyperlink r:id="rId151" w:history="1">
+        <w:r>
+          <w:rPr>
+            <w:rFonts w:ascii="Times New Roman" w:hAnsi="Times New Roman"/>
+            <w:color w:val="0563C1"/>
+            <w:u w:val="single"/>
+          </w:rPr>
+          <w:t>https://github.com/chelchelikov/PYTHON/tree/claude/python-lab-work-variant-5-wkie26/lab21_Burund</w:t>
+        </w:r>
+      </w:hyperlink>
+    </w:p>
+    <w:p>
+      <w:pPr>
+        <w:keepNext/>
+        <w:spacing w:before="120" w:line="360" w:lineRule="auto"/>
+        <w:ind w:firstLine="709"/>
+        <w:jc w:val="both"/>
+      </w:pPr>
+      <w:r>
+        <w:rPr>
+          <w:rFonts w:ascii="Times New Roman" w:hAnsi="Times New Roman"/>
+          <w:b/>
+          <w:sz w:val="28"/>
+          <w:szCs w:val="28"/>
+        </w:rPr>
+        <w:t xml:space="preserve">4. Результаты работы программы</w:t>
+      </w:r>
+    </w:p>
+    <w:p>
+      <w:pPr>
+        <w:keepNext/>
+        <w:spacing w:before="120" w:line="360" w:lineRule="auto"/>
+      </w:pPr>
+      <w:r>
+        <w:rPr>
+          <w:noProof/>
+          <w:lang w:eastAsia="ru-RU"/>
+        </w:rPr>
+        <w:drawing>
+          <wp:inline distT="0" distB="0" distL="0" distR="0">
+            <wp:extent cx="5940000" cy="5165217"/>
+            <wp:effectExtent l="0" t="0" r="0" b="0"/>
+            <wp:docPr id="134" name="Рисунок 134"/>
+            <wp:cNvGraphicFramePr>
+              <a:graphicFrameLocks xmlns:a="http://schemas.openxmlformats.org/drawingml/2006/main" noChangeAspect="1"/>
+            </wp:cNvGraphicFramePr>
+            <a:graphic xmlns:a="http://schemas.openxmlformats.org/drawingml/2006/main">
+              <a:graphicData uri="http://schemas.openxmlformats.org/drawingml/2006/picture">
+                <pic:pic xmlns:pic="http://schemas.openxmlformats.org/drawingml/2006/picture">
+                  <pic:nvPicPr>
+                    <pic:cNvPr id="134" name="image41.png"/>
+                    <pic:cNvPicPr/>
+                  </pic:nvPicPr>
+                  <pic:blipFill>
+                    <a:blip r:embed="rId152"/>
+                    <a:stretch>
+                      <a:fillRect/>
+                    </a:stretch>
+                  </pic:blipFill>
+                  <pic:spPr>
+                    <a:xfrm>
+                      <a:off x="0" y="0"/>
+                      <a:ext cx="5940000" cy="5165217"/>
+                    </a:xfrm>
+                    <a:prstGeom prst="rect">
+                      <a:avLst/>
+                    </a:prstGeom>
+                  </pic:spPr>
+                </pic:pic>
+              </a:graphicData>
+            </a:graphic>
+          </wp:inline>
+        </w:drawing>
+      </w:r>
+    </w:p>
+    <w:p>
+      <w:pPr>
+        <w:spacing w:after="120" w:line="360" w:lineRule="auto"/>
+      </w:pPr>
+      <w:r>
+        <w:rPr>
+          <w:rFonts w:ascii="Times New Roman" w:hAnsi="Times New Roman"/>
+          <w:sz w:val="24"/>
+          <w:szCs w:val="24"/>
+        </w:rPr>
+        <w:t xml:space="preserve">Рисунок 21.1 – Документация API в Swagger UI</w:t>
+      </w:r>
+    </w:p>
+    <w:p>
+      <w:pPr>
+        <w:keepNext/>
+        <w:spacing w:before="120" w:line="360" w:lineRule="auto"/>
+      </w:pPr>
+      <w:r>
+        <w:rPr>
+          <w:noProof/>
+          <w:lang w:eastAsia="ru-RU"/>
+        </w:rPr>
+        <w:drawing>
+          <wp:inline distT="0" distB="0" distL="0" distR="0">
+            <wp:extent cx="5940000" cy="4796399"/>
+            <wp:effectExtent l="0" t="0" r="0" b="0"/>
+            <wp:docPr id="135" name="Рисунок 135"/>
+            <wp:cNvGraphicFramePr>
+              <a:graphicFrameLocks xmlns:a="http://schemas.openxmlformats.org/drawingml/2006/main" noChangeAspect="1"/>
+            </wp:cNvGraphicFramePr>
+            <a:graphic xmlns:a="http://schemas.openxmlformats.org/drawingml/2006/main">
+              <a:graphicData uri="http://schemas.openxmlformats.org/drawingml/2006/picture">
+                <pic:pic xmlns:pic="http://schemas.openxmlformats.org/drawingml/2006/picture">
+                  <pic:nvPicPr>
+                    <pic:cNvPr id="135" name="image42.png"/>
+                    <pic:cNvPicPr/>
+                  </pic:nvPicPr>
+                  <pic:blipFill>
+                    <a:blip r:embed="rId153"/>
+                    <a:stretch>
+                      <a:fillRect/>
+                    </a:stretch>
+                  </pic:blipFill>
+                  <pic:spPr>
+                    <a:xfrm>
+                      <a:off x="0" y="0"/>
+                      <a:ext cx="5940000" cy="4796399"/>
+                    </a:xfrm>
+                    <a:prstGeom prst="rect">
+                      <a:avLst/>
+                    </a:prstGeom>
+                  </pic:spPr>
+                </pic:pic>
+              </a:graphicData>
+            </a:graphic>
+          </wp:inline>
+        </w:drawing>
+      </w:r>
+    </w:p>
+    <w:p>
+      <w:pPr>
+        <w:spacing w:after="120" w:line="360" w:lineRule="auto"/>
+      </w:pPr>
+      <w:r>
+        <w:rPr>
+          <w:rFonts w:ascii="Times New Roman" w:hAnsi="Times New Roman"/>
+          <w:sz w:val="24"/>
+          <w:szCs w:val="24"/>
+        </w:rPr>
+        <w:t xml:space="preserve">Рисунок 21.2 – Работа системы и покрытие тестами</w:t>
+      </w:r>
+    </w:p>
+    <w:p>
+      <w:pPr>
+        <w:keepNext/>
+        <w:spacing w:before="120" w:line="360" w:lineRule="auto"/>
+        <w:ind w:firstLine="709"/>
+        <w:jc w:val="both"/>
+      </w:pPr>
+      <w:r>
+        <w:rPr>
+          <w:rFonts w:ascii="Times New Roman" w:hAnsi="Times New Roman"/>
+          <w:b/>
+          <w:sz w:val="28"/>
+          <w:szCs w:val="28"/>
+        </w:rPr>
+        <w:t xml:space="preserve">5. Вывод</w:t>
+      </w:r>
+    </w:p>
+    <w:p>
+      <w:pPr>
+        <w:spacing w:line="360" w:lineRule="auto"/>
+        <w:ind w:firstLine="709"/>
+        <w:jc w:val="both"/>
+      </w:pPr>
+      <w:r>
+        <w:rPr>
+          <w:rFonts w:ascii="Times New Roman" w:hAnsi="Times New Roman"/>
+          <w:sz w:val="28"/>
+          <w:szCs w:val="28"/>
+        </w:rPr>
+        <w:t xml:space="preserve">Итоговый проект объединил веб-API, базы данных, кэш, очередь сообщений, тестирование и контейнеризацию.</w:t>
       </w:r>
     </w:p>
     <w:sectPr>
